--- a/a7/packages/A7 Unit 3 - Exponents and Scientific Notation/Teacher Editions/A7 3.05  Teacher Edition.docx
+++ b/a7/packages/A7 Unit 3 - Exponents and Scientific Notation/Teacher Editions/A7 3.05  Teacher Edition.docx
@@ -149,105 +149,7 @@
           <w:color w:val="1A1A1A"/>
           <w:sz w:val="30"/>
         </w:rPr>
-        <w:t>Read This First</w:t>
-      </w:r>
-    </w:p>
-    <w:p>
-      <w:pPr>
-        <w:spacing w:before="0" w:after="120"/>
-      </w:pPr>
-      <w:r>
-        <w:rPr>
-          <w:b w:val="0"/>
-          <w:i w:val="0"/>
-          <w:color w:val="1A1A1A"/>
-          <w:sz w:val="21"/>
-        </w:rPr>
-        <w:t>This lesson rebuilds Math Nation 3.5 (SE pp. 124–129). The book's guided instruction (the (2/5) pattern table) is Notes I; its Fernanda/Junior collaboration is Notes III; its equivalence table and matching activity are bank questions 5 and 10. Every value on the book's pages checks.</w:t>
-      </w:r>
-    </w:p>
-    <w:p>
-      <w:pPr>
-        <w:spacing w:before="0" w:after="120"/>
-      </w:pPr>
-      <w:r>
-        <w:rPr>
-          <w:b w:val="0"/>
-          <w:i w:val="0"/>
-          <w:color w:val="1A1A1A"/>
-          <w:sz w:val="21"/>
-        </w:rPr>
-        <w:t>The one item shape the book gets subtly wrong is whiteboard 5 here, where two options have the same VALUE (64/49) for different reasons. The book's own teacher note flags it; ours keeps the item because the discussion it starts is the point, and the teacher note says how to run it.</w:t>
-      </w:r>
-    </w:p>
-    <w:p>
-      <w:pPr>
-        <w:spacing w:before="0" w:after="120"/>
-      </w:pPr>
-      <w:r>
-        <w:rPr>
-          <w:b w:val="0"/>
-          <w:i w:val="0"/>
-          <w:color w:val="1A1A1A"/>
-          <w:sz w:val="21"/>
-        </w:rPr>
-        <w:t>The B1G-M misconception for this benchmark — taking the opposite instead of the reciprocal, (−2/3)</w:t>
-      </w:r>
-      <w:r>
-        <w:rPr>
-          <w:b w:val="0"/>
-          <w:i w:val="0"/>
-          <w:color w:val="1A1A1A"/>
-          <w:sz w:val="21"/>
-          <w:vertAlign w:val="superscript"/>
-        </w:rPr>
-        <w:t>-5</w:t>
-      </w:r>
-      <w:r>
-        <w:rPr>
-          <w:b w:val="0"/>
-          <w:i w:val="0"/>
-          <w:color w:val="1A1A1A"/>
-          <w:sz w:val="21"/>
-        </w:rPr>
-        <w:t xml:space="preserve"> as (2/3)</w:t>
-      </w:r>
-      <w:r>
-        <w:rPr>
-          <w:b w:val="0"/>
-          <w:i w:val="0"/>
-          <w:color w:val="1A1A1A"/>
-          <w:sz w:val="21"/>
-          <w:vertAlign w:val="superscript"/>
-        </w:rPr>
-        <w:t>5</w:t>
-      </w:r>
-      <w:r>
-        <w:rPr>
-          <w:b w:val="0"/>
-          <w:i w:val="0"/>
-          <w:color w:val="1A1A1A"/>
-          <w:sz w:val="21"/>
-        </w:rPr>
-        <w:t xml:space="preserve"> — is warm-up 4, Notes II, whiteboard 2, 5 and 9, and bank question 11.</w:t>
-      </w:r>
-    </w:p>
-    <w:p>
-      <w:pPr>
-        <w:keepNext/>
-        <w:spacing w:before="280" w:after="120"/>
-        <w:pBdr>
-          <w:bottom w:val="single" w:sz="8" w:space="2" w:color="1A1A1A"/>
-        </w:pBdr>
-      </w:pPr>
-      <w:r>
-        <w:rPr>
-          <w:b/>
-          <w:i w:val="0"/>
-          <w:color w:val="1A1A1A"/>
-          <w:sz w:val="30"/>
-        </w:rPr>
-        <w:t>Standard and Targets</w:t>
+        <w:t>The Period</w:t>
       </w:r>
     </w:p>
     <w:p>
@@ -284,7 +186,7 @@
           <w:color w:val="1A1A1A"/>
           <w:sz w:val="21"/>
         </w:rPr>
-        <w:t xml:space="preserve">Clarification  </w:t>
+        <w:t xml:space="preserve">Must  </w:t>
       </w:r>
       <w:r>
         <w:rPr>
@@ -293,7 +195,7 @@
           <w:color w:val="1A1A1A"/>
           <w:sz w:val="21"/>
         </w:rPr>
-        <w:t>Rational-number bases with integer exponents; fractions and decimals both appear, and a decimal base is converted to a fraction before it is flipped.</w:t>
+        <w:t>Rational-number bases with integer exponents: rewrite with positive exponents, and apply several laws to generate an equivalent expression.</w:t>
       </w:r>
     </w:p>
     <w:p>
@@ -307,7 +209,7 @@
           <w:color w:val="1A1A1A"/>
           <w:sz w:val="21"/>
         </w:rPr>
-        <w:t xml:space="preserve">Boundary  </w:t>
+        <w:t xml:space="preserve">Must not  </w:t>
       </w:r>
       <w:r>
         <w:rPr>
@@ -316,45 +218,7 @@
           <w:color w:val="1A1A1A"/>
           <w:sz w:val="21"/>
         </w:rPr>
-        <w:t>A whole-number base is a fraction over 1, so 4</w:t>
-      </w:r>
-      <w:r>
-        <w:rPr>
-          <w:b w:val="0"/>
-          <w:i w:val="0"/>
-          <w:color w:val="1A1A1A"/>
-          <w:sz w:val="21"/>
-          <w:vertAlign w:val="superscript"/>
-        </w:rPr>
-        <w:t>-3</w:t>
-      </w:r>
-      <w:r>
-        <w:rPr>
-          <w:b w:val="0"/>
-          <w:i w:val="0"/>
-          <w:color w:val="1A1A1A"/>
-          <w:sz w:val="21"/>
-        </w:rPr>
-        <w:t xml:space="preserve"> = (1/4)</w:t>
-      </w:r>
-      <w:r>
-        <w:rPr>
-          <w:b w:val="0"/>
-          <w:i w:val="0"/>
-          <w:color w:val="1A1A1A"/>
-          <w:sz w:val="21"/>
-          <w:vertAlign w:val="superscript"/>
-        </w:rPr>
-        <w:t>3</w:t>
-      </w:r>
-      <w:r>
-        <w:rPr>
-          <w:b w:val="0"/>
-          <w:i w:val="0"/>
-          <w:color w:val="1A1A1A"/>
-          <w:sz w:val="21"/>
-        </w:rPr>
-        <w:t xml:space="preserve"> — said on Notes II so that 3.04 and 3.05 are one rule, not two.</w:t>
+        <w:t>No fractional exponents. Bases are nonzero, and the exponent's sign never moves the base's sign.</w:t>
       </w:r>
     </w:p>
     <w:p>
@@ -368,7 +232,7 @@
           <w:color w:val="1A1A1A"/>
           <w:sz w:val="21"/>
         </w:rPr>
-        <w:t xml:space="preserve">Learning target  </w:t>
+        <w:t xml:space="preserve">Target  </w:t>
       </w:r>
       <w:r>
         <w:rPr>
@@ -391,7 +255,16 @@
           <w:color w:val="1A1A1A"/>
           <w:sz w:val="21"/>
         </w:rPr>
-        <w:t xml:space="preserve">Essential question  </w:t>
+        <w:t xml:space="preserve">MTR  </w:t>
+      </w:r>
+      <w:r>
+        <w:rPr>
+          <w:b/>
+          <w:i w:val="0"/>
+          <w:color w:val="1A1A1A"/>
+          <w:sz w:val="21"/>
+        </w:rPr>
+        <w:t>MTR.5.1</w:t>
       </w:r>
       <w:r>
         <w:rPr>
@@ -400,13 +273,8 @@
           <w:color w:val="1A1A1A"/>
           <w:sz w:val="21"/>
         </w:rPr>
-        <w:t>How do you rewrite a rational base with a negative exponent as an equivalent expression with a positive exponent?</w:t>
+        <w:t xml:space="preserve"> — Notes I   ·   </w:t>
       </w:r>
-    </w:p>
-    <w:p>
-      <w:pPr>
-        <w:spacing w:before="0" w:after="100"/>
-      </w:pPr>
       <w:r>
         <w:rPr>
           <w:b/>
@@ -414,7 +282,7 @@
           <w:color w:val="1A1A1A"/>
           <w:sz w:val="21"/>
         </w:rPr>
-        <w:t xml:space="preserve">Building on  </w:t>
+        <w:t>MTR.4.1</w:t>
       </w:r>
       <w:r>
         <w:rPr>
@@ -423,13 +291,8 @@
           <w:color w:val="1A1A1A"/>
           <w:sz w:val="21"/>
         </w:rPr>
-        <w:t>3.04 — the negative exponent law; 3.02 — power of a quotient; Grade 6 — reciprocals of fractions.</w:t>
+        <w:t xml:space="preserve"> — Board 5   ·   </w:t>
       </w:r>
-    </w:p>
-    <w:p>
-      <w:pPr>
-        <w:spacing w:before="0" w:after="100"/>
-      </w:pPr>
       <w:r>
         <w:rPr>
           <w:b/>
@@ -437,7 +300,7 @@
           <w:color w:val="1A1A1A"/>
           <w:sz w:val="21"/>
         </w:rPr>
-        <w:t xml:space="preserve">Working toward  </w:t>
+        <w:t>MTR.6.1</w:t>
       </w:r>
       <w:r>
         <w:rPr>
@@ -446,98 +309,7 @@
           <w:color w:val="1A1A1A"/>
           <w:sz w:val="21"/>
         </w:rPr>
-        <w:t>3.06–3.07 — evaluating and testing equivalence with everything at once; Thread A — the same laws with variable bases.</w:t>
-      </w:r>
-    </w:p>
-    <w:p>
-      <w:pPr>
-        <w:spacing w:before="0" w:after="100"/>
-      </w:pPr>
-      <w:r>
-        <w:rPr>
-          <w:b/>
-          <w:i w:val="0"/>
-          <w:color w:val="1A1A1A"/>
-          <w:sz w:val="21"/>
-        </w:rPr>
-        <w:t xml:space="preserve">Where this sits in the course  </w:t>
-      </w:r>
-      <w:r>
-        <w:rPr>
-          <w:b w:val="0"/>
-          <w:i w:val="0"/>
-          <w:color w:val="1A1A1A"/>
-          <w:sz w:val="21"/>
-        </w:rPr>
-        <w:t>Second MA.8.NSO.1.3 lesson. 3.06+07 uses everything from 3.01–3.05 in one expression.</w:t>
-      </w:r>
-    </w:p>
-    <w:p>
-      <w:pPr>
-        <w:keepNext/>
-        <w:spacing w:before="280" w:after="120"/>
-        <w:pBdr>
-          <w:bottom w:val="single" w:sz="8" w:space="2" w:color="1A1A1A"/>
-        </w:pBdr>
-      </w:pPr>
-      <w:r>
-        <w:rPr>
-          <w:b/>
-          <w:i w:val="0"/>
-          <w:color w:val="1A1A1A"/>
-          <w:sz w:val="30"/>
-        </w:rPr>
-        <w:t>Lesson at a Glance</w:t>
-      </w:r>
-    </w:p>
-    <w:p>
-      <w:pPr>
-        <w:spacing w:before="0" w:after="120"/>
-      </w:pPr>
-      <w:r>
-        <w:rPr>
-          <w:b w:val="0"/>
-          <w:i w:val="0"/>
-          <w:color w:val="1A1A1A"/>
-          <w:sz w:val="21"/>
-        </w:rPr>
-        <w:t xml:space="preserve">Windy Hill periods run </w:t>
-      </w:r>
-      <w:r>
-        <w:rPr>
-          <w:b/>
-          <w:i w:val="0"/>
-          <w:color w:val="1A1A1A"/>
-          <w:sz w:val="21"/>
-        </w:rPr>
-        <w:t>53 minutes</w:t>
-      </w:r>
-      <w:r>
-        <w:rPr>
-          <w:b w:val="0"/>
-          <w:i w:val="0"/>
-          <w:color w:val="1A1A1A"/>
-          <w:sz w:val="21"/>
-        </w:rPr>
-        <w:t xml:space="preserve">. The whiteboard round takes the remainder after the taught blocks — </w:t>
-      </w:r>
-      <w:r>
-        <w:rPr>
-          <w:b/>
-          <w:i w:val="0"/>
-          <w:color w:val="1A1A1A"/>
-          <w:sz w:val="21"/>
-        </w:rPr>
-        <w:t>19 minutes</w:t>
-      </w:r>
-      <w:r>
-        <w:rPr>
-          <w:b w:val="0"/>
-          <w:i w:val="0"/>
-          <w:color w:val="1A1A1A"/>
-          <w:sz w:val="21"/>
-        </w:rPr>
-        <w:t xml:space="preserve"> in this lesson — and IXL takes the last 5. Slide numbers below are read from the deck when this edition is built.</w:t>
+        <w:t xml:space="preserve"> — Board 3</w:t>
       </w:r>
     </w:p>
     <w:tbl>
@@ -1436,7 +1208,105 @@
                 <w:color w:val="1A1A1A"/>
                 <w:sz w:val="20"/>
               </w:rPr>
-              <w:t>19 min</w:t>
+              <w:t>13 min</w:t>
+            </w:r>
+          </w:p>
+        </w:tc>
+      </w:tr>
+      <w:tr>
+        <w:trPr>
+          <w:cantSplit/>
+        </w:trPr>
+        <w:tc>
+          <w:tcPr>
+            <w:tcW w:type="dxa" w:w="6660"/>
+            <w:tcMar>
+              <w:top w:w="60" w:type="dxa"/>
+              <w:left w:w="100" w:type="dxa"/>
+              <w:bottom w:w="60" w:type="dxa"/>
+              <w:right w:w="100" w:type="dxa"/>
+            </w:tcMar>
+            <w:tcBorders>
+              <w:top w:val="single" w:sz="6" w:color="1A1A1A"/>
+              <w:left w:val="single" w:sz="6" w:color="1A1A1A"/>
+              <w:bottom w:val="single" w:sz="6" w:color="1A1A1A"/>
+              <w:right w:val="single" w:sz="6" w:color="1A1A1A"/>
+            </w:tcBorders>
+          </w:tcPr>
+          <w:p>
+            <w:pPr>
+              <w:spacing w:after="0"/>
+            </w:pPr>
+            <w:r>
+              <w:rPr>
+                <w:b w:val="0"/>
+                <w:i w:val="0"/>
+                <w:color w:val="1A1A1A"/>
+                <w:sz w:val="20"/>
+              </w:rPr>
+              <w:t>Independent Set</w:t>
+            </w:r>
+          </w:p>
+        </w:tc>
+        <w:tc>
+          <w:tcPr>
+            <w:tcW w:type="dxa" w:w="1200"/>
+            <w:tcMar>
+              <w:top w:w="60" w:type="dxa"/>
+              <w:left w:w="100" w:type="dxa"/>
+              <w:bottom w:w="60" w:type="dxa"/>
+              <w:right w:w="100" w:type="dxa"/>
+            </w:tcMar>
+            <w:tcBorders>
+              <w:top w:val="single" w:sz="6" w:color="1A1A1A"/>
+              <w:left w:val="single" w:sz="6" w:color="1A1A1A"/>
+              <w:bottom w:val="single" w:sz="6" w:color="1A1A1A"/>
+              <w:right w:val="single" w:sz="6" w:color="1A1A1A"/>
+            </w:tcBorders>
+          </w:tcPr>
+          <w:p>
+            <w:pPr>
+              <w:spacing w:after="0"/>
+            </w:pPr>
+            <w:r>
+              <w:rPr>
+                <w:b w:val="0"/>
+                <w:i w:val="0"/>
+                <w:color w:val="1A1A1A"/>
+                <w:sz w:val="20"/>
+              </w:rPr>
+              <w:t>33</w:t>
+            </w:r>
+          </w:p>
+        </w:tc>
+        <w:tc>
+          <w:tcPr>
+            <w:tcW w:type="dxa" w:w="1500"/>
+            <w:tcMar>
+              <w:top w:w="60" w:type="dxa"/>
+              <w:left w:w="100" w:type="dxa"/>
+              <w:bottom w:w="60" w:type="dxa"/>
+              <w:right w:w="100" w:type="dxa"/>
+            </w:tcMar>
+            <w:tcBorders>
+              <w:top w:val="single" w:sz="6" w:color="1A1A1A"/>
+              <w:left w:val="single" w:sz="6" w:color="1A1A1A"/>
+              <w:bottom w:val="single" w:sz="6" w:color="1A1A1A"/>
+              <w:right w:val="single" w:sz="6" w:color="1A1A1A"/>
+            </w:tcBorders>
+          </w:tcPr>
+          <w:p>
+            <w:pPr>
+              <w:spacing w:after="0"/>
+            </w:pPr>
+            <w:r>
+              <w:rPr>
+                <w:b w:val="0"/>
+                <w:i w:val="0"/>
+                <w:color w:val="1A1A1A"/>
+                <w:sz w:val="20"/>
+              </w:rPr>
+              <w:t>6 min</w:t>
             </w:r>
           </w:p>
         </w:tc>
@@ -1503,7 +1373,7 @@
                 <w:color w:val="1A1A1A"/>
                 <w:sz w:val="20"/>
               </w:rPr>
-              <w:t>33</w:t>
+              <w:t>34</w:t>
             </w:r>
           </w:p>
         </w:tc>
@@ -1641,312 +1511,22 @@
     </w:p>
     <w:p>
       <w:pPr>
-        <w:spacing w:before="0" w:after="100"/>
+        <w:keepNext/>
+        <w:spacing w:before="200" w:after="60"/>
       </w:pPr>
       <w:r>
         <w:rPr>
           <w:b/>
           <w:i w:val="0"/>
           <w:color w:val="1A1A1A"/>
-          <w:sz w:val="21"/>
+          <w:sz w:val="23"/>
         </w:rPr>
-        <w:t xml:space="preserve">Materials  </w:t>
-      </w:r>
-      <w:r>
-        <w:rPr>
-          <w:b w:val="0"/>
-          <w:i w:val="0"/>
-          <w:color w:val="1A1A1A"/>
-          <w:sz w:val="21"/>
-        </w:rPr>
-        <w:t>Whiteboards and markers. Calculators are allowed on everything; (−7/8)^(−2) on a calculator returns 1.306..., which is 64/49 — worth converting once so students trust both forms.</w:t>
+        <w:t>Say these three things out loud today</w:t>
       </w:r>
     </w:p>
     <w:p>
       <w:pPr>
-        <w:spacing w:before="0" w:after="100"/>
-      </w:pPr>
-      <w:r>
-        <w:rPr>
-          <w:b/>
-          <w:i w:val="0"/>
-          <w:color w:val="1A1A1A"/>
-          <w:sz w:val="21"/>
-        </w:rPr>
-        <w:t xml:space="preserve">Where the lesson lives  </w:t>
-      </w:r>
-      <w:r>
-        <w:rPr>
-          <w:b w:val="0"/>
-          <w:i w:val="0"/>
-          <w:color w:val="1A1A1A"/>
-          <w:sz w:val="21"/>
-        </w:rPr>
-        <w:t>Notes II — 'flip the numbers, not the sign'. Whiteboard 9 asks for it in writing. If the round shows B on question 5 for the value reason (64/49 either way), the class understands more than the board shows; ask for the −3 version.</w:t>
-      </w:r>
-    </w:p>
-    <w:p>
-      <w:pPr>
-        <w:spacing w:before="0" w:after="120"/>
-      </w:pPr>
-      <w:r>
-        <w:rPr>
-          <w:b/>
-          <w:i w:val="0"/>
-          <w:color w:val="1A1A1A"/>
-          <w:sz w:val="21"/>
-        </w:rPr>
-        <w:t>No partner or group work anywhere in this lesson.</w:t>
-      </w:r>
-      <w:r>
-        <w:rPr>
-          <w:b w:val="0"/>
-          <w:i w:val="0"/>
-          <w:color w:val="1A1A1A"/>
-          <w:sz w:val="21"/>
-        </w:rPr>
-        <w:t xml:space="preserve"> Every Math Nation exploration this lesson draws on was written for pairs; here the same tables are worked from the front and on individual boards.</w:t>
-      </w:r>
-    </w:p>
-    <w:p>
-      <w:pPr>
-        <w:keepNext/>
-        <w:spacing w:before="280" w:after="120"/>
-        <w:pBdr>
-          <w:bottom w:val="single" w:sz="8" w:space="2" w:color="1A1A1A"/>
-        </w:pBdr>
-      </w:pPr>
-      <w:r>
-        <w:rPr>
-          <w:b/>
-          <w:i w:val="0"/>
-          <w:color w:val="1A1A1A"/>
-          <w:sz w:val="30"/>
-        </w:rPr>
-        <w:t>Vocabulary</w:t>
-      </w:r>
-    </w:p>
-    <w:p>
-      <w:pPr>
-        <w:spacing w:before="0" w:after="80"/>
-        <w:ind w:left="360" w:hanging="360"/>
-      </w:pPr>
-      <w:r>
-        <w:rPr>
-          <w:b/>
-          <w:i w:val="0"/>
-          <w:color w:val="0B5394"/>
-          <w:sz w:val="21"/>
-        </w:rPr>
-        <w:t>reciprocal of a fraction</w:t>
-      </w:r>
-      <w:r>
-        <w:rPr>
-          <w:b w:val="0"/>
-          <w:i w:val="0"/>
-          <w:color w:val="1A1A1A"/>
-          <w:sz w:val="21"/>
-        </w:rPr>
-        <w:t xml:space="preserve">  —  </w:t>
-      </w:r>
-      <w:r>
-        <w:rPr>
-          <w:b w:val="0"/>
-          <w:i w:val="0"/>
-          <w:color w:val="1A1A1A"/>
-          <w:sz w:val="21"/>
-        </w:rPr>
-        <w:t xml:space="preserve">swap numerator and denominator: the reciprocal of </w:t>
-      </w:r>
-      <w:r>
-        <w:drawing>
-          <wp:inline xmlns:a="http://schemas.openxmlformats.org/drawingml/2006/main" xmlns:pic="http://schemas.openxmlformats.org/drawingml/2006/picture">
-            <wp:extent cx="60960" cy="219456"/>
-            <wp:docPr id="1" name="Picture 1"/>
-            <wp:cNvGraphicFramePr>
-              <a:graphicFrameLocks noChangeAspect="1"/>
-            </wp:cNvGraphicFramePr>
-            <a:graphic>
-              <a:graphicData uri="http://schemas.openxmlformats.org/drawingml/2006/picture">
-                <pic:pic>
-                  <pic:nvPicPr>
-                    <pic:cNvPr id="0" name="11636bba81fe7c9f.png"/>
-                    <pic:cNvPicPr/>
-                  </pic:nvPicPr>
-                  <pic:blipFill>
-                    <a:blip r:embed="rId9"/>
-                    <a:stretch>
-                      <a:fillRect/>
-                    </a:stretch>
-                  </pic:blipFill>
-                  <pic:spPr>
-                    <a:xfrm>
-                      <a:off x="0" y="0"/>
-                      <a:ext cx="60960" cy="219456"/>
-                    </a:xfrm>
-                    <a:prstGeom prst="rect"/>
-                  </pic:spPr>
-                </pic:pic>
-              </a:graphicData>
-            </a:graphic>
-          </wp:inline>
-        </w:drawing>
-      </w:r>
-      <w:r>
-        <w:rPr>
-          <w:b w:val="0"/>
-          <w:i w:val="0"/>
-          <w:color w:val="1A1A1A"/>
-          <w:sz w:val="21"/>
-        </w:rPr>
-        <w:t xml:space="preserve"> is </w:t>
-      </w:r>
-      <w:r>
-        <w:drawing>
-          <wp:inline xmlns:a="http://schemas.openxmlformats.org/drawingml/2006/main" xmlns:pic="http://schemas.openxmlformats.org/drawingml/2006/picture">
-            <wp:extent cx="60960" cy="213360"/>
-            <wp:docPr id="2" name="Picture 2"/>
-            <wp:cNvGraphicFramePr>
-              <a:graphicFrameLocks noChangeAspect="1"/>
-            </wp:cNvGraphicFramePr>
-            <a:graphic>
-              <a:graphicData uri="http://schemas.openxmlformats.org/drawingml/2006/picture">
-                <pic:pic>
-                  <pic:nvPicPr>
-                    <pic:cNvPr id="0" name="ffa87e395f70aefb.png"/>
-                    <pic:cNvPicPr/>
-                  </pic:nvPicPr>
-                  <pic:blipFill>
-                    <a:blip r:embed="rId10"/>
-                    <a:stretch>
-                      <a:fillRect/>
-                    </a:stretch>
-                  </pic:blipFill>
-                  <pic:spPr>
-                    <a:xfrm>
-                      <a:off x="0" y="0"/>
-                      <a:ext cx="60960" cy="213360"/>
-                    </a:xfrm>
-                    <a:prstGeom prst="rect"/>
-                  </pic:spPr>
-                </pic:pic>
-              </a:graphicData>
-            </a:graphic>
-          </wp:inline>
-        </w:drawing>
-      </w:r>
-      <w:r>
-        <w:rPr>
-          <w:b w:val="0"/>
-          <w:i w:val="0"/>
-          <w:color w:val="1A1A1A"/>
-          <w:sz w:val="21"/>
-        </w:rPr>
-        <w:t>; the sign stays where it was</w:t>
-      </w:r>
-    </w:p>
-    <w:p>
-      <w:pPr>
-        <w:spacing w:before="0" w:after="80"/>
-        <w:ind w:left="360" w:hanging="360"/>
-      </w:pPr>
-      <w:r>
-        <w:rPr>
-          <w:b/>
-          <w:i w:val="0"/>
-          <w:color w:val="0B5394"/>
-          <w:sz w:val="21"/>
-        </w:rPr>
-        <w:t>rational base with a negative exponent</w:t>
-      </w:r>
-      <w:r>
-        <w:rPr>
-          <w:b w:val="0"/>
-          <w:i w:val="0"/>
-          <w:color w:val="1A1A1A"/>
-          <w:sz w:val="21"/>
-        </w:rPr>
-        <w:t xml:space="preserve">  —  </w:t>
-      </w:r>
-      <w:r>
-        <w:drawing>
-          <wp:inline xmlns:a="http://schemas.openxmlformats.org/drawingml/2006/main" xmlns:pic="http://schemas.openxmlformats.org/drawingml/2006/picture">
-            <wp:extent cx="786384" cy="219456"/>
-            <wp:docPr id="3" name="Picture 3"/>
-            <wp:cNvGraphicFramePr>
-              <a:graphicFrameLocks noChangeAspect="1"/>
-            </wp:cNvGraphicFramePr>
-            <a:graphic>
-              <a:graphicData uri="http://schemas.openxmlformats.org/drawingml/2006/picture">
-                <pic:pic>
-                  <pic:nvPicPr>
-                    <pic:cNvPr id="0" name="ca0b24b32eb8c1ab.png"/>
-                    <pic:cNvPicPr/>
-                  </pic:nvPicPr>
-                  <pic:blipFill>
-                    <a:blip r:embed="rId11"/>
-                    <a:stretch>
-                      <a:fillRect/>
-                    </a:stretch>
-                  </pic:blipFill>
-                  <pic:spPr>
-                    <a:xfrm>
-                      <a:off x="0" y="0"/>
-                      <a:ext cx="786384" cy="219456"/>
-                    </a:xfrm>
-                    <a:prstGeom prst="rect"/>
-                  </pic:spPr>
-                </pic:pic>
-              </a:graphicData>
-            </a:graphic>
-          </wp:inline>
-        </w:drawing>
-      </w:r>
-      <w:r>
-        <w:rPr>
-          <w:b w:val="0"/>
-          <w:i w:val="0"/>
-          <w:color w:val="1A1A1A"/>
-          <w:sz w:val="21"/>
-        </w:rPr>
-        <w:t xml:space="preserve"> — flip the base, make the exponent positive</w:t>
-      </w:r>
-    </w:p>
-    <w:p>
-      <w:pPr>
-        <w:keepNext/>
-        <w:spacing w:before="280" w:after="120"/>
-        <w:pBdr>
-          <w:bottom w:val="single" w:sz="8" w:space="2" w:color="1A1A1A"/>
-        </w:pBdr>
-      </w:pPr>
-      <w:r>
-        <w:rPr>
-          <w:b/>
-          <w:i w:val="0"/>
-          <w:color w:val="1A1A1A"/>
-          <w:sz w:val="30"/>
-        </w:rPr>
-        <w:t>Warm-Up — spaced retrieval</w:t>
-      </w:r>
-    </w:p>
-    <w:p>
-      <w:pPr>
-        <w:spacing w:before="0" w:after="120"/>
-      </w:pPr>
-      <w:r>
-        <w:rPr>
-          <w:b w:val="0"/>
-          <w:i w:val="0"/>
-          <w:color w:val="1A1A1A"/>
-          <w:sz w:val="21"/>
-        </w:rPr>
-        <w:t>Four questions, two minutes silent, then the reveal. No reteach longer than one sentence per question.</w:t>
-      </w:r>
-    </w:p>
-    <w:p>
-      <w:pPr>
-        <w:spacing w:before="0" w:after="80"/>
+        <w:spacing w:before="20" w:after="80"/>
         <w:ind w:left="360" w:hanging="360"/>
       </w:pPr>
       <w:r>
@@ -1965,113 +1545,12 @@
           <w:color w:val="1A1A1A"/>
           <w:sz w:val="21"/>
         </w:rPr>
-        <w:t xml:space="preserve">Find the value:  </w:t>
-      </w:r>
-      <w:r>
-        <w:drawing>
-          <wp:inline xmlns:a="http://schemas.openxmlformats.org/drawingml/2006/main" xmlns:pic="http://schemas.openxmlformats.org/drawingml/2006/picture">
-            <wp:extent cx="210312" cy="140208"/>
-            <wp:docPr id="4" name="Picture 4"/>
-            <wp:cNvGraphicFramePr>
-              <a:graphicFrameLocks noChangeAspect="1"/>
-            </wp:cNvGraphicFramePr>
-            <a:graphic>
-              <a:graphicData uri="http://schemas.openxmlformats.org/drawingml/2006/picture">
-                <pic:pic>
-                  <pic:nvPicPr>
-                    <pic:cNvPr id="0" name="c3f1b23ff93e0772.png"/>
-                    <pic:cNvPicPr/>
-                  </pic:nvPicPr>
-                  <pic:blipFill>
-                    <a:blip r:embed="rId12"/>
-                    <a:stretch>
-                      <a:fillRect/>
-                    </a:stretch>
-                  </pic:blipFill>
-                  <pic:spPr>
-                    <a:xfrm>
-                      <a:off x="0" y="0"/>
-                      <a:ext cx="210312" cy="140208"/>
-                    </a:xfrm>
-                    <a:prstGeom prst="rect"/>
-                  </pic:spPr>
-                </pic:pic>
-              </a:graphicData>
-            </a:graphic>
-          </wp:inline>
-        </w:drawing>
-      </w:r>
-      <w:r>
-        <w:rPr>
-          <w:b w:val="0"/>
-          <w:i w:val="0"/>
-          <w:color w:val="1A1A1A"/>
-          <w:sz w:val="21"/>
-        </w:rPr>
-        <w:t xml:space="preserve">    </w:t>
-      </w:r>
-      <w:r>
-        <w:drawing>
-          <wp:inline xmlns:a="http://schemas.openxmlformats.org/drawingml/2006/main" xmlns:pic="http://schemas.openxmlformats.org/drawingml/2006/picture">
-            <wp:extent cx="60960" cy="216408"/>
-            <wp:docPr id="5" name="Picture 5"/>
-            <wp:cNvGraphicFramePr>
-              <a:graphicFrameLocks noChangeAspect="1"/>
-            </wp:cNvGraphicFramePr>
-            <a:graphic>
-              <a:graphicData uri="http://schemas.openxmlformats.org/drawingml/2006/picture">
-                <pic:pic>
-                  <pic:nvPicPr>
-                    <pic:cNvPr id="0" name="394c512ed3f3e069.png"/>
-                    <pic:cNvPicPr/>
-                  </pic:nvPicPr>
-                  <pic:blipFill>
-                    <a:blip r:embed="rId13"/>
-                    <a:stretch>
-                      <a:fillRect/>
-                    </a:stretch>
-                  </pic:blipFill>
-                  <pic:spPr>
-                    <a:xfrm>
-                      <a:off x="0" y="0"/>
-                      <a:ext cx="60960" cy="216408"/>
-                    </a:xfrm>
-                    <a:prstGeom prst="rect"/>
-                  </pic:spPr>
-                </pic:pic>
-              </a:graphicData>
-            </a:graphic>
-          </wp:inline>
-        </w:drawing>
+        <w:t>A negative exponent flips the base. On a fraction, that means turn it over.</w:t>
       </w:r>
     </w:p>
     <w:p>
       <w:pPr>
-        <w:spacing w:before="0" w:after="120"/>
-        <w:ind w:left="360"/>
-      </w:pPr>
-      <w:r>
-        <w:rPr>
-          <w:b w:val="0"/>
-          <w:i/>
-          <w:color w:val="6B6B6B"/>
-          <w:sz w:val="19"/>
-        </w:rPr>
-        <w:t xml:space="preserve">retrieves: </w:t>
-      </w:r>
-      <w:r>
-        <w:rPr>
-          <w:b w:val="0"/>
-          <w:i/>
-          <w:color w:val="6B6B6B"/>
-          <w:sz w:val="19"/>
-        </w:rPr>
-        <w:t>yesterday — 3.04 — negative exponent law</w:t>
-      </w:r>
-    </w:p>
-    <w:p>
-      <w:pPr>
-        <w:spacing w:before="0" w:after="80"/>
+        <w:spacing w:before="20" w:after="80"/>
         <w:ind w:left="360" w:hanging="360"/>
       </w:pPr>
       <w:r>
@@ -2090,113 +1569,12 @@
           <w:color w:val="1A1A1A"/>
           <w:sz w:val="21"/>
         </w:rPr>
-        <w:t xml:space="preserve">Rewrite with a positive exponent:  </w:t>
-      </w:r>
-      <w:r>
-        <w:drawing>
-          <wp:inline xmlns:a="http://schemas.openxmlformats.org/drawingml/2006/main" xmlns:pic="http://schemas.openxmlformats.org/drawingml/2006/picture">
-            <wp:extent cx="164592" cy="228600"/>
-            <wp:docPr id="6" name="Picture 6"/>
-            <wp:cNvGraphicFramePr>
-              <a:graphicFrameLocks noChangeAspect="1"/>
-            </wp:cNvGraphicFramePr>
-            <a:graphic>
-              <a:graphicData uri="http://schemas.openxmlformats.org/drawingml/2006/picture">
-                <pic:pic>
-                  <pic:nvPicPr>
-                    <pic:cNvPr id="0" name="a8b44f50aa536a7f.png"/>
-                    <pic:cNvPicPr/>
-                  </pic:nvPicPr>
-                  <pic:blipFill>
-                    <a:blip r:embed="rId14"/>
-                    <a:stretch>
-                      <a:fillRect/>
-                    </a:stretch>
-                  </pic:blipFill>
-                  <pic:spPr>
-                    <a:xfrm>
-                      <a:off x="0" y="0"/>
-                      <a:ext cx="164592" cy="228600"/>
-                    </a:xfrm>
-                    <a:prstGeom prst="rect"/>
-                  </pic:spPr>
-                </pic:pic>
-              </a:graphicData>
-            </a:graphic>
-          </wp:inline>
-        </w:drawing>
-      </w:r>
-      <w:r>
-        <w:rPr>
-          <w:b w:val="0"/>
-          <w:i w:val="0"/>
-          <w:color w:val="1A1A1A"/>
-          <w:sz w:val="21"/>
-        </w:rPr>
-        <w:t xml:space="preserve">    </w:t>
-      </w:r>
-      <w:r>
-        <w:drawing>
-          <wp:inline xmlns:a="http://schemas.openxmlformats.org/drawingml/2006/main" xmlns:pic="http://schemas.openxmlformats.org/drawingml/2006/picture">
-            <wp:extent cx="134112" cy="140208"/>
-            <wp:docPr id="7" name="Picture 7"/>
-            <wp:cNvGraphicFramePr>
-              <a:graphicFrameLocks noChangeAspect="1"/>
-            </wp:cNvGraphicFramePr>
-            <a:graphic>
-              <a:graphicData uri="http://schemas.openxmlformats.org/drawingml/2006/picture">
-                <pic:pic>
-                  <pic:nvPicPr>
-                    <pic:cNvPr id="0" name="b8140b8d603eb23b.png"/>
-                    <pic:cNvPicPr/>
-                  </pic:nvPicPr>
-                  <pic:blipFill>
-                    <a:blip r:embed="rId15"/>
-                    <a:stretch>
-                      <a:fillRect/>
-                    </a:stretch>
-                  </pic:blipFill>
-                  <pic:spPr>
-                    <a:xfrm>
-                      <a:off x="0" y="0"/>
-                      <a:ext cx="134112" cy="140208"/>
-                    </a:xfrm>
-                    <a:prstGeom prst="rect"/>
-                  </pic:spPr>
-                </pic:pic>
-              </a:graphicData>
-            </a:graphic>
-          </wp:inline>
-        </w:drawing>
+        <w:t>The base keeps its own sign through the flip. Negative two-thirds flips to negative three-halves, not three-halves.</w:t>
       </w:r>
     </w:p>
     <w:p>
       <w:pPr>
-        <w:spacing w:before="0" w:after="120"/>
-        <w:ind w:left="360"/>
-      </w:pPr>
-      <w:r>
-        <w:rPr>
-          <w:b w:val="0"/>
-          <w:i/>
-          <w:color w:val="6B6B6B"/>
-          <w:sz w:val="19"/>
-        </w:rPr>
-        <w:t xml:space="preserve">retrieves: </w:t>
-      </w:r>
-      <w:r>
-        <w:rPr>
-          <w:b w:val="0"/>
-          <w:i/>
-          <w:color w:val="6B6B6B"/>
-          <w:sz w:val="19"/>
-        </w:rPr>
-        <w:t>earlier this week — 3.04 — the law's second form</w:t>
-      </w:r>
-    </w:p>
-    <w:p>
-      <w:pPr>
-        <w:spacing w:before="0" w:after="80"/>
+        <w:spacing w:before="20" w:after="80"/>
         <w:ind w:left="360" w:hanging="360"/>
       </w:pPr>
       <w:r>
@@ -2215,13 +1593,173 @@
           <w:color w:val="1A1A1A"/>
           <w:sz w:val="21"/>
         </w:rPr>
-        <w:t xml:space="preserve">Which is larger, </w:t>
+        <w:t>A whole number is a fraction over 1, so 4</w:t>
+      </w:r>
+      <w:r>
+        <w:rPr>
+          <w:b w:val="0"/>
+          <w:i w:val="0"/>
+          <w:color w:val="1A1A1A"/>
+          <w:sz w:val="21"/>
+          <w:vertAlign w:val="superscript"/>
+        </w:rPr>
+        <w:t>-3</w:t>
+      </w:r>
+      <w:r>
+        <w:rPr>
+          <w:b w:val="0"/>
+          <w:i w:val="0"/>
+          <w:color w:val="1A1A1A"/>
+          <w:sz w:val="21"/>
+        </w:rPr>
+        <w:t xml:space="preserve"> and (1/4)</w:t>
+      </w:r>
+      <w:r>
+        <w:rPr>
+          <w:b w:val="0"/>
+          <w:i w:val="0"/>
+          <w:color w:val="1A1A1A"/>
+          <w:sz w:val="21"/>
+          <w:vertAlign w:val="superscript"/>
+        </w:rPr>
+        <w:t>3</w:t>
+      </w:r>
+      <w:r>
+        <w:rPr>
+          <w:b w:val="0"/>
+          <w:i w:val="0"/>
+          <w:color w:val="1A1A1A"/>
+          <w:sz w:val="21"/>
+        </w:rPr>
+        <w:t xml:space="preserve"> are one rule, not two.</w:t>
+      </w:r>
+    </w:p>
+    <w:p>
+      <w:r>
+        <w:br w:type="page"/>
+      </w:r>
+    </w:p>
+    <w:p>
+      <w:pPr>
+        <w:keepNext/>
+        <w:spacing w:before="280" w:after="120"/>
+        <w:pBdr>
+          <w:bottom w:val="single" w:sz="8" w:space="2" w:color="1A1A1A"/>
+        </w:pBdr>
+      </w:pPr>
+      <w:r>
+        <w:rPr>
+          <w:b/>
+          <w:i w:val="0"/>
+          <w:color w:val="1A1A1A"/>
+          <w:sz w:val="30"/>
+        </w:rPr>
+        <w:t>Slide by Slide</w:t>
+      </w:r>
+    </w:p>
+    <w:p>
+      <w:pPr>
+        <w:spacing w:before="20" w:after="60"/>
+        <w:ind w:left="470" w:hanging="470"/>
+      </w:pPr>
+      <w:r>
+        <w:rPr>
+          <w:b/>
+          <w:i w:val="0"/>
+          <w:color w:val="1A1A1A"/>
+          <w:sz w:val="21"/>
+        </w:rPr>
+        <w:t xml:space="preserve">1.  </w:t>
+      </w:r>
+      <w:r>
+        <w:rPr>
+          <w:b/>
+          <w:i w:val="0"/>
+          <w:color w:val="1A1A1A"/>
+          <w:sz w:val="21"/>
+        </w:rPr>
+        <w:t xml:space="preserve">Applying Exponent Laws.  </w:t>
+      </w:r>
+      <w:r>
+        <w:rPr>
+          <w:b w:val="0"/>
+          <w:i w:val="0"/>
+          <w:color w:val="1A1A1A"/>
+          <w:sz w:val="21"/>
+        </w:rPr>
+        <w:t>Post the learning target.</w:t>
+      </w:r>
+    </w:p>
+    <w:p>
+      <w:pPr>
+        <w:spacing w:before="20" w:after="60"/>
+        <w:ind w:left="470" w:hanging="470"/>
+      </w:pPr>
+      <w:r>
+        <w:rPr>
+          <w:b/>
+          <w:i w:val="0"/>
+          <w:color w:val="1A1A1A"/>
+          <w:sz w:val="21"/>
+        </w:rPr>
+        <w:t xml:space="preserve">2.  </w:t>
+      </w:r>
+      <w:r>
+        <w:rPr>
+          <w:b/>
+          <w:i w:val="0"/>
+          <w:color w:val="1A1A1A"/>
+          <w:sz w:val="21"/>
+        </w:rPr>
+        <w:t xml:space="preserve">Warm-Up — On your own. Four minutes. No notes..  </w:t>
+      </w:r>
+      <w:r>
+        <w:rPr>
+          <w:b w:val="0"/>
+          <w:i w:val="0"/>
+          <w:color w:val="1A1A1A"/>
+          <w:sz w:val="21"/>
+        </w:rPr>
+        <w:t>Q4 is today's move: a negative fraction's reciprocal is negative.</w:t>
+      </w:r>
+    </w:p>
+    <w:p>
+      <w:pPr>
+        <w:spacing w:before="20" w:after="60"/>
+        <w:ind w:left="470" w:hanging="470"/>
+      </w:pPr>
+      <w:r>
+        <w:rPr>
+          <w:b/>
+          <w:i w:val="0"/>
+          <w:color w:val="1A1A1A"/>
+          <w:sz w:val="21"/>
+        </w:rPr>
+        <w:t xml:space="preserve">3.  </w:t>
+      </w:r>
+      <w:r>
+        <w:rPr>
+          <w:b/>
+          <w:i w:val="0"/>
+          <w:color w:val="1A1A1A"/>
+          <w:sz w:val="21"/>
+        </w:rPr>
+        <w:t xml:space="preserve">Warm-Up — Answers..  </w:t>
+      </w:r>
+      <w:r>
+        <w:rPr>
+          <w:b w:val="0"/>
+          <w:i w:val="0"/>
+          <w:color w:val="1A1A1A"/>
+          <w:sz w:val="21"/>
+        </w:rPr>
+        <w:t xml:space="preserve">Reveal.  1. </w:t>
       </w:r>
       <w:r>
         <w:drawing>
           <wp:inline xmlns:a="http://schemas.openxmlformats.org/drawingml/2006/main" xmlns:pic="http://schemas.openxmlformats.org/drawingml/2006/picture">
-            <wp:extent cx="134112" cy="140208"/>
-            <wp:docPr id="8" name="Picture 8"/>
+            <wp:extent cx="60960" cy="216408"/>
+            <wp:docPr id="1" name="Picture 1"/>
             <wp:cNvGraphicFramePr>
               <a:graphicFrameLocks noChangeAspect="1"/>
             </wp:cNvGraphicFramePr>
@@ -2229,11 +1767,54 @@
               <a:graphicData uri="http://schemas.openxmlformats.org/drawingml/2006/picture">
                 <pic:pic>
                   <pic:nvPicPr>
-                    <pic:cNvPr id="0" name="e1365550efaa4c39.png"/>
+                    <pic:cNvPr id="0" name="9e43ddd8543109e0.png"/>
                     <pic:cNvPicPr/>
                   </pic:nvPicPr>
                   <pic:blipFill>
-                    <a:blip r:embed="rId16"/>
+                    <a:blip r:embed="rId9"/>
+                    <a:stretch>
+                      <a:fillRect/>
+                    </a:stretch>
+                  </pic:blipFill>
+                  <pic:spPr>
+                    <a:xfrm>
+                      <a:off x="0" y="0"/>
+                      <a:ext cx="60960" cy="216408"/>
+                    </a:xfrm>
+                    <a:prstGeom prst="rect"/>
+                  </pic:spPr>
+                </pic:pic>
+              </a:graphicData>
+            </a:graphic>
+          </wp:inline>
+        </w:drawing>
+      </w:r>
+      <w:r>
+        <w:rPr>
+          <w:b w:val="0"/>
+          <w:i w:val="0"/>
+          <w:color w:val="1A1A1A"/>
+          <w:sz w:val="21"/>
+        </w:rPr>
+        <w:t xml:space="preserve">   2. </w:t>
+      </w:r>
+      <w:r>
+        <w:drawing>
+          <wp:inline xmlns:a="http://schemas.openxmlformats.org/drawingml/2006/main" xmlns:pic="http://schemas.openxmlformats.org/drawingml/2006/picture">
+            <wp:extent cx="134112" cy="140208"/>
+            <wp:docPr id="2" name="Picture 2"/>
+            <wp:cNvGraphicFramePr>
+              <a:graphicFrameLocks noChangeAspect="1"/>
+            </wp:cNvGraphicFramePr>
+            <a:graphic>
+              <a:graphicData uri="http://schemas.openxmlformats.org/drawingml/2006/picture">
+                <pic:pic>
+                  <pic:nvPicPr>
+                    <pic:cNvPr id="0" name="f5f0c37101899966.png"/>
+                    <pic:cNvPicPr/>
+                  </pic:nvPicPr>
+                  <pic:blipFill>
+                    <a:blip r:embed="rId10"/>
                     <a:stretch>
                       <a:fillRect/>
                     </a:stretch>
@@ -2258,13 +1839,13 @@
           <w:color w:val="1A1A1A"/>
           <w:sz w:val="21"/>
         </w:rPr>
-        <w:t xml:space="preserve"> or </w:t>
+        <w:t xml:space="preserve">   3. </w:t>
       </w:r>
       <w:r>
         <w:drawing>
           <wp:inline xmlns:a="http://schemas.openxmlformats.org/drawingml/2006/main" xmlns:pic="http://schemas.openxmlformats.org/drawingml/2006/picture">
             <wp:extent cx="131064" cy="143256"/>
-            <wp:docPr id="9" name="Picture 9"/>
+            <wp:docPr id="3" name="Picture 3"/>
             <wp:cNvGraphicFramePr>
               <a:graphicFrameLocks noChangeAspect="1"/>
             </wp:cNvGraphicFramePr>
@@ -2276,7 +1857,7 @@
                     <pic:cNvPicPr/>
                   </pic:nvPicPr>
                   <pic:blipFill>
-                    <a:blip r:embed="rId17"/>
+                    <a:blip r:embed="rId11"/>
                     <a:stretch>
                       <a:fillRect/>
                     </a:stretch>
@@ -2301,13 +1882,13 @@
           <w:color w:val="1A1A1A"/>
           <w:sz w:val="21"/>
         </w:rPr>
-        <w:t xml:space="preserve">?    </w:t>
+        <w:t xml:space="preserve"> (81 &gt; 64)   4. </w:t>
       </w:r>
       <w:r>
         <w:drawing>
           <wp:inline xmlns:a="http://schemas.openxmlformats.org/drawingml/2006/main" xmlns:pic="http://schemas.openxmlformats.org/drawingml/2006/picture">
-            <wp:extent cx="131064" cy="143256"/>
-            <wp:docPr id="10" name="Picture 10"/>
+            <wp:extent cx="167640" cy="213360"/>
+            <wp:docPr id="4" name="Picture 4"/>
             <wp:cNvGraphicFramePr>
               <a:graphicFrameLocks noChangeAspect="1"/>
             </wp:cNvGraphicFramePr>
@@ -2315,145 +1896,11 @@
               <a:graphicData uri="http://schemas.openxmlformats.org/drawingml/2006/picture">
                 <pic:pic>
                   <pic:nvPicPr>
-                    <pic:cNvPr id="0" name="d3ec2c1d7960ca0d.png"/>
+                    <pic:cNvPr id="0" name="a14d056cc5dd10c2.png"/>
                     <pic:cNvPicPr/>
                   </pic:nvPicPr>
                   <pic:blipFill>
-                    <a:blip r:embed="rId18"/>
-                    <a:stretch>
-                      <a:fillRect/>
-                    </a:stretch>
-                  </pic:blipFill>
-                  <pic:spPr>
-                    <a:xfrm>
-                      <a:off x="0" y="0"/>
-                      <a:ext cx="131064" cy="143256"/>
-                    </a:xfrm>
-                    <a:prstGeom prst="rect"/>
-                  </pic:spPr>
-                </pic:pic>
-              </a:graphicData>
-            </a:graphic>
-          </wp:inline>
-        </w:drawing>
-      </w:r>
-      <w:r>
-        <w:rPr>
-          <w:b/>
-          <w:i/>
-          <w:color w:val="9E1B32"/>
-          <w:sz w:val="21"/>
-        </w:rPr>
-        <w:t xml:space="preserve"> (81 &gt; 64)</w:t>
-      </w:r>
-    </w:p>
-    <w:p>
-      <w:pPr>
-        <w:spacing w:before="0" w:after="120"/>
-        <w:ind w:left="360"/>
-      </w:pPr>
-      <w:r>
-        <w:rPr>
-          <w:b w:val="0"/>
-          <w:i/>
-          <w:color w:val="6B6B6B"/>
-          <w:sz w:val="19"/>
-        </w:rPr>
-        <w:t xml:space="preserve">retrieves: </w:t>
-      </w:r>
-      <w:r>
-        <w:rPr>
-          <w:b w:val="0"/>
-          <w:i/>
-          <w:color w:val="6B6B6B"/>
-          <w:sz w:val="19"/>
-        </w:rPr>
-        <w:t>earlier this unit — 3.01 — evaluating powers</w:t>
-      </w:r>
-    </w:p>
-    <w:p>
-      <w:pPr>
-        <w:spacing w:before="0" w:after="80"/>
-        <w:ind w:left="360" w:hanging="360"/>
-      </w:pPr>
-      <w:r>
-        <w:rPr>
-          <w:b/>
-          <w:i w:val="0"/>
-          <w:color w:val="1A1A1A"/>
-          <w:sz w:val="21"/>
-        </w:rPr>
-        <w:t xml:space="preserve">4.  </w:t>
-      </w:r>
-      <w:r>
-        <w:rPr>
-          <w:b w:val="0"/>
-          <w:i w:val="0"/>
-          <w:color w:val="1A1A1A"/>
-          <w:sz w:val="21"/>
-        </w:rPr>
-        <w:t xml:space="preserve">Write the reciprocal of  </w:t>
-      </w:r>
-      <w:r>
-        <w:drawing>
-          <wp:inline xmlns:a="http://schemas.openxmlformats.org/drawingml/2006/main" xmlns:pic="http://schemas.openxmlformats.org/drawingml/2006/picture">
-            <wp:extent cx="167640" cy="219456"/>
-            <wp:docPr id="11" name="Picture 11"/>
-            <wp:cNvGraphicFramePr>
-              <a:graphicFrameLocks noChangeAspect="1"/>
-            </wp:cNvGraphicFramePr>
-            <a:graphic>
-              <a:graphicData uri="http://schemas.openxmlformats.org/drawingml/2006/picture">
-                <pic:pic>
-                  <pic:nvPicPr>
-                    <pic:cNvPr id="0" name="d8945eb528ec9c56.png"/>
-                    <pic:cNvPicPr/>
-                  </pic:nvPicPr>
-                  <pic:blipFill>
-                    <a:blip r:embed="rId19"/>
-                    <a:stretch>
-                      <a:fillRect/>
-                    </a:stretch>
-                  </pic:blipFill>
-                  <pic:spPr>
-                    <a:xfrm>
-                      <a:off x="0" y="0"/>
-                      <a:ext cx="167640" cy="219456"/>
-                    </a:xfrm>
-                    <a:prstGeom prst="rect"/>
-                  </pic:spPr>
-                </pic:pic>
-              </a:graphicData>
-            </a:graphic>
-          </wp:inline>
-        </w:drawing>
-      </w:r>
-      <w:r>
-        <w:rPr>
-          <w:b w:val="0"/>
-          <w:i w:val="0"/>
-          <w:color w:val="1A1A1A"/>
-          <w:sz w:val="21"/>
-        </w:rPr>
-        <w:t xml:space="preserve">    </w:t>
-      </w:r>
-      <w:r>
-        <w:drawing>
-          <wp:inline xmlns:a="http://schemas.openxmlformats.org/drawingml/2006/main" xmlns:pic="http://schemas.openxmlformats.org/drawingml/2006/picture">
-            <wp:extent cx="167640" cy="213360"/>
-            <wp:docPr id="12" name="Picture 12"/>
-            <wp:cNvGraphicFramePr>
-              <a:graphicFrameLocks noChangeAspect="1"/>
-            </wp:cNvGraphicFramePr>
-            <a:graphic>
-              <a:graphicData uri="http://schemas.openxmlformats.org/drawingml/2006/picture">
-                <pic:pic>
-                  <pic:nvPicPr>
-                    <pic:cNvPr id="0" name="4d09ccdb1ddcdee5.png"/>
-                    <pic:cNvPicPr/>
-                  </pic:nvPicPr>
-                  <pic:blipFill>
-                    <a:blip r:embed="rId20"/>
+                    <a:blip r:embed="rId12"/>
                     <a:stretch>
                       <a:fillRect/>
                     </a:stretch>
@@ -2474,84 +1921,26 @@
     </w:p>
     <w:p>
       <w:pPr>
-        <w:spacing w:before="0" w:after="120"/>
-        <w:ind w:left="360"/>
-      </w:pPr>
-      <w:r>
-        <w:rPr>
-          <w:b w:val="0"/>
-          <w:i/>
-          <w:color w:val="6B6B6B"/>
-          <w:sz w:val="19"/>
-        </w:rPr>
-        <w:t xml:space="preserve">retrieves: </w:t>
-      </w:r>
-      <w:r>
-        <w:rPr>
-          <w:b w:val="0"/>
-          <w:i/>
-          <w:color w:val="6B6B6B"/>
-          <w:sz w:val="19"/>
-        </w:rPr>
-        <w:t>prior grade — the prerequisite this lesson needs — Grade 6 — reciprocals of fractions (MA.6.NSO.2): flip the fraction, keep the sign</w:t>
-      </w:r>
-    </w:p>
-    <w:p>
-      <w:pPr>
-        <w:keepNext/>
-        <w:spacing w:before="280" w:after="120"/>
-        <w:pBdr>
-          <w:bottom w:val="single" w:sz="8" w:space="2" w:color="1A1A1A"/>
-        </w:pBdr>
+        <w:spacing w:before="20" w:after="60"/>
+        <w:ind w:left="470" w:hanging="470"/>
       </w:pPr>
       <w:r>
         <w:rPr>
           <w:b/>
           <w:i w:val="0"/>
           <w:color w:val="1A1A1A"/>
-          <w:sz w:val="30"/>
+          <w:sz w:val="21"/>
         </w:rPr>
-        <w:t>Slide-by-Slide Teaching Notes</w:t>
+        <w:t xml:space="preserve">4.  </w:t>
       </w:r>
-    </w:p>
-    <w:p>
-      <w:pPr>
-        <w:keepNext/>
-        <w:spacing w:before="200" w:after="60"/>
-      </w:pPr>
       <w:r>
         <w:rPr>
           <w:b/>
           <w:i w:val="0"/>
           <w:color w:val="1A1A1A"/>
-          <w:sz w:val="23"/>
+          <w:sz w:val="21"/>
         </w:rPr>
-        <w:t>Slide 1.  Applying Exponent Laws</w:t>
-      </w:r>
-      <w:r>
-        <w:rPr>
-          <w:b w:val="0"/>
-          <w:i/>
-          <w:color w:val="6B6B6B"/>
-          <w:sz w:val="19"/>
-        </w:rPr>
-        <w:t xml:space="preserve">    1 min</w:t>
-      </w:r>
-    </w:p>
-    <w:p>
-      <w:pPr>
-        <w:spacing w:before="0" w:after="60"/>
-        <w:ind w:left="360" w:hanging="220"/>
-      </w:pPr>
-      <w:r>
-        <w:rPr>
-          <w:rFonts w:ascii="FreeSerif" w:hAnsi="FreeSerif" w:eastAsia="FreeSerif"/>
-          <w:b w:val="0"/>
-          <w:i w:val="0"/>
-          <w:color w:val="1A1A1A"/>
-          <w:sz w:val="16"/>
-        </w:rPr>
-        <w:t xml:space="preserve">●  </w:t>
+        <w:t xml:space="preserve">Notes — Copy the table..  </w:t>
       </w:r>
       <w:r>
         <w:rPr>
@@ -2560,47 +1949,31 @@
           <w:color w:val="1A1A1A"/>
           <w:sz w:val="21"/>
         </w:rPr>
-        <w:t>Post the learning target. Say the 'today' line and nothing else yet.</w:t>
+        <w:t>To divide by two fifths you multiply by five halves. That is why the base flips.</w:t>
       </w:r>
     </w:p>
     <w:p>
       <w:pPr>
-        <w:keepNext/>
-        <w:spacing w:before="200" w:after="60"/>
+        <w:spacing w:before="20" w:after="60"/>
+        <w:ind w:left="470" w:hanging="470"/>
       </w:pPr>
       <w:r>
         <w:rPr>
           <w:b/>
           <w:i w:val="0"/>
           <w:color w:val="1A1A1A"/>
-          <w:sz w:val="23"/>
+          <w:sz w:val="21"/>
         </w:rPr>
-        <w:t>Slide 2.  Warm-Up — On your own. Four minutes. No notes.</w:t>
+        <w:t xml:space="preserve">5.  </w:t>
       </w:r>
       <w:r>
         <w:rPr>
-          <w:b w:val="0"/>
-          <w:i/>
-          <w:color w:val="6B6B6B"/>
-          <w:sz w:val="19"/>
-        </w:rPr>
-        <w:t xml:space="preserve">    4 min</w:t>
-      </w:r>
-    </w:p>
-    <w:p>
-      <w:pPr>
-        <w:spacing w:before="0" w:after="60"/>
-        <w:ind w:left="360" w:hanging="220"/>
-      </w:pPr>
-      <w:r>
-        <w:rPr>
-          <w:rFonts w:ascii="FreeSerif" w:hAnsi="FreeSerif" w:eastAsia="FreeSerif"/>
-          <w:b w:val="0"/>
+          <w:b/>
           <w:i w:val="0"/>
           <w:color w:val="1A1A1A"/>
-          <w:sz w:val="16"/>
+          <w:sz w:val="21"/>
         </w:rPr>
-        <w:t xml:space="preserve">●  </w:t>
+        <w:t xml:space="preserve">Notes.  </w:t>
       </w:r>
       <w:r>
         <w:rPr>
@@ -2609,47 +1982,31 @@
           <w:color w:val="1A1A1A"/>
           <w:sz w:val="21"/>
         </w:rPr>
-        <w:t>Q4 is today's move: a negative fraction's reciprocal is negative. A board with 5/2 (sign dropped) or 2/5 (opposite of the opposite) is the error this lesson is built to catch — the B1G-M lists 'takes the opposite instead of the reciprocal' as the misconception for this benchmark.</w:t>
+        <w:t>Reciprocal flips top and bottom. It does not touch the sign.</w:t>
       </w:r>
     </w:p>
     <w:p>
       <w:pPr>
-        <w:keepNext/>
-        <w:spacing w:before="200" w:after="60"/>
+        <w:spacing w:before="20" w:after="60"/>
+        <w:ind w:left="470" w:hanging="470"/>
       </w:pPr>
       <w:r>
         <w:rPr>
           <w:b/>
           <w:i w:val="0"/>
           <w:color w:val="1A1A1A"/>
-          <w:sz w:val="23"/>
+          <w:sz w:val="21"/>
         </w:rPr>
-        <w:t>Slide 3.  Warm-Up — Answers.</w:t>
+        <w:t xml:space="preserve">6.  </w:t>
       </w:r>
       <w:r>
         <w:rPr>
-          <w:b w:val="0"/>
-          <w:i/>
-          <w:color w:val="6B6B6B"/>
-          <w:sz w:val="19"/>
-        </w:rPr>
-        <w:t xml:space="preserve">    1 min</w:t>
-      </w:r>
-    </w:p>
-    <w:p>
-      <w:pPr>
-        <w:spacing w:before="0" w:after="60"/>
-        <w:ind w:left="360" w:hanging="220"/>
-      </w:pPr>
-      <w:r>
-        <w:rPr>
-          <w:rFonts w:ascii="FreeSerif" w:hAnsi="FreeSerif" w:eastAsia="FreeSerif"/>
-          <w:b w:val="0"/>
+          <w:b/>
           <w:i w:val="0"/>
           <w:color w:val="1A1A1A"/>
-          <w:sz w:val="16"/>
+          <w:sz w:val="21"/>
         </w:rPr>
-        <w:t xml:space="preserve">●  </w:t>
+        <w:t xml:space="preserve">Notes.  </w:t>
       </w:r>
       <w:r>
         <w:rPr>
@@ -2658,47 +2015,31 @@
           <w:color w:val="1A1A1A"/>
           <w:sz w:val="21"/>
         </w:rPr>
-        <w:t>Reveal. Ask for the band each question came from only if time allows.</w:t>
+        <w:t>Fernanda: quotient of powers first, then power of a power, then rewrite the decimal as a fraction and flip.</w:t>
       </w:r>
     </w:p>
     <w:p>
       <w:pPr>
-        <w:keepNext/>
-        <w:spacing w:before="200" w:after="60"/>
+        <w:spacing w:before="20" w:after="60"/>
+        <w:ind w:left="470" w:hanging="470"/>
       </w:pPr>
       <w:r>
         <w:rPr>
           <w:b/>
           <w:i w:val="0"/>
           <w:color w:val="1A1A1A"/>
-          <w:sz w:val="23"/>
+          <w:sz w:val="21"/>
         </w:rPr>
-        <w:t>Slide 4.  Notes — Copy the table.</w:t>
+        <w:t xml:space="preserve">7.  </w:t>
       </w:r>
       <w:r>
         <w:rPr>
-          <w:b w:val="0"/>
-          <w:i/>
-          <w:color w:val="6B6B6B"/>
-          <w:sz w:val="19"/>
-        </w:rPr>
-        <w:t xml:space="preserve">    4 min</w:t>
-      </w:r>
-    </w:p>
-    <w:p>
-      <w:pPr>
-        <w:spacing w:before="0" w:after="60"/>
-        <w:ind w:left="360" w:hanging="220"/>
-      </w:pPr>
-      <w:r>
-        <w:rPr>
-          <w:rFonts w:ascii="FreeSerif" w:hAnsi="FreeSerif" w:eastAsia="FreeSerif"/>
-          <w:b w:val="0"/>
+          <w:b/>
           <w:i w:val="0"/>
           <w:color w:val="1A1A1A"/>
-          <w:sz w:val="16"/>
+          <w:sz w:val="21"/>
         </w:rPr>
-        <w:t xml:space="preserve">●  </w:t>
+        <w:t xml:space="preserve">Example 1 — Flip, then evaluate..  </w:t>
       </w:r>
       <w:r>
         <w:rPr>
@@ -2707,566 +2048,31 @@
           <w:color w:val="1A1A1A"/>
           <w:sz w:val="21"/>
         </w:rPr>
-        <w:t>Each row is the previous row divided by 2/5, which is multiplying by 5/2. Going down from (2/5)</w:t>
-      </w:r>
-      <w:r>
-        <w:rPr>
-          <w:b w:val="0"/>
-          <w:i w:val="0"/>
-          <w:color w:val="1A1A1A"/>
-          <w:sz w:val="21"/>
-          <w:vertAlign w:val="superscript"/>
-        </w:rPr>
-        <w:t>0</w:t>
-      </w:r>
-      <w:r>
-        <w:rPr>
-          <w:b w:val="0"/>
-          <w:i w:val="0"/>
-          <w:color w:val="1A1A1A"/>
-          <w:sz w:val="21"/>
-        </w:rPr>
-        <w:t xml:space="preserve"> = 1: 1 · 5/2 = 5/2, then 25/4, then 125/8. Students see that (2/5)</w:t>
-      </w:r>
-      <w:r>
-        <w:rPr>
-          <w:b w:val="0"/>
-          <w:i w:val="0"/>
-          <w:color w:val="1A1A1A"/>
-          <w:sz w:val="21"/>
-          <w:vertAlign w:val="superscript"/>
-        </w:rPr>
-        <w:t>-1</w:t>
-      </w:r>
-      <w:r>
-        <w:rPr>
-          <w:b w:val="0"/>
-          <w:i w:val="0"/>
-          <w:color w:val="1A1A1A"/>
-          <w:sz w:val="21"/>
-        </w:rPr>
-        <w:t xml:space="preserve"> is 5/2 — the reciprocal — before the rule is stated.</w:t>
+        <w:t>SPOKEN ONLY.</w:t>
       </w:r>
     </w:p>
     <w:p>
       <w:pPr>
-        <w:spacing w:before="0" w:after="80"/>
-        <w:ind w:left="360" w:hanging="220"/>
-      </w:pPr>
-      <w:r>
-        <w:rPr>
-          <w:rFonts w:ascii="FreeSerif" w:hAnsi="FreeSerif" w:eastAsia="FreeSerif"/>
-          <w:b w:val="0"/>
-          <w:i w:val="0"/>
-          <w:color w:val="1A1A1A"/>
-          <w:sz w:val="16"/>
-        </w:rPr>
-        <w:t xml:space="preserve">●  </w:t>
-      </w:r>
-      <w:r>
-        <w:rPr>
-          <w:b/>
-          <w:i w:val="0"/>
-          <w:color w:val="6B6B6B"/>
-          <w:sz w:val="21"/>
-        </w:rPr>
-        <w:t xml:space="preserve">OFF THE SLIDE, YOURS TO SAY: </w:t>
-      </w:r>
-      <w:r>
-        <w:rPr>
-          <w:b w:val="0"/>
-          <w:i w:val="0"/>
-          <w:color w:val="1A1A1A"/>
-          <w:sz w:val="21"/>
-        </w:rPr>
-        <w:t>'To divide by two fifths you multiply by five halves. That is why the base flips.'</w:t>
-      </w:r>
-    </w:p>
-    <w:p>
-      <w:pPr>
-        <w:keepNext/>
-        <w:spacing w:before="200" w:after="60"/>
+        <w:spacing w:before="20" w:after="60"/>
+        <w:ind w:left="470" w:hanging="470"/>
       </w:pPr>
       <w:r>
         <w:rPr>
           <w:b/>
           <w:i w:val="0"/>
           <w:color w:val="1A1A1A"/>
-          <w:sz w:val="23"/>
-        </w:rPr>
-        <w:t>Slide 5.  Notes</w:t>
-      </w:r>
-      <w:r>
-        <w:rPr>
-          <w:b w:val="0"/>
-          <w:i/>
-          <w:color w:val="6B6B6B"/>
-          <w:sz w:val="19"/>
-        </w:rPr>
-        <w:t xml:space="preserve">    4 min</w:t>
-      </w:r>
-    </w:p>
-    <w:p>
-      <w:pPr>
-        <w:spacing w:before="0" w:after="60"/>
-        <w:ind w:left="360" w:hanging="220"/>
-      </w:pPr>
-      <w:r>
-        <w:rPr>
-          <w:rFonts w:ascii="FreeSerif" w:hAnsi="FreeSerif" w:eastAsia="FreeSerif"/>
-          <w:b w:val="0"/>
-          <w:i w:val="0"/>
-          <w:color w:val="1A1A1A"/>
-          <w:sz w:val="16"/>
-        </w:rPr>
-        <w:t xml:space="preserve">●  </w:t>
-      </w:r>
-      <w:r>
-        <w:rPr>
-          <w:b w:val="0"/>
-          <w:i w:val="0"/>
-          <w:color w:val="1A1A1A"/>
           <w:sz w:val="21"/>
         </w:rPr>
-        <w:t>State the rule and then the reason: (a/b)</w:t>
-      </w:r>
-      <w:r>
-        <w:rPr>
-          <w:b w:val="0"/>
-          <w:i w:val="0"/>
-          <w:color w:val="1A1A1A"/>
-          <w:sz w:val="21"/>
-          <w:vertAlign w:val="superscript"/>
-        </w:rPr>
-        <w:t>-n</w:t>
-      </w:r>
-      <w:r>
-        <w:rPr>
-          <w:b w:val="0"/>
-          <w:i w:val="0"/>
-          <w:color w:val="1A1A1A"/>
-          <w:sz w:val="21"/>
-        </w:rPr>
-        <w:t xml:space="preserve"> = 1/(a/b)</w:t>
-      </w:r>
-      <w:r>
-        <w:rPr>
-          <w:b w:val="0"/>
-          <w:i w:val="0"/>
-          <w:color w:val="1A1A1A"/>
-          <w:sz w:val="21"/>
-          <w:vertAlign w:val="superscript"/>
-        </w:rPr>
-        <w:t>n</w:t>
-      </w:r>
-      <w:r>
-        <w:rPr>
-          <w:b w:val="0"/>
-          <w:i w:val="0"/>
-          <w:color w:val="1A1A1A"/>
-          <w:sz w:val="21"/>
-        </w:rPr>
-        <w:t xml:space="preserve"> = 1 ÷ a</w:t>
-      </w:r>
-      <w:r>
-        <w:rPr>
-          <w:b w:val="0"/>
-          <w:i w:val="0"/>
-          <w:color w:val="1A1A1A"/>
-          <w:sz w:val="21"/>
-          <w:vertAlign w:val="superscript"/>
-        </w:rPr>
-        <w:t>n</w:t>
-      </w:r>
-      <w:r>
-        <w:rPr>
-          <w:b w:val="0"/>
-          <w:i w:val="0"/>
-          <w:color w:val="1A1A1A"/>
-          <w:sz w:val="21"/>
-        </w:rPr>
-        <w:t>/b</w:t>
-      </w:r>
-      <w:r>
-        <w:rPr>
-          <w:b w:val="0"/>
-          <w:i w:val="0"/>
-          <w:color w:val="1A1A1A"/>
-          <w:sz w:val="21"/>
-          <w:vertAlign w:val="superscript"/>
-        </w:rPr>
-        <w:t>n</w:t>
-      </w:r>
-      <w:r>
-        <w:rPr>
-          <w:b w:val="0"/>
-          <w:i w:val="0"/>
-          <w:color w:val="1A1A1A"/>
-          <w:sz w:val="21"/>
-        </w:rPr>
-        <w:t xml:space="preserve"> = b</w:t>
-      </w:r>
-      <w:r>
-        <w:rPr>
-          <w:b w:val="0"/>
-          <w:i w:val="0"/>
-          <w:color w:val="1A1A1A"/>
-          <w:sz w:val="21"/>
-          <w:vertAlign w:val="superscript"/>
-        </w:rPr>
-        <w:t>n</w:t>
-      </w:r>
-      <w:r>
-        <w:rPr>
-          <w:b w:val="0"/>
-          <w:i w:val="0"/>
-          <w:color w:val="1A1A1A"/>
-          <w:sz w:val="21"/>
-        </w:rPr>
-        <w:t>/a</w:t>
-      </w:r>
-      <w:r>
-        <w:rPr>
-          <w:b w:val="0"/>
-          <w:i w:val="0"/>
-          <w:color w:val="1A1A1A"/>
-          <w:sz w:val="21"/>
-          <w:vertAlign w:val="superscript"/>
-        </w:rPr>
-        <w:t>n</w:t>
-      </w:r>
-      <w:r>
-        <w:rPr>
-          <w:b w:val="0"/>
-          <w:i w:val="0"/>
-          <w:color w:val="1A1A1A"/>
-          <w:sz w:val="21"/>
-        </w:rPr>
-        <w:t xml:space="preserve"> = (b/a)</w:t>
-      </w:r>
-      <w:r>
-        <w:rPr>
-          <w:b w:val="0"/>
-          <w:i w:val="0"/>
-          <w:color w:val="1A1A1A"/>
-          <w:sz w:val="21"/>
-          <w:vertAlign w:val="superscript"/>
-        </w:rPr>
-        <w:t>n</w:t>
-      </w:r>
-      <w:r>
-        <w:rPr>
-          <w:b w:val="0"/>
-          <w:i w:val="0"/>
-          <w:color w:val="1A1A1A"/>
-          <w:sz w:val="21"/>
-        </w:rPr>
-        <w:t>. Then the sign question: (−2/3)</w:t>
-      </w:r>
-      <w:r>
-        <w:rPr>
-          <w:b w:val="0"/>
-          <w:i w:val="0"/>
-          <w:color w:val="1A1A1A"/>
-          <w:sz w:val="21"/>
-          <w:vertAlign w:val="superscript"/>
-        </w:rPr>
-        <w:t>-5</w:t>
-      </w:r>
-      <w:r>
-        <w:rPr>
-          <w:b w:val="0"/>
-          <w:i w:val="0"/>
-          <w:color w:val="1A1A1A"/>
-          <w:sz w:val="21"/>
-        </w:rPr>
-        <w:t xml:space="preserve"> is (−3/2)</w:t>
-      </w:r>
-      <w:r>
-        <w:rPr>
-          <w:b w:val="0"/>
-          <w:i w:val="0"/>
-          <w:color w:val="1A1A1A"/>
-          <w:sz w:val="21"/>
-          <w:vertAlign w:val="superscript"/>
-        </w:rPr>
-        <w:t>5</w:t>
-      </w:r>
-      <w:r>
-        <w:rPr>
-          <w:b w:val="0"/>
-          <w:i w:val="0"/>
-          <w:color w:val="1A1A1A"/>
-          <w:sz w:val="21"/>
-        </w:rPr>
-        <w:t xml:space="preserve"> — the minus rides along with the fraction. A student who writes (2/3)</w:t>
-      </w:r>
-      <w:r>
-        <w:rPr>
-          <w:b w:val="0"/>
-          <w:i w:val="0"/>
-          <w:color w:val="1A1A1A"/>
-          <w:sz w:val="21"/>
-          <w:vertAlign w:val="superscript"/>
-        </w:rPr>
-        <w:t>5</w:t>
-      </w:r>
-      <w:r>
-        <w:rPr>
-          <w:b w:val="0"/>
-          <w:i w:val="0"/>
-          <w:color w:val="1A1A1A"/>
-          <w:sz w:val="21"/>
-        </w:rPr>
-        <w:t xml:space="preserve"> took the opposite AND the reciprocal, which is the named misconception.</w:t>
-      </w:r>
-    </w:p>
-    <w:p>
-      <w:pPr>
-        <w:spacing w:before="0" w:after="80"/>
-        <w:ind w:left="360" w:hanging="220"/>
-      </w:pPr>
-      <w:r>
-        <w:rPr>
-          <w:rFonts w:ascii="FreeSerif" w:hAnsi="FreeSerif" w:eastAsia="FreeSerif"/>
-          <w:b w:val="0"/>
-          <w:i w:val="0"/>
-          <w:color w:val="1A1A1A"/>
-          <w:sz w:val="16"/>
-        </w:rPr>
-        <w:t xml:space="preserve">●  </w:t>
+        <w:t xml:space="preserve">8.  </w:t>
       </w:r>
       <w:r>
         <w:rPr>
           <w:b/>
           <w:i w:val="0"/>
-          <w:color w:val="6B6B6B"/>
-          <w:sz w:val="21"/>
-        </w:rPr>
-        <w:t xml:space="preserve">OFF THE SLIDE, YOURS TO SAY: </w:t>
-      </w:r>
-      <w:r>
-        <w:rPr>
-          <w:b w:val="0"/>
-          <w:i w:val="0"/>
           <w:color w:val="1A1A1A"/>
           <w:sz w:val="21"/>
         </w:rPr>
-        <w:t>'Reciprocal flips top and bottom. It does not touch the sign.'</w:t>
-      </w:r>
-    </w:p>
-    <w:p>
-      <w:pPr>
-        <w:keepNext/>
-        <w:spacing w:before="200" w:after="60"/>
-      </w:pPr>
-      <w:r>
-        <w:rPr>
-          <w:b/>
-          <w:i w:val="0"/>
-          <w:color w:val="1A1A1A"/>
-          <w:sz w:val="23"/>
-        </w:rPr>
-        <w:t>Slide 6.  Notes</w:t>
-      </w:r>
-      <w:r>
-        <w:rPr>
-          <w:b w:val="0"/>
-          <w:i/>
-          <w:color w:val="6B6B6B"/>
-          <w:sz w:val="19"/>
-        </w:rPr>
-        <w:t xml:space="preserve">    3 min</w:t>
-      </w:r>
-    </w:p>
-    <w:p>
-      <w:pPr>
-        <w:spacing w:before="0" w:after="60"/>
-        <w:ind w:left="360" w:hanging="220"/>
-      </w:pPr>
-      <w:r>
-        <w:rPr>
-          <w:rFonts w:ascii="FreeSerif" w:hAnsi="FreeSerif" w:eastAsia="FreeSerif"/>
-          <w:b w:val="0"/>
-          <w:i w:val="0"/>
-          <w:color w:val="1A1A1A"/>
-          <w:sz w:val="16"/>
-        </w:rPr>
-        <w:t xml:space="preserve">●  </w:t>
-      </w:r>
-      <w:r>
-        <w:rPr>
-          <w:b w:val="0"/>
-          <w:i w:val="0"/>
-          <w:color w:val="1A1A1A"/>
-          <w:sz w:val="21"/>
-        </w:rPr>
-        <w:t>Fernanda: quotient of powers first, then power of a power, then rewrite the decimal as a fraction and flip. Junior: power of a quotient first, then quotient. Both land on (2/5)</w:t>
-      </w:r>
-      <w:r>
-        <w:rPr>
-          <w:b w:val="0"/>
-          <w:i w:val="0"/>
-          <w:color w:val="1A1A1A"/>
-          <w:sz w:val="21"/>
-          <w:vertAlign w:val="superscript"/>
-        </w:rPr>
-        <w:t>2</w:t>
-      </w:r>
-      <w:r>
-        <w:rPr>
-          <w:b w:val="0"/>
-          <w:i w:val="0"/>
-          <w:color w:val="1A1A1A"/>
-          <w:sz w:val="21"/>
-        </w:rPr>
-        <w:t>. The decimal-to-fraction step is the one to watch: 2.5 = 5/2, so (2.5)</w:t>
-      </w:r>
-      <w:r>
-        <w:rPr>
-          <w:b w:val="0"/>
-          <w:i w:val="0"/>
-          <w:color w:val="1A1A1A"/>
-          <w:sz w:val="21"/>
-          <w:vertAlign w:val="superscript"/>
-        </w:rPr>
-        <w:t>-2</w:t>
-      </w:r>
-      <w:r>
-        <w:rPr>
-          <w:b w:val="0"/>
-          <w:i w:val="0"/>
-          <w:color w:val="1A1A1A"/>
-          <w:sz w:val="21"/>
-        </w:rPr>
-        <w:t xml:space="preserve"> = (5/2)</w:t>
-      </w:r>
-      <w:r>
-        <w:rPr>
-          <w:b w:val="0"/>
-          <w:i w:val="0"/>
-          <w:color w:val="1A1A1A"/>
-          <w:sz w:val="21"/>
-          <w:vertAlign w:val="superscript"/>
-        </w:rPr>
-        <w:t>-2</w:t>
-      </w:r>
-      <w:r>
-        <w:rPr>
-          <w:b w:val="0"/>
-          <w:i w:val="0"/>
-          <w:color w:val="1A1A1A"/>
-          <w:sz w:val="21"/>
-        </w:rPr>
-        <w:t xml:space="preserve"> = (2/5)</w:t>
-      </w:r>
-      <w:r>
-        <w:rPr>
-          <w:b w:val="0"/>
-          <w:i w:val="0"/>
-          <w:color w:val="1A1A1A"/>
-          <w:sz w:val="21"/>
-          <w:vertAlign w:val="superscript"/>
-        </w:rPr>
-        <w:t>2</w:t>
-      </w:r>
-      <w:r>
-        <w:rPr>
-          <w:b w:val="0"/>
-          <w:i w:val="0"/>
-          <w:color w:val="1A1A1A"/>
-          <w:sz w:val="21"/>
-        </w:rPr>
-        <w:t>.</w:t>
-      </w:r>
-    </w:p>
-    <w:p>
-      <w:pPr>
-        <w:keepNext/>
-        <w:spacing w:before="200" w:after="60"/>
-      </w:pPr>
-      <w:r>
-        <w:rPr>
-          <w:b/>
-          <w:i w:val="0"/>
-          <w:color w:val="1A1A1A"/>
-          <w:sz w:val="23"/>
-        </w:rPr>
-        <w:t>Slide 7.  Example 1 — Flip, then evaluate.</w:t>
-      </w:r>
-      <w:r>
-        <w:rPr>
-          <w:b w:val="0"/>
-          <w:i/>
-          <w:color w:val="6B6B6B"/>
-          <w:sz w:val="19"/>
-        </w:rPr>
-        <w:t xml:space="preserve">    1 min</w:t>
-      </w:r>
-    </w:p>
-    <w:p>
-      <w:pPr>
-        <w:spacing w:before="0" w:after="60"/>
-        <w:ind w:left="360" w:hanging="220"/>
-      </w:pPr>
-      <w:r>
-        <w:rPr>
-          <w:rFonts w:ascii="FreeSerif" w:hAnsi="FreeSerif" w:eastAsia="FreeSerif"/>
-          <w:b w:val="0"/>
-          <w:i w:val="0"/>
-          <w:color w:val="1A1A1A"/>
-          <w:sz w:val="16"/>
-        </w:rPr>
-        <w:t xml:space="preserve">●  </w:t>
-      </w:r>
-      <w:r>
-        <w:rPr>
-          <w:b w:val="0"/>
-          <w:i w:val="0"/>
-          <w:color w:val="1A1A1A"/>
-          <w:sz w:val="21"/>
-        </w:rPr>
-        <w:t>SPOKEN ONLY. What is the base? What does the negative exponent tell you to do to it? Do the numbers or the sign flip?</w:t>
-      </w:r>
-    </w:p>
-    <w:p>
-      <w:pPr>
-        <w:keepNext/>
-        <w:spacing w:before="200" w:after="60"/>
-      </w:pPr>
-      <w:r>
-        <w:rPr>
-          <w:b/>
-          <w:i w:val="0"/>
-          <w:color w:val="1A1A1A"/>
-          <w:sz w:val="23"/>
-        </w:rPr>
-        <w:t>Slide 8.  Example 1 — Worked.</w:t>
-      </w:r>
-      <w:r>
-        <w:rPr>
-          <w:b w:val="0"/>
-          <w:i/>
-          <w:color w:val="6B6B6B"/>
-          <w:sz w:val="19"/>
-        </w:rPr>
-        <w:t xml:space="preserve">    2 min</w:t>
-      </w:r>
-    </w:p>
-    <w:p>
-      <w:pPr>
-        <w:spacing w:before="0" w:after="60"/>
-        <w:ind w:left="360" w:hanging="220"/>
-      </w:pPr>
-      <w:r>
-        <w:rPr>
-          <w:rFonts w:ascii="FreeSerif" w:hAnsi="FreeSerif" w:eastAsia="FreeSerif"/>
-          <w:b w:val="0"/>
-          <w:i w:val="0"/>
-          <w:color w:val="1A1A1A"/>
-          <w:sz w:val="16"/>
-        </w:rPr>
-        <w:t xml:space="preserve">●  </w:t>
+        <w:t xml:space="preserve">Example 1 — Worked..  </w:t>
       </w:r>
       <w:r>
         <w:rPr>
@@ -3294,47 +2100,31 @@
           <w:color w:val="1A1A1A"/>
           <w:sz w:val="21"/>
         </w:rPr>
-        <w:t>. Square: 64/49. Even power, so positive. A board with −64/49 squared only the numerator's magnitude and kept a sign; a board with 49/64 never flipped.</w:t>
+        <w:t>.</w:t>
       </w:r>
     </w:p>
     <w:p>
       <w:pPr>
-        <w:keepNext/>
-        <w:spacing w:before="200" w:after="60"/>
+        <w:spacing w:before="20" w:after="60"/>
+        <w:ind w:left="470" w:hanging="470"/>
       </w:pPr>
       <w:r>
         <w:rPr>
           <w:b/>
           <w:i w:val="0"/>
           <w:color w:val="1A1A1A"/>
-          <w:sz w:val="23"/>
+          <w:sz w:val="21"/>
         </w:rPr>
-        <w:t>Slide 9.  Your Turn — Same steps, your numbers. Boards up when done.</w:t>
+        <w:t xml:space="preserve">9.  </w:t>
       </w:r>
       <w:r>
         <w:rPr>
-          <w:b w:val="0"/>
-          <w:i/>
-          <w:color w:val="6B6B6B"/>
-          <w:sz w:val="19"/>
-        </w:rPr>
-        <w:t xml:space="preserve">    2 min</w:t>
-      </w:r>
-    </w:p>
-    <w:p>
-      <w:pPr>
-        <w:spacing w:before="0" w:after="60"/>
-        <w:ind w:left="360" w:hanging="220"/>
-      </w:pPr>
-      <w:r>
-        <w:rPr>
-          <w:rFonts w:ascii="FreeSerif" w:hAnsi="FreeSerif" w:eastAsia="FreeSerif"/>
-          <w:b w:val="0"/>
+          <w:b/>
           <w:i w:val="0"/>
           <w:color w:val="1A1A1A"/>
-          <w:sz w:val="16"/>
+          <w:sz w:val="21"/>
         </w:rPr>
-        <w:t xml:space="preserve">●  </w:t>
+        <w:t xml:space="preserve">Your Turn — Same steps, your numbers. Boards up when done..  </w:t>
       </w:r>
       <w:r>
         <w:rPr>
@@ -3343,47 +2133,31 @@
           <w:color w:val="1A1A1A"/>
           <w:sz w:val="21"/>
         </w:rPr>
-        <w:t>Catches a student who flips the sign with the fraction (the answer here is negative, and a board with +8/125 dropped it) and one who never flipped (−125/8). −8/125 is right.</w:t>
+        <w:t>Catches a student who flips the sign with the fraction (the answer here is negative, and a board with +8/125 dropped it) and one who never flipped (−125/8).</w:t>
       </w:r>
     </w:p>
     <w:p>
       <w:pPr>
-        <w:keepNext/>
-        <w:spacing w:before="200" w:after="60"/>
+        <w:spacing w:before="20" w:after="60"/>
+        <w:ind w:left="470" w:hanging="470"/>
       </w:pPr>
       <w:r>
         <w:rPr>
           <w:b/>
           <w:i w:val="0"/>
           <w:color w:val="1A1A1A"/>
-          <w:sz w:val="23"/>
+          <w:sz w:val="21"/>
         </w:rPr>
-        <w:t>Slide 10.  Your Turn — Answer.</w:t>
+        <w:t xml:space="preserve">10.  </w:t>
       </w:r>
       <w:r>
         <w:rPr>
-          <w:b w:val="0"/>
-          <w:i/>
-          <w:color w:val="6B6B6B"/>
-          <w:sz w:val="19"/>
-        </w:rPr>
-        <w:t xml:space="preserve">    1 min</w:t>
-      </w:r>
-    </w:p>
-    <w:p>
-      <w:pPr>
-        <w:spacing w:before="0" w:after="60"/>
-        <w:ind w:left="360" w:hanging="220"/>
-      </w:pPr>
-      <w:r>
-        <w:rPr>
-          <w:rFonts w:ascii="FreeSerif" w:hAnsi="FreeSerif" w:eastAsia="FreeSerif"/>
-          <w:b w:val="0"/>
+          <w:b/>
           <w:i w:val="0"/>
           <w:color w:val="1A1A1A"/>
-          <w:sz w:val="16"/>
+          <w:sz w:val="21"/>
         </w:rPr>
-        <w:t xml:space="preserve">●  </w:t>
+        <w:t xml:space="preserve">Your Turn — Answer..  </w:t>
       </w:r>
       <w:r>
         <w:rPr>
@@ -3397,42 +2171,26 @@
     </w:p>
     <w:p>
       <w:pPr>
-        <w:keepNext/>
-        <w:spacing w:before="200" w:after="60"/>
+        <w:spacing w:before="20" w:after="60"/>
+        <w:ind w:left="470" w:hanging="470"/>
       </w:pPr>
       <w:r>
         <w:rPr>
           <w:b/>
           <w:i w:val="0"/>
           <w:color w:val="1A1A1A"/>
-          <w:sz w:val="23"/>
+          <w:sz w:val="21"/>
         </w:rPr>
-        <w:t>Slide 11.  Example 2 — Two laws, then a flip.</w:t>
+        <w:t xml:space="preserve">11.  </w:t>
       </w:r>
       <w:r>
         <w:rPr>
-          <w:b w:val="0"/>
-          <w:i/>
-          <w:color w:val="6B6B6B"/>
-          <w:sz w:val="19"/>
-        </w:rPr>
-        <w:t xml:space="preserve">    1 min</w:t>
-      </w:r>
-    </w:p>
-    <w:p>
-      <w:pPr>
-        <w:spacing w:before="0" w:after="60"/>
-        <w:ind w:left="360" w:hanging="220"/>
-      </w:pPr>
-      <w:r>
-        <w:rPr>
-          <w:rFonts w:ascii="FreeSerif" w:hAnsi="FreeSerif" w:eastAsia="FreeSerif"/>
-          <w:b w:val="0"/>
+          <w:b/>
           <w:i w:val="0"/>
           <w:color w:val="1A1A1A"/>
-          <w:sz w:val="16"/>
+          <w:sz w:val="21"/>
         </w:rPr>
-        <w:t xml:space="preserve">●  </w:t>
+        <w:t xml:space="preserve">Example 2 — Two laws, then a flip..  </w:t>
       </w:r>
       <w:r>
         <w:rPr>
@@ -3441,47 +2199,31 @@
           <w:color w:val="1A1A1A"/>
           <w:sz w:val="21"/>
         </w:rPr>
-        <w:t>SPOKEN ONLY. Same base twice — which law joins them? What is the exponent after that, and what does its sign tell you?</w:t>
+        <w:t>SPOKEN ONLY.</w:t>
       </w:r>
     </w:p>
     <w:p>
       <w:pPr>
-        <w:keepNext/>
-        <w:spacing w:before="200" w:after="60"/>
+        <w:spacing w:before="20" w:after="60"/>
+        <w:ind w:left="470" w:hanging="470"/>
       </w:pPr>
       <w:r>
         <w:rPr>
           <w:b/>
           <w:i w:val="0"/>
           <w:color w:val="1A1A1A"/>
-          <w:sz w:val="23"/>
+          <w:sz w:val="21"/>
         </w:rPr>
-        <w:t>Slide 12.  Example 2 — Worked.</w:t>
+        <w:t xml:space="preserve">12.  </w:t>
       </w:r>
       <w:r>
         <w:rPr>
-          <w:b w:val="0"/>
-          <w:i/>
-          <w:color w:val="6B6B6B"/>
-          <w:sz w:val="19"/>
-        </w:rPr>
-        <w:t xml:space="preserve">    2 min</w:t>
-      </w:r>
-    </w:p>
-    <w:p>
-      <w:pPr>
-        <w:spacing w:before="0" w:after="60"/>
-        <w:ind w:left="360" w:hanging="220"/>
-      </w:pPr>
-      <w:r>
-        <w:rPr>
-          <w:rFonts w:ascii="FreeSerif" w:hAnsi="FreeSerif" w:eastAsia="FreeSerif"/>
-          <w:b w:val="0"/>
+          <w:b/>
           <w:i w:val="0"/>
           <w:color w:val="1A1A1A"/>
-          <w:sz w:val="16"/>
+          <w:sz w:val="21"/>
         </w:rPr>
-        <w:t xml:space="preserve">●  </w:t>
+        <w:t xml:space="preserve">Example 2 — Worked..  </w:t>
       </w:r>
       <w:r>
         <w:rPr>
@@ -3490,47 +2232,31 @@
           <w:color w:val="1A1A1A"/>
           <w:sz w:val="21"/>
         </w:rPr>
-        <w:t>Product of powers: −2 + 4 = 2. The exponent is already positive, so no flip. Value 25/64. The trap is flipping anyway because a negative exponent appeared somewhere in the problem.</w:t>
+        <w:t>Product of powers: −2 + 4 = 2.</w:t>
       </w:r>
     </w:p>
     <w:p>
       <w:pPr>
-        <w:keepNext/>
-        <w:spacing w:before="200" w:after="60"/>
+        <w:spacing w:before="20" w:after="60"/>
+        <w:ind w:left="470" w:hanging="470"/>
       </w:pPr>
       <w:r>
         <w:rPr>
           <w:b/>
           <w:i w:val="0"/>
           <w:color w:val="1A1A1A"/>
-          <w:sz w:val="23"/>
+          <w:sz w:val="21"/>
         </w:rPr>
-        <w:t>Slide 13.  Your Turn — Same steps, your numbers. Boards up when done.</w:t>
+        <w:t xml:space="preserve">13.  </w:t>
       </w:r>
       <w:r>
         <w:rPr>
-          <w:b w:val="0"/>
-          <w:i/>
-          <w:color w:val="6B6B6B"/>
-          <w:sz w:val="19"/>
-        </w:rPr>
-        <w:t xml:space="preserve">    2 min</w:t>
-      </w:r>
-    </w:p>
-    <w:p>
-      <w:pPr>
-        <w:spacing w:before="0" w:after="60"/>
-        <w:ind w:left="360" w:hanging="220"/>
-      </w:pPr>
-      <w:r>
-        <w:rPr>
-          <w:rFonts w:ascii="FreeSerif" w:hAnsi="FreeSerif" w:eastAsia="FreeSerif"/>
-          <w:b w:val="0"/>
+          <w:b/>
           <w:i w:val="0"/>
           <w:color w:val="1A1A1A"/>
-          <w:sz w:val="16"/>
+          <w:sz w:val="21"/>
         </w:rPr>
-        <w:t xml:space="preserve">●  </w:t>
+        <w:t xml:space="preserve">Your Turn — Same steps, your numbers. Boards up when done..  </w:t>
       </w:r>
       <w:r>
         <w:rPr>
@@ -3558,66 +2284,31 @@
           <w:color w:val="1A1A1A"/>
           <w:sz w:val="21"/>
         </w:rPr>
-        <w:t xml:space="preserve"> (added 7 + 3 but kept the minus). (4/5)</w:t>
-      </w:r>
-      <w:r>
-        <w:rPr>
-          <w:b w:val="0"/>
-          <w:i w:val="0"/>
-          <w:color w:val="1A1A1A"/>
-          <w:sz w:val="21"/>
-          <w:vertAlign w:val="superscript"/>
-        </w:rPr>
-        <w:t>10</w:t>
-      </w:r>
-      <w:r>
-        <w:rPr>
-          <w:b w:val="0"/>
-          <w:i w:val="0"/>
-          <w:color w:val="1A1A1A"/>
-          <w:sz w:val="21"/>
-        </w:rPr>
-        <w:t xml:space="preserve"> is right.</w:t>
+        <w:t xml:space="preserve"> (added 7 + 3 but kept the minus).</w:t>
       </w:r>
     </w:p>
     <w:p>
       <w:pPr>
-        <w:keepNext/>
-        <w:spacing w:before="200" w:after="60"/>
+        <w:spacing w:before="20" w:after="60"/>
+        <w:ind w:left="470" w:hanging="470"/>
       </w:pPr>
       <w:r>
         <w:rPr>
           <w:b/>
           <w:i w:val="0"/>
           <w:color w:val="1A1A1A"/>
-          <w:sz w:val="23"/>
+          <w:sz w:val="21"/>
         </w:rPr>
-        <w:t>Slide 14.  Your Turn — Answer.</w:t>
+        <w:t xml:space="preserve">14.  </w:t>
       </w:r>
       <w:r>
         <w:rPr>
-          <w:b w:val="0"/>
-          <w:i/>
-          <w:color w:val="6B6B6B"/>
-          <w:sz w:val="19"/>
-        </w:rPr>
-        <w:t xml:space="preserve">    1 min</w:t>
-      </w:r>
-    </w:p>
-    <w:p>
-      <w:pPr>
-        <w:spacing w:before="0" w:after="60"/>
-        <w:ind w:left="360" w:hanging="220"/>
-      </w:pPr>
-      <w:r>
-        <w:rPr>
-          <w:rFonts w:ascii="FreeSerif" w:hAnsi="FreeSerif" w:eastAsia="FreeSerif"/>
-          <w:b w:val="0"/>
+          <w:b/>
           <w:i w:val="0"/>
           <w:color w:val="1A1A1A"/>
-          <w:sz w:val="16"/>
+          <w:sz w:val="21"/>
         </w:rPr>
-        <w:t xml:space="preserve">●  </w:t>
+        <w:t xml:space="preserve">Your Turn — Answer..  </w:t>
       </w:r>
       <w:r>
         <w:rPr>
@@ -3631,42 +2322,26 @@
     </w:p>
     <w:p>
       <w:pPr>
-        <w:keepNext/>
-        <w:spacing w:before="200" w:after="60"/>
+        <w:spacing w:before="20" w:after="60"/>
+        <w:ind w:left="470" w:hanging="470"/>
       </w:pPr>
       <w:r>
         <w:rPr>
           <w:b/>
           <w:i w:val="0"/>
           <w:color w:val="1A1A1A"/>
-          <w:sz w:val="23"/>
+          <w:sz w:val="21"/>
         </w:rPr>
-        <w:t>Slide 15.  Whiteboards   ·   Question 1 of 9</w:t>
+        <w:t xml:space="preserve">15–16.  </w:t>
       </w:r>
       <w:r>
         <w:rPr>
-          <w:b w:val="0"/>
-          <w:i/>
-          <w:color w:val="6B6B6B"/>
-          <w:sz w:val="19"/>
-        </w:rPr>
-        <w:t xml:space="preserve">    19 min for the round</w:t>
-      </w:r>
-    </w:p>
-    <w:p>
-      <w:pPr>
-        <w:spacing w:before="0" w:after="60"/>
-        <w:ind w:left="360" w:hanging="220"/>
-      </w:pPr>
-      <w:r>
-        <w:rPr>
-          <w:rFonts w:ascii="FreeSerif" w:hAnsi="FreeSerif" w:eastAsia="FreeSerif"/>
-          <w:b w:val="0"/>
+          <w:b/>
           <w:i w:val="0"/>
           <w:color w:val="1A1A1A"/>
-          <w:sz w:val="16"/>
+          <w:sz w:val="21"/>
         </w:rPr>
-        <w:t xml:space="preserve">●  </w:t>
+        <w:t xml:space="preserve">Board 1.  </w:t>
       </w:r>
       <w:r>
         <w:rPr>
@@ -3675,7 +2350,7 @@
           <w:color w:val="1A1A1A"/>
           <w:sz w:val="21"/>
         </w:rPr>
-        <w:t>The rule, plain. A board with (2/3)</w:t>
+        <w:t>A recipe is scaled by a factor of (2/3)</w:t>
       </w:r>
       <w:r>
         <w:rPr>
@@ -3685,7 +2360,7 @@
           <w:sz w:val="21"/>
           <w:vertAlign w:val="superscript"/>
         </w:rPr>
-        <w:t>4</w:t>
+        <w:t>-4</w:t>
       </w:r>
       <w:r>
         <w:rPr>
@@ -3694,2816 +2369,13 @@
           <w:color w:val="1A1A1A"/>
           <w:sz w:val="21"/>
         </w:rPr>
-        <w:t xml:space="preserve"> dropped the minus without flipping; a board with −(3/2)</w:t>
-      </w:r>
-      <w:r>
-        <w:rPr>
-          <w:b w:val="0"/>
-          <w:i w:val="0"/>
-          <w:color w:val="1A1A1A"/>
-          <w:sz w:val="21"/>
-          <w:vertAlign w:val="superscript"/>
-        </w:rPr>
-        <w:t>4</w:t>
-      </w:r>
-      <w:r>
-        <w:rPr>
-          <w:b w:val="0"/>
-          <w:i w:val="0"/>
-          <w:color w:val="1A1A1A"/>
-          <w:sz w:val="21"/>
-        </w:rPr>
-        <w:t xml:space="preserve"> made the exponent's sign the value's sign.</w:t>
-      </w:r>
-    </w:p>
-    <w:p>
-      <w:pPr>
-        <w:keepNext/>
-        <w:spacing w:before="200" w:after="60"/>
-      </w:pPr>
-      <w:r>
-        <w:rPr>
-          <w:b/>
-          <w:i w:val="0"/>
-          <w:color w:val="1A1A1A"/>
-          <w:sz w:val="23"/>
-        </w:rPr>
-        <w:t>Slide 16.  Whiteboards   ·   Question 1 of 9</w:t>
-      </w:r>
-    </w:p>
-    <w:p>
-      <w:pPr>
-        <w:spacing w:before="0" w:after="60"/>
-        <w:ind w:left="360" w:hanging="220"/>
-      </w:pPr>
-      <w:r>
-        <w:rPr>
-          <w:rFonts w:ascii="FreeSerif" w:hAnsi="FreeSerif" w:eastAsia="FreeSerif"/>
-          <w:b w:val="0"/>
-          <w:i w:val="0"/>
-          <w:color w:val="1A1A1A"/>
-          <w:sz w:val="16"/>
-        </w:rPr>
-        <w:t xml:space="preserve">●  </w:t>
-      </w:r>
-      <w:r>
-        <w:rPr>
-          <w:b w:val="0"/>
-          <w:i w:val="0"/>
-          <w:color w:val="1A1A1A"/>
-          <w:sz w:val="21"/>
-        </w:rPr>
-        <w:t>Reveal. Scan the back row first; question the blank boards before the wrong ones.</w:t>
-      </w:r>
-    </w:p>
-    <w:p>
-      <w:pPr>
-        <w:keepNext/>
-        <w:spacing w:before="200" w:after="60"/>
-      </w:pPr>
-      <w:r>
-        <w:rPr>
-          <w:b/>
-          <w:i w:val="0"/>
-          <w:color w:val="1A1A1A"/>
-          <w:sz w:val="23"/>
-        </w:rPr>
-        <w:t>Slide 17.  Whiteboards   ·   Question 2 of 9</w:t>
-      </w:r>
-    </w:p>
-    <w:p>
-      <w:pPr>
-        <w:spacing w:before="0" w:after="60"/>
-        <w:ind w:left="360" w:hanging="220"/>
-      </w:pPr>
-      <w:r>
-        <w:rPr>
-          <w:rFonts w:ascii="FreeSerif" w:hAnsi="FreeSerif" w:eastAsia="FreeSerif"/>
-          <w:b w:val="0"/>
-          <w:i w:val="0"/>
-          <w:color w:val="1A1A1A"/>
-          <w:sz w:val="16"/>
-        </w:rPr>
-        <w:t xml:space="preserve">●  </w:t>
-      </w:r>
-      <w:r>
-        <w:rPr>
-          <w:b w:val="0"/>
-          <w:i w:val="0"/>
-          <w:color w:val="1A1A1A"/>
-          <w:sz w:val="21"/>
-        </w:rPr>
-        <w:t>Sign inside the denominator. A board with (5/3)</w:t>
-      </w:r>
-      <w:r>
-        <w:rPr>
-          <w:b w:val="0"/>
-          <w:i w:val="0"/>
-          <w:color w:val="1A1A1A"/>
-          <w:sz w:val="21"/>
-          <w:vertAlign w:val="superscript"/>
-        </w:rPr>
-        <w:t>9</w:t>
-      </w:r>
-      <w:r>
-        <w:rPr>
-          <w:b w:val="0"/>
-          <w:i w:val="0"/>
-          <w:color w:val="1A1A1A"/>
-          <w:sz w:val="21"/>
-        </w:rPr>
-        <w:t xml:space="preserve"> took the opposite as well as the reciprocal — the named misconception.</w:t>
-      </w:r>
-    </w:p>
-    <w:p>
-      <w:pPr>
-        <w:keepNext/>
-        <w:spacing w:before="200" w:after="60"/>
-      </w:pPr>
-      <w:r>
-        <w:rPr>
-          <w:b/>
-          <w:i w:val="0"/>
-          <w:color w:val="1A1A1A"/>
-          <w:sz w:val="23"/>
-        </w:rPr>
-        <w:t>Slide 18.  Whiteboards   ·   Question 2 of 9</w:t>
-      </w:r>
-    </w:p>
-    <w:p>
-      <w:pPr>
-        <w:spacing w:before="0" w:after="60"/>
-        <w:ind w:left="360" w:hanging="220"/>
-      </w:pPr>
-      <w:r>
-        <w:rPr>
-          <w:rFonts w:ascii="FreeSerif" w:hAnsi="FreeSerif" w:eastAsia="FreeSerif"/>
-          <w:b w:val="0"/>
-          <w:i w:val="0"/>
-          <w:color w:val="1A1A1A"/>
-          <w:sz w:val="16"/>
-        </w:rPr>
-        <w:t xml:space="preserve">●  </w:t>
-      </w:r>
-      <w:r>
-        <w:rPr>
-          <w:b w:val="0"/>
-          <w:i w:val="0"/>
-          <w:color w:val="1A1A1A"/>
-          <w:sz w:val="21"/>
-        </w:rPr>
-        <w:t>Reveal. Scan the back row first; question the blank boards before the wrong ones.</w:t>
-      </w:r>
-    </w:p>
-    <w:p>
-      <w:pPr>
-        <w:keepNext/>
-        <w:spacing w:before="200" w:after="60"/>
-      </w:pPr>
-      <w:r>
-        <w:rPr>
-          <w:b/>
-          <w:i w:val="0"/>
-          <w:color w:val="1A1A1A"/>
-          <w:sz w:val="23"/>
-        </w:rPr>
-        <w:t>Slide 19.  Whiteboards   ·   Question 3 of 9</w:t>
-      </w:r>
-    </w:p>
-    <w:p>
-      <w:pPr>
-        <w:spacing w:before="0" w:after="60"/>
-        <w:ind w:left="360" w:hanging="220"/>
-      </w:pPr>
-      <w:r>
-        <w:rPr>
-          <w:rFonts w:ascii="FreeSerif" w:hAnsi="FreeSerif" w:eastAsia="FreeSerif"/>
-          <w:b w:val="0"/>
-          <w:i w:val="0"/>
-          <w:color w:val="1A1A1A"/>
-          <w:sz w:val="16"/>
-        </w:rPr>
-        <w:t xml:space="preserve">●  </w:t>
-      </w:r>
-      <w:r>
-        <w:rPr>
-          <w:b w:val="0"/>
-          <w:i w:val="0"/>
-          <w:color w:val="1A1A1A"/>
-          <w:sz w:val="21"/>
-        </w:rPr>
-        <w:t>Flip then square. A board with −81/64 kept a sign through an even power; 64/81 never flipped.</w:t>
-      </w:r>
-    </w:p>
-    <w:p>
-      <w:pPr>
-        <w:keepNext/>
-        <w:spacing w:before="200" w:after="60"/>
-      </w:pPr>
-      <w:r>
-        <w:rPr>
-          <w:b/>
-          <w:i w:val="0"/>
-          <w:color w:val="1A1A1A"/>
-          <w:sz w:val="23"/>
-        </w:rPr>
-        <w:t>Slide 20.  Whiteboards   ·   Question 3 of 9</w:t>
-      </w:r>
-    </w:p>
-    <w:p>
-      <w:pPr>
-        <w:spacing w:before="0" w:after="60"/>
-        <w:ind w:left="360" w:hanging="220"/>
-      </w:pPr>
-      <w:r>
-        <w:rPr>
-          <w:rFonts w:ascii="FreeSerif" w:hAnsi="FreeSerif" w:eastAsia="FreeSerif"/>
-          <w:b w:val="0"/>
-          <w:i w:val="0"/>
-          <w:color w:val="1A1A1A"/>
-          <w:sz w:val="16"/>
-        </w:rPr>
-        <w:t xml:space="preserve">●  </w:t>
-      </w:r>
-      <w:r>
-        <w:rPr>
-          <w:b w:val="0"/>
-          <w:i w:val="0"/>
-          <w:color w:val="1A1A1A"/>
-          <w:sz w:val="21"/>
-        </w:rPr>
-        <w:t>Reveal. Scan the back row first; question the blank boards before the wrong ones.</w:t>
-      </w:r>
-    </w:p>
-    <w:p>
-      <w:pPr>
-        <w:keepNext/>
-        <w:spacing w:before="200" w:after="60"/>
-      </w:pPr>
-      <w:r>
-        <w:rPr>
-          <w:b/>
-          <w:i w:val="0"/>
-          <w:color w:val="1A1A1A"/>
-          <w:sz w:val="23"/>
-        </w:rPr>
-        <w:t>Slide 21.  Whiteboards   ·   Question 4 of 9</w:t>
-      </w:r>
-    </w:p>
-    <w:p>
-      <w:pPr>
-        <w:spacing w:before="0" w:after="60"/>
-        <w:ind w:left="360" w:hanging="220"/>
-      </w:pPr>
-      <w:r>
-        <w:rPr>
-          <w:rFonts w:ascii="FreeSerif" w:hAnsi="FreeSerif" w:eastAsia="FreeSerif"/>
-          <w:b w:val="0"/>
-          <w:i w:val="0"/>
-          <w:color w:val="1A1A1A"/>
-          <w:sz w:val="16"/>
-        </w:rPr>
-        <w:t xml:space="preserve">●  </w:t>
-      </w:r>
-      <w:r>
-        <w:rPr>
-          <w:b w:val="0"/>
-          <w:i w:val="0"/>
-          <w:color w:val="1A1A1A"/>
-          <w:sz w:val="21"/>
-        </w:rPr>
-        <w:t>Bigger numbers, same move. A board that tried to evaluate wasted the time: rewrite was asked.</w:t>
-      </w:r>
-    </w:p>
-    <w:p>
-      <w:pPr>
-        <w:keepNext/>
-        <w:spacing w:before="200" w:after="60"/>
-      </w:pPr>
-      <w:r>
-        <w:rPr>
-          <w:b/>
-          <w:i w:val="0"/>
-          <w:color w:val="1A1A1A"/>
-          <w:sz w:val="23"/>
-        </w:rPr>
-        <w:t>Slide 22.  Whiteboards   ·   Question 4 of 9</w:t>
-      </w:r>
-    </w:p>
-    <w:p>
-      <w:pPr>
-        <w:spacing w:before="0" w:after="60"/>
-        <w:ind w:left="360" w:hanging="220"/>
-      </w:pPr>
-      <w:r>
-        <w:rPr>
-          <w:rFonts w:ascii="FreeSerif" w:hAnsi="FreeSerif" w:eastAsia="FreeSerif"/>
-          <w:b w:val="0"/>
-          <w:i w:val="0"/>
-          <w:color w:val="1A1A1A"/>
-          <w:sz w:val="16"/>
-        </w:rPr>
-        <w:t xml:space="preserve">●  </w:t>
-      </w:r>
-      <w:r>
-        <w:rPr>
-          <w:b w:val="0"/>
-          <w:i w:val="0"/>
-          <w:color w:val="1A1A1A"/>
-          <w:sz w:val="21"/>
-        </w:rPr>
-        <w:t>Reveal. Scan the back row first; question the blank boards before the wrong ones.</w:t>
-      </w:r>
-    </w:p>
-    <w:p>
-      <w:pPr>
-        <w:keepNext/>
-        <w:spacing w:before="200" w:after="60"/>
-      </w:pPr>
-      <w:r>
-        <w:rPr>
-          <w:b/>
-          <w:i w:val="0"/>
-          <w:color w:val="1A1A1A"/>
-          <w:sz w:val="23"/>
-        </w:rPr>
-        <w:t>Slide 23.  Whiteboards   ·   Question 5 of 9</w:t>
-      </w:r>
-    </w:p>
-    <w:p>
-      <w:pPr>
-        <w:spacing w:before="0" w:after="60"/>
-        <w:ind w:left="360" w:hanging="220"/>
-      </w:pPr>
-      <w:r>
-        <w:rPr>
-          <w:rFonts w:ascii="FreeSerif" w:hAnsi="FreeSerif" w:eastAsia="FreeSerif"/>
-          <w:b w:val="0"/>
-          <w:i w:val="0"/>
-          <w:color w:val="1A1A1A"/>
-          <w:sz w:val="16"/>
-        </w:rPr>
-        <w:t xml:space="preserve">●  </w:t>
-      </w:r>
-      <w:r>
-        <w:rPr>
-          <w:b w:val="0"/>
-          <w:i w:val="0"/>
-          <w:color w:val="1A1A1A"/>
-          <w:sz w:val="21"/>
-        </w:rPr>
-        <w:t>Diagnostic. Note that A and B have the SAME VALUE (64/49) because the power is even — a student who chooses B for that reason is right about the value and wrong about the law. Ask them to redo it with exponent −3, where B would be wrong in value too.</w:t>
-      </w:r>
-    </w:p>
-    <w:p>
-      <w:pPr>
-        <w:keepNext/>
-        <w:spacing w:before="200" w:after="60"/>
-      </w:pPr>
-      <w:r>
-        <w:rPr>
-          <w:b/>
-          <w:i w:val="0"/>
-          <w:color w:val="1A1A1A"/>
-          <w:sz w:val="23"/>
-        </w:rPr>
-        <w:t>Slide 24.  Whiteboards   ·   Question 5 of 9</w:t>
-      </w:r>
-    </w:p>
-    <w:p>
-      <w:pPr>
-        <w:spacing w:before="0" w:after="60"/>
-        <w:ind w:left="360" w:hanging="220"/>
-      </w:pPr>
-      <w:r>
-        <w:rPr>
-          <w:rFonts w:ascii="FreeSerif" w:hAnsi="FreeSerif" w:eastAsia="FreeSerif"/>
-          <w:b w:val="0"/>
-          <w:i w:val="0"/>
-          <w:color w:val="1A1A1A"/>
-          <w:sz w:val="16"/>
-        </w:rPr>
-        <w:t xml:space="preserve">●  </w:t>
-      </w:r>
-      <w:r>
-        <w:rPr>
-          <w:b w:val="0"/>
-          <w:i w:val="0"/>
-          <w:color w:val="1A1A1A"/>
-          <w:sz w:val="21"/>
-        </w:rPr>
-        <w:t>Reveal. Scan the back row first; question the blank boards before the wrong ones.</w:t>
-      </w:r>
-    </w:p>
-    <w:p>
-      <w:pPr>
-        <w:keepNext/>
-        <w:spacing w:before="200" w:after="60"/>
-      </w:pPr>
-      <w:r>
-        <w:rPr>
-          <w:b/>
-          <w:i w:val="0"/>
-          <w:color w:val="1A1A1A"/>
-          <w:sz w:val="23"/>
-        </w:rPr>
-        <w:t>Slide 25.  Whiteboards   ·   Question 6 of 9</w:t>
-      </w:r>
-    </w:p>
-    <w:p>
-      <w:pPr>
-        <w:spacing w:before="0" w:after="60"/>
-        <w:ind w:left="360" w:hanging="220"/>
-      </w:pPr>
-      <w:r>
-        <w:rPr>
-          <w:rFonts w:ascii="FreeSerif" w:hAnsi="FreeSerif" w:eastAsia="FreeSerif"/>
-          <w:b w:val="0"/>
-          <w:i w:val="0"/>
-          <w:color w:val="1A1A1A"/>
-          <w:sz w:val="16"/>
-        </w:rPr>
-        <w:t xml:space="preserve">●  </w:t>
-      </w:r>
-      <w:r>
-        <w:rPr>
-          <w:b w:val="0"/>
-          <w:i w:val="0"/>
-          <w:color w:val="1A1A1A"/>
-          <w:sz w:val="21"/>
-        </w:rPr>
-        <w:t>Diagnostic. −2 − (−4) = 2. The B board is the interesting one: it did the arithmetic right and then flipped out of habit.</w:t>
-      </w:r>
-    </w:p>
-    <w:p>
-      <w:pPr>
-        <w:keepNext/>
-        <w:spacing w:before="200" w:after="60"/>
-      </w:pPr>
-      <w:r>
-        <w:rPr>
-          <w:b/>
-          <w:i w:val="0"/>
-          <w:color w:val="1A1A1A"/>
-          <w:sz w:val="23"/>
-        </w:rPr>
-        <w:t>Slide 26.  Whiteboards   ·   Question 6 of 9</w:t>
-      </w:r>
-    </w:p>
-    <w:p>
-      <w:pPr>
-        <w:spacing w:before="0" w:after="60"/>
-        <w:ind w:left="360" w:hanging="220"/>
-      </w:pPr>
-      <w:r>
-        <w:rPr>
-          <w:rFonts w:ascii="FreeSerif" w:hAnsi="FreeSerif" w:eastAsia="FreeSerif"/>
-          <w:b w:val="0"/>
-          <w:i w:val="0"/>
-          <w:color w:val="1A1A1A"/>
-          <w:sz w:val="16"/>
-        </w:rPr>
-        <w:t xml:space="preserve">●  </w:t>
-      </w:r>
-      <w:r>
-        <w:rPr>
-          <w:b w:val="0"/>
-          <w:i w:val="0"/>
-          <w:color w:val="1A1A1A"/>
-          <w:sz w:val="21"/>
-        </w:rPr>
-        <w:t>Reveal. Scan the back row first; question the blank boards before the wrong ones.</w:t>
-      </w:r>
-    </w:p>
-    <w:p>
-      <w:pPr>
-        <w:keepNext/>
-        <w:spacing w:before="200" w:after="60"/>
-      </w:pPr>
-      <w:r>
-        <w:rPr>
-          <w:b/>
-          <w:i w:val="0"/>
-          <w:color w:val="1A1A1A"/>
-          <w:sz w:val="23"/>
-        </w:rPr>
-        <w:t>Slide 27.  Whiteboards   ·   Question 7 of 9</w:t>
-      </w:r>
-    </w:p>
-    <w:p>
-      <w:pPr>
-        <w:spacing w:before="0" w:after="60"/>
-        <w:ind w:left="360" w:hanging="220"/>
-      </w:pPr>
-      <w:r>
-        <w:rPr>
-          <w:rFonts w:ascii="FreeSerif" w:hAnsi="FreeSerif" w:eastAsia="FreeSerif"/>
-          <w:b w:val="0"/>
-          <w:i w:val="0"/>
-          <w:color w:val="1A1A1A"/>
-          <w:sz w:val="16"/>
-        </w:rPr>
-        <w:t xml:space="preserve">●  </w:t>
-      </w:r>
-      <w:r>
-        <w:rPr>
-          <w:b w:val="0"/>
-          <w:i w:val="0"/>
-          <w:color w:val="1A1A1A"/>
-          <w:sz w:val="21"/>
-        </w:rPr>
-        <w:t>Two bases that are reciprocals of each other: flip the first and they match. A board with 1 multiplied 2/5 by 5/2 and forgot the exponent flipped the first factor.</w:t>
-      </w:r>
-    </w:p>
-    <w:p>
-      <w:pPr>
-        <w:keepNext/>
-        <w:spacing w:before="200" w:after="60"/>
-      </w:pPr>
-      <w:r>
-        <w:rPr>
-          <w:b/>
-          <w:i w:val="0"/>
-          <w:color w:val="1A1A1A"/>
-          <w:sz w:val="23"/>
-        </w:rPr>
-        <w:t>Slide 28.  Whiteboards   ·   Question 7 of 9</w:t>
-      </w:r>
-    </w:p>
-    <w:p>
-      <w:pPr>
-        <w:spacing w:before="0" w:after="60"/>
-        <w:ind w:left="360" w:hanging="220"/>
-      </w:pPr>
-      <w:r>
-        <w:rPr>
-          <w:rFonts w:ascii="FreeSerif" w:hAnsi="FreeSerif" w:eastAsia="FreeSerif"/>
-          <w:b w:val="0"/>
-          <w:i w:val="0"/>
-          <w:color w:val="1A1A1A"/>
-          <w:sz w:val="16"/>
-        </w:rPr>
-        <w:t xml:space="preserve">●  </w:t>
-      </w:r>
-      <w:r>
-        <w:rPr>
-          <w:b w:val="0"/>
-          <w:i w:val="0"/>
-          <w:color w:val="1A1A1A"/>
-          <w:sz w:val="21"/>
-        </w:rPr>
-        <w:t>Reveal. Scan the back row first; question the blank boards before the wrong ones.</w:t>
-      </w:r>
-    </w:p>
-    <w:p>
-      <w:pPr>
-        <w:keepNext/>
-        <w:spacing w:before="200" w:after="60"/>
-      </w:pPr>
-      <w:r>
-        <w:rPr>
-          <w:b/>
-          <w:i w:val="0"/>
-          <w:color w:val="1A1A1A"/>
-          <w:sz w:val="23"/>
-        </w:rPr>
-        <w:t>Slide 29.  Whiteboards   ·   Question 8 of 9</w:t>
-      </w:r>
-    </w:p>
-    <w:p>
-      <w:pPr>
-        <w:spacing w:before="0" w:after="60"/>
-        <w:ind w:left="360" w:hanging="220"/>
-      </w:pPr>
-      <w:r>
-        <w:rPr>
-          <w:rFonts w:ascii="FreeSerif" w:hAnsi="FreeSerif" w:eastAsia="FreeSerif"/>
-          <w:b w:val="0"/>
-          <w:i w:val="0"/>
-          <w:color w:val="1A1A1A"/>
-          <w:sz w:val="16"/>
-        </w:rPr>
-        <w:t xml:space="preserve">●  </w:t>
-      </w:r>
-      <w:r>
-        <w:rPr>
-          <w:b w:val="0"/>
-          <w:i w:val="0"/>
-          <w:color w:val="1A1A1A"/>
-          <w:sz w:val="21"/>
-        </w:rPr>
-        <w:t>Product then power of a power: (5 − 2) · 3 = 9. A board with (2/3)</w:t>
-      </w:r>
-      <w:r>
-        <w:rPr>
-          <w:b w:val="0"/>
-          <w:i w:val="0"/>
-          <w:color w:val="1A1A1A"/>
-          <w:sz w:val="21"/>
-          <w:vertAlign w:val="superscript"/>
-        </w:rPr>
-        <w:t>21</w:t>
-      </w:r>
-      <w:r>
-        <w:rPr>
-          <w:b w:val="0"/>
-          <w:i w:val="0"/>
-          <w:color w:val="1A1A1A"/>
-          <w:sz w:val="21"/>
-        </w:rPr>
-        <w:t xml:space="preserve"> multiplied 5 · −2 · 3 wrongly; (2/3)</w:t>
-      </w:r>
-      <w:r>
-        <w:rPr>
-          <w:b w:val="0"/>
-          <w:i w:val="0"/>
-          <w:color w:val="1A1A1A"/>
-          <w:sz w:val="21"/>
-          <w:vertAlign w:val="superscript"/>
-        </w:rPr>
-        <w:t>6</w:t>
-      </w:r>
-      <w:r>
-        <w:rPr>
-          <w:b w:val="0"/>
-          <w:i w:val="0"/>
-          <w:color w:val="1A1A1A"/>
-          <w:sz w:val="21"/>
-        </w:rPr>
-        <w:t xml:space="preserve"> added 3 + 3.</w:t>
-      </w:r>
-    </w:p>
-    <w:p>
-      <w:pPr>
-        <w:keepNext/>
-        <w:spacing w:before="200" w:after="60"/>
-      </w:pPr>
-      <w:r>
-        <w:rPr>
-          <w:b/>
-          <w:i w:val="0"/>
-          <w:color w:val="1A1A1A"/>
-          <w:sz w:val="23"/>
-        </w:rPr>
-        <w:t>Slide 30.  Whiteboards   ·   Question 8 of 9</w:t>
-      </w:r>
-    </w:p>
-    <w:p>
-      <w:pPr>
-        <w:spacing w:before="0" w:after="60"/>
-        <w:ind w:left="360" w:hanging="220"/>
-      </w:pPr>
-      <w:r>
-        <w:rPr>
-          <w:rFonts w:ascii="FreeSerif" w:hAnsi="FreeSerif" w:eastAsia="FreeSerif"/>
-          <w:b w:val="0"/>
-          <w:i w:val="0"/>
-          <w:color w:val="1A1A1A"/>
-          <w:sz w:val="16"/>
-        </w:rPr>
-        <w:t xml:space="preserve">●  </w:t>
-      </w:r>
-      <w:r>
-        <w:rPr>
-          <w:b w:val="0"/>
-          <w:i w:val="0"/>
-          <w:color w:val="1A1A1A"/>
-          <w:sz w:val="21"/>
-        </w:rPr>
-        <w:t>Reveal. Scan the back row first; question the blank boards before the wrong ones.</w:t>
-      </w:r>
-    </w:p>
-    <w:p>
-      <w:pPr>
-        <w:keepNext/>
-        <w:spacing w:before="200" w:after="60"/>
-      </w:pPr>
-      <w:r>
-        <w:rPr>
-          <w:b/>
-          <w:i w:val="0"/>
-          <w:color w:val="1A1A1A"/>
-          <w:sz w:val="23"/>
-        </w:rPr>
-        <w:t>Slide 31.  Whiteboards   ·   Question 9 of 9</w:t>
-      </w:r>
-    </w:p>
-    <w:p>
-      <w:pPr>
-        <w:spacing w:before="0" w:after="60"/>
-        <w:ind w:left="360" w:hanging="220"/>
-      </w:pPr>
-      <w:r>
-        <w:rPr>
-          <w:rFonts w:ascii="FreeSerif" w:hAnsi="FreeSerif" w:eastAsia="FreeSerif"/>
-          <w:b w:val="0"/>
-          <w:i w:val="0"/>
-          <w:color w:val="1A1A1A"/>
-          <w:sz w:val="16"/>
-        </w:rPr>
-        <w:t xml:space="preserve">●  </w:t>
-      </w:r>
-      <w:r>
-        <w:rPr>
-          <w:b w:val="0"/>
-          <w:i w:val="0"/>
-          <w:color w:val="1A1A1A"/>
-          <w:sz w:val="21"/>
-        </w:rPr>
-        <w:t>Written. This is the misconception the state guide names for this benchmark, in the student's own words. Full credit: the correct rewrite and a sentence that separates reciprocal from opposite. Value, if anyone asks: −243/32.</w:t>
-      </w:r>
-    </w:p>
-    <w:p>
-      <w:pPr>
-        <w:keepNext/>
-        <w:spacing w:before="200" w:after="60"/>
-      </w:pPr>
-      <w:r>
-        <w:rPr>
-          <w:b/>
-          <w:i w:val="0"/>
-          <w:color w:val="1A1A1A"/>
-          <w:sz w:val="23"/>
-        </w:rPr>
-        <w:t>Slide 32.  Whiteboards   ·   Question 9 of 9</w:t>
-      </w:r>
-    </w:p>
-    <w:p>
-      <w:pPr>
-        <w:spacing w:before="0" w:after="60"/>
-        <w:ind w:left="360" w:hanging="220"/>
-      </w:pPr>
-      <w:r>
-        <w:rPr>
-          <w:rFonts w:ascii="FreeSerif" w:hAnsi="FreeSerif" w:eastAsia="FreeSerif"/>
-          <w:b w:val="0"/>
-          <w:i w:val="0"/>
-          <w:color w:val="1A1A1A"/>
-          <w:sz w:val="16"/>
-        </w:rPr>
-        <w:t xml:space="preserve">●  </w:t>
-      </w:r>
-      <w:r>
-        <w:rPr>
-          <w:b w:val="0"/>
-          <w:i w:val="0"/>
-          <w:color w:val="1A1A1A"/>
-          <w:sz w:val="21"/>
-        </w:rPr>
-        <w:t>Reveal. Scan the back row first; question the blank boards before the wrong ones.</w:t>
-      </w:r>
-    </w:p>
-    <w:p>
-      <w:pPr>
-        <w:keepNext/>
-        <w:spacing w:before="200" w:after="60"/>
-      </w:pPr>
-      <w:r>
-        <w:rPr>
-          <w:b/>
-          <w:i w:val="0"/>
-          <w:color w:val="1A1A1A"/>
-          <w:sz w:val="23"/>
-        </w:rPr>
-        <w:t>Slide 33.  IXL — Last five minutes.</w:t>
-      </w:r>
-      <w:r>
-        <w:rPr>
-          <w:b w:val="0"/>
-          <w:i/>
-          <w:color w:val="6B6B6B"/>
-          <w:sz w:val="19"/>
-        </w:rPr>
-        <w:t xml:space="preserve">    5 min</w:t>
-      </w:r>
-    </w:p>
-    <w:p>
-      <w:pPr>
-        <w:spacing w:before="0" w:after="60"/>
-        <w:ind w:left="360" w:hanging="220"/>
-      </w:pPr>
-      <w:r>
-        <w:rPr>
-          <w:rFonts w:ascii="FreeSerif" w:hAnsi="FreeSerif" w:eastAsia="FreeSerif"/>
-          <w:b w:val="0"/>
-          <w:i w:val="0"/>
-          <w:color w:val="1A1A1A"/>
-          <w:sz w:val="16"/>
-        </w:rPr>
-        <w:t xml:space="preserve">●  </w:t>
-      </w:r>
-      <w:r>
-        <w:rPr>
-          <w:b w:val="0"/>
-          <w:i w:val="0"/>
-          <w:color w:val="1A1A1A"/>
-          <w:sz w:val="21"/>
-        </w:rPr>
-        <w:t>IXL: whatever is not finished is tonight's practice; SmartScore 67.</w:t>
-      </w:r>
-    </w:p>
-    <w:p>
-      <w:pPr>
-        <w:keepNext/>
-        <w:spacing w:before="280" w:after="120"/>
-        <w:pBdr>
-          <w:bottom w:val="single" w:sz="8" w:space="2" w:color="1A1A1A"/>
-        </w:pBdr>
-      </w:pPr>
-      <w:r>
-        <w:rPr>
-          <w:b/>
-          <w:i w:val="0"/>
-          <w:color w:val="1A1A1A"/>
-          <w:sz w:val="30"/>
-        </w:rPr>
-        <w:t>The Whiteboard Round — what each board tells you</w:t>
-      </w:r>
-    </w:p>
-    <w:p>
-      <w:pPr>
-        <w:spacing w:before="0" w:after="120"/>
-      </w:pPr>
-      <w:r>
-        <w:rPr>
-          <w:b w:val="0"/>
-          <w:i w:val="0"/>
-          <w:color w:val="1A1A1A"/>
-          <w:sz w:val="21"/>
-        </w:rPr>
-        <w:t>Nine questions, one at a time, each with its reveal. Boards down until the cue, all up together, scan the back row first, question the blank boards before the wrong ones. Question 9 is written work. Every wrong option on a multiple-choice question is a named error; the benchmark it comes from is cited.</w:t>
-      </w:r>
-    </w:p>
-    <w:tbl>
-      <w:tblPr>
-        <w:tblLayout w:type="fixed"/>
-        <w:tblLook w:firstColumn="1" w:firstRow="1" w:lastColumn="0" w:lastRow="0" w:noHBand="0" w:noVBand="1" w:val="04A0"/>
-        <w:tblLayout w:type="fixed"/>
-        <w:tblW w:w="9360" w:type="dxa"/>
-      </w:tblPr>
-      <w:tblGrid>
-        <w:gridCol w:w="400"/>
-        <w:gridCol w:w="3300"/>
-        <w:gridCol w:w="1900"/>
-        <w:gridCol w:w="3760"/>
-      </w:tblGrid>
-      <w:tr>
-        <w:trPr>
-          <w:cantSplit/>
-          <w:tblHeader/>
-        </w:trPr>
-        <w:tc>
-          <w:tcPr>
-            <w:tcW w:type="dxa" w:w="400"/>
-            <w:tcMar>
-              <w:top w:w="60" w:type="dxa"/>
-              <w:left w:w="100" w:type="dxa"/>
-              <w:bottom w:w="60" w:type="dxa"/>
-              <w:right w:w="100" w:type="dxa"/>
-            </w:tcMar>
-            <w:tcBorders>
-              <w:top w:val="single" w:sz="6" w:color="1A1A1A"/>
-              <w:left w:val="single" w:sz="6" w:color="1A1A1A"/>
-              <w:bottom w:val="single" w:sz="6" w:color="1A1A1A"/>
-              <w:right w:val="single" w:sz="6" w:color="1A1A1A"/>
-            </w:tcBorders>
-            <w:shd w:val="clear" w:color="auto" w:fill="D9D9D9"/>
-          </w:tcPr>
-          <w:p>
-            <w:pPr>
-              <w:spacing w:after="0"/>
-              <w:jc w:val="center"/>
-            </w:pPr>
-            <w:r>
-              <w:rPr>
-                <w:b/>
-                <w:i w:val="0"/>
-                <w:color w:val="1A1A1A"/>
-                <w:sz w:val="19"/>
-              </w:rPr>
-              <w:t>#</w:t>
-            </w:r>
-          </w:p>
-        </w:tc>
-        <w:tc>
-          <w:tcPr>
-            <w:tcW w:type="dxa" w:w="3300"/>
-            <w:tcMar>
-              <w:top w:w="60" w:type="dxa"/>
-              <w:left w:w="100" w:type="dxa"/>
-              <w:bottom w:w="60" w:type="dxa"/>
-              <w:right w:w="100" w:type="dxa"/>
-            </w:tcMar>
-            <w:tcBorders>
-              <w:top w:val="single" w:sz="6" w:color="1A1A1A"/>
-              <w:left w:val="single" w:sz="6" w:color="1A1A1A"/>
-              <w:bottom w:val="single" w:sz="6" w:color="1A1A1A"/>
-              <w:right w:val="single" w:sz="6" w:color="1A1A1A"/>
-            </w:tcBorders>
-            <w:shd w:val="clear" w:color="auto" w:fill="D9D9D9"/>
-          </w:tcPr>
-          <w:p>
-            <w:pPr>
-              <w:spacing w:after="0"/>
-              <w:jc w:val="center"/>
-            </w:pPr>
-            <w:r>
-              <w:rPr>
-                <w:b/>
-                <w:i w:val="0"/>
-                <w:color w:val="1A1A1A"/>
-                <w:sz w:val="19"/>
-              </w:rPr>
-              <w:t>Question</w:t>
-            </w:r>
-          </w:p>
-        </w:tc>
-        <w:tc>
-          <w:tcPr>
-            <w:tcW w:type="dxa" w:w="1900"/>
-            <w:tcMar>
-              <w:top w:w="60" w:type="dxa"/>
-              <w:left w:w="100" w:type="dxa"/>
-              <w:bottom w:w="60" w:type="dxa"/>
-              <w:right w:w="100" w:type="dxa"/>
-            </w:tcMar>
-            <w:tcBorders>
-              <w:top w:val="single" w:sz="6" w:color="1A1A1A"/>
-              <w:left w:val="single" w:sz="6" w:color="1A1A1A"/>
-              <w:bottom w:val="single" w:sz="6" w:color="1A1A1A"/>
-              <w:right w:val="single" w:sz="6" w:color="1A1A1A"/>
-            </w:tcBorders>
-            <w:shd w:val="clear" w:color="auto" w:fill="D9D9D9"/>
-          </w:tcPr>
-          <w:p>
-            <w:pPr>
-              <w:spacing w:after="0"/>
-              <w:jc w:val="center"/>
-            </w:pPr>
-            <w:r>
-              <w:rPr>
-                <w:b/>
-                <w:i w:val="0"/>
-                <w:color w:val="1A1A1A"/>
-                <w:sz w:val="19"/>
-              </w:rPr>
-              <w:t>Answer</w:t>
-            </w:r>
-          </w:p>
-        </w:tc>
-        <w:tc>
-          <w:tcPr>
-            <w:tcW w:type="dxa" w:w="3760"/>
-            <w:tcMar>
-              <w:top w:w="60" w:type="dxa"/>
-              <w:left w:w="100" w:type="dxa"/>
-              <w:bottom w:w="60" w:type="dxa"/>
-              <w:right w:w="100" w:type="dxa"/>
-            </w:tcMar>
-            <w:tcBorders>
-              <w:top w:val="single" w:sz="6" w:color="1A1A1A"/>
-              <w:left w:val="single" w:sz="6" w:color="1A1A1A"/>
-              <w:bottom w:val="single" w:sz="6" w:color="1A1A1A"/>
-              <w:right w:val="single" w:sz="6" w:color="1A1A1A"/>
-            </w:tcBorders>
-            <w:shd w:val="clear" w:color="auto" w:fill="D9D9D9"/>
-          </w:tcPr>
-          <w:p>
-            <w:pPr>
-              <w:spacing w:after="0"/>
-              <w:jc w:val="center"/>
-            </w:pPr>
-            <w:r>
-              <w:rPr>
-                <w:b/>
-                <w:i w:val="0"/>
-                <w:color w:val="1A1A1A"/>
-                <w:sz w:val="19"/>
-              </w:rPr>
-              <w:t>What a wrong board says</w:t>
-            </w:r>
-          </w:p>
-        </w:tc>
-      </w:tr>
-      <w:tr>
-        <w:trPr>
-          <w:cantSplit/>
-        </w:trPr>
-        <w:tc>
-          <w:tcPr>
-            <w:tcW w:type="dxa" w:w="400"/>
-            <w:tcMar>
-              <w:top w:w="60" w:type="dxa"/>
-              <w:left w:w="100" w:type="dxa"/>
-              <w:bottom w:w="60" w:type="dxa"/>
-              <w:right w:w="100" w:type="dxa"/>
-            </w:tcMar>
-            <w:tcBorders>
-              <w:top w:val="single" w:sz="6" w:color="1A1A1A"/>
-              <w:left w:val="single" w:sz="6" w:color="1A1A1A"/>
-              <w:bottom w:val="single" w:sz="6" w:color="1A1A1A"/>
-              <w:right w:val="single" w:sz="6" w:color="1A1A1A"/>
-            </w:tcBorders>
-          </w:tcPr>
-          <w:p>
-            <w:pPr>
-              <w:spacing w:after="0"/>
-            </w:pPr>
-            <w:r>
-              <w:rPr>
-                <w:b w:val="0"/>
-                <w:i w:val="0"/>
-                <w:color w:val="1A1A1A"/>
-                <w:sz w:val="19"/>
-              </w:rPr>
-              <w:t>1</w:t>
-            </w:r>
-          </w:p>
-        </w:tc>
-        <w:tc>
-          <w:tcPr>
-            <w:tcW w:type="dxa" w:w="3300"/>
-            <w:tcMar>
-              <w:top w:w="60" w:type="dxa"/>
-              <w:left w:w="100" w:type="dxa"/>
-              <w:bottom w:w="60" w:type="dxa"/>
-              <w:right w:w="100" w:type="dxa"/>
-            </w:tcMar>
-            <w:tcBorders>
-              <w:top w:val="single" w:sz="6" w:color="1A1A1A"/>
-              <w:left w:val="single" w:sz="6" w:color="1A1A1A"/>
-              <w:bottom w:val="single" w:sz="6" w:color="1A1A1A"/>
-              <w:right w:val="single" w:sz="6" w:color="1A1A1A"/>
-            </w:tcBorders>
-          </w:tcPr>
-          <w:p>
-            <w:pPr>
-              <w:spacing w:after="0"/>
-            </w:pPr>
-            <w:r>
-              <w:drawing>
-                <wp:inline xmlns:a="http://schemas.openxmlformats.org/drawingml/2006/main" xmlns:pic="http://schemas.openxmlformats.org/drawingml/2006/picture">
-                  <wp:extent cx="353568" cy="216408"/>
-                  <wp:docPr id="13" name="Picture 13"/>
-                  <wp:cNvGraphicFramePr>
-                    <a:graphicFrameLocks noChangeAspect="1"/>
-                  </wp:cNvGraphicFramePr>
-                  <a:graphic>
-                    <a:graphicData uri="http://schemas.openxmlformats.org/drawingml/2006/picture">
-                      <pic:pic>
-                        <pic:nvPicPr>
-                          <pic:cNvPr id="0" name="f1db192212ff187d.png"/>
-                          <pic:cNvPicPr/>
-                        </pic:nvPicPr>
-                        <pic:blipFill>
-                          <a:blip r:embed="rId21"/>
-                          <a:stretch>
-                            <a:fillRect/>
-                          </a:stretch>
-                        </pic:blipFill>
-                        <pic:spPr>
-                          <a:xfrm>
-                            <a:off x="0" y="0"/>
-                            <a:ext cx="353568" cy="216408"/>
-                          </a:xfrm>
-                          <a:prstGeom prst="rect"/>
-                        </pic:spPr>
-                      </pic:pic>
-                    </a:graphicData>
-                  </a:graphic>
-                </wp:inline>
-              </w:drawing>
-            </w:r>
-          </w:p>
-        </w:tc>
-        <w:tc>
-          <w:tcPr>
-            <w:tcW w:type="dxa" w:w="1900"/>
-            <w:tcMar>
-              <w:top w:w="60" w:type="dxa"/>
-              <w:left w:w="100" w:type="dxa"/>
-              <w:bottom w:w="60" w:type="dxa"/>
-              <w:right w:w="100" w:type="dxa"/>
-            </w:tcMar>
-            <w:tcBorders>
-              <w:top w:val="single" w:sz="6" w:color="1A1A1A"/>
-              <w:left w:val="single" w:sz="6" w:color="1A1A1A"/>
-              <w:bottom w:val="single" w:sz="6" w:color="1A1A1A"/>
-              <w:right w:val="single" w:sz="6" w:color="1A1A1A"/>
-            </w:tcBorders>
-          </w:tcPr>
-          <w:p>
-            <w:pPr>
-              <w:spacing w:after="0"/>
-            </w:pPr>
-            <w:r>
-              <w:drawing>
-                <wp:inline xmlns:a="http://schemas.openxmlformats.org/drawingml/2006/main" xmlns:pic="http://schemas.openxmlformats.org/drawingml/2006/picture">
-                  <wp:extent cx="274320" cy="216408"/>
-                  <wp:docPr id="14" name="Picture 14"/>
-                  <wp:cNvGraphicFramePr>
-                    <a:graphicFrameLocks noChangeAspect="1"/>
-                  </wp:cNvGraphicFramePr>
-                  <a:graphic>
-                    <a:graphicData uri="http://schemas.openxmlformats.org/drawingml/2006/picture">
-                      <pic:pic>
-                        <pic:nvPicPr>
-                          <pic:cNvPr id="0" name="cefc28a81707f6ca.png"/>
-                          <pic:cNvPicPr/>
-                        </pic:nvPicPr>
-                        <pic:blipFill>
-                          <a:blip r:embed="rId22"/>
-                          <a:stretch>
-                            <a:fillRect/>
-                          </a:stretch>
-                        </pic:blipFill>
-                        <pic:spPr>
-                          <a:xfrm>
-                            <a:off x="0" y="0"/>
-                            <a:ext cx="274320" cy="216408"/>
-                          </a:xfrm>
-                          <a:prstGeom prst="rect"/>
-                        </pic:spPr>
-                      </pic:pic>
-                    </a:graphicData>
-                  </a:graphic>
-                </wp:inline>
-              </w:drawing>
-            </w:r>
-          </w:p>
-        </w:tc>
-        <w:tc>
-          <w:tcPr>
-            <w:tcW w:type="dxa" w:w="3760"/>
-            <w:tcMar>
-              <w:top w:w="60" w:type="dxa"/>
-              <w:left w:w="100" w:type="dxa"/>
-              <w:bottom w:w="60" w:type="dxa"/>
-              <w:right w:w="100" w:type="dxa"/>
-            </w:tcMar>
-            <w:tcBorders>
-              <w:top w:val="single" w:sz="6" w:color="1A1A1A"/>
-              <w:left w:val="single" w:sz="6" w:color="1A1A1A"/>
-              <w:bottom w:val="single" w:sz="6" w:color="1A1A1A"/>
-              <w:right w:val="single" w:sz="6" w:color="1A1A1A"/>
-            </w:tcBorders>
-          </w:tcPr>
-          <w:p>
-            <w:pPr>
-              <w:spacing w:after="0"/>
-            </w:pPr>
-            <w:r>
-              <w:rPr>
-                <w:b w:val="0"/>
-                <w:i w:val="0"/>
-                <w:color w:val="1A1A1A"/>
-                <w:sz w:val="19"/>
-              </w:rPr>
-              <w:t>(2/3)</w:t>
-            </w:r>
-            <w:r>
-              <w:rPr>
-                <w:b w:val="0"/>
-                <w:i w:val="0"/>
-                <w:color w:val="1A1A1A"/>
-                <w:sz w:val="19"/>
-                <w:vertAlign w:val="superscript"/>
-              </w:rPr>
-              <w:t>4</w:t>
-            </w:r>
-            <w:r>
-              <w:rPr>
-                <w:b w:val="0"/>
-                <w:i w:val="0"/>
-                <w:color w:val="1A1A1A"/>
-                <w:sz w:val="19"/>
-              </w:rPr>
-              <w:t xml:space="preserve"> — the minus was dropped without flipping [8.NSO.1.3 negative exponent law]; −(3/2)</w:t>
-            </w:r>
-            <w:r>
-              <w:rPr>
-                <w:b w:val="0"/>
-                <w:i w:val="0"/>
-                <w:color w:val="1A1A1A"/>
-                <w:sz w:val="19"/>
-                <w:vertAlign w:val="superscript"/>
-              </w:rPr>
-              <w:t>4</w:t>
-            </w:r>
-            <w:r>
-              <w:rPr>
-                <w:b w:val="0"/>
-                <w:i w:val="0"/>
-                <w:color w:val="1A1A1A"/>
-                <w:sz w:val="19"/>
-              </w:rPr>
-              <w:t xml:space="preserve"> — negative exponent read as a negative value [B1G-M misconception]</w:t>
-            </w:r>
-          </w:p>
-        </w:tc>
-      </w:tr>
-      <w:tr>
-        <w:trPr>
-          <w:cantSplit/>
-        </w:trPr>
-        <w:tc>
-          <w:tcPr>
-            <w:tcW w:type="dxa" w:w="400"/>
-            <w:tcMar>
-              <w:top w:w="60" w:type="dxa"/>
-              <w:left w:w="100" w:type="dxa"/>
-              <w:bottom w:w="60" w:type="dxa"/>
-              <w:right w:w="100" w:type="dxa"/>
-            </w:tcMar>
-            <w:tcBorders>
-              <w:top w:val="single" w:sz="6" w:color="1A1A1A"/>
-              <w:left w:val="single" w:sz="6" w:color="1A1A1A"/>
-              <w:bottom w:val="single" w:sz="6" w:color="1A1A1A"/>
-              <w:right w:val="single" w:sz="6" w:color="1A1A1A"/>
-            </w:tcBorders>
-          </w:tcPr>
-          <w:p>
-            <w:pPr>
-              <w:spacing w:after="0"/>
-            </w:pPr>
-            <w:r>
-              <w:rPr>
-                <w:b w:val="0"/>
-                <w:i w:val="0"/>
-                <w:color w:val="1A1A1A"/>
-                <w:sz w:val="19"/>
-              </w:rPr>
-              <w:t>2</w:t>
-            </w:r>
-          </w:p>
-        </w:tc>
-        <w:tc>
-          <w:tcPr>
-            <w:tcW w:type="dxa" w:w="3300"/>
-            <w:tcMar>
-              <w:top w:w="60" w:type="dxa"/>
-              <w:left w:w="100" w:type="dxa"/>
-              <w:bottom w:w="60" w:type="dxa"/>
-              <w:right w:w="100" w:type="dxa"/>
-            </w:tcMar>
-            <w:tcBorders>
-              <w:top w:val="single" w:sz="6" w:color="1A1A1A"/>
-              <w:left w:val="single" w:sz="6" w:color="1A1A1A"/>
-              <w:bottom w:val="single" w:sz="6" w:color="1A1A1A"/>
-              <w:right w:val="single" w:sz="6" w:color="1A1A1A"/>
-            </w:tcBorders>
-          </w:tcPr>
-          <w:p>
-            <w:pPr>
-              <w:spacing w:after="0"/>
-            </w:pPr>
-            <w:r>
-              <w:drawing>
-                <wp:inline xmlns:a="http://schemas.openxmlformats.org/drawingml/2006/main" xmlns:pic="http://schemas.openxmlformats.org/drawingml/2006/picture">
-                  <wp:extent cx="432816" cy="219456"/>
-                  <wp:docPr id="15" name="Picture 15"/>
-                  <wp:cNvGraphicFramePr>
-                    <a:graphicFrameLocks noChangeAspect="1"/>
-                  </wp:cNvGraphicFramePr>
-                  <a:graphic>
-                    <a:graphicData uri="http://schemas.openxmlformats.org/drawingml/2006/picture">
-                      <pic:pic>
-                        <pic:nvPicPr>
-                          <pic:cNvPr id="0" name="a743616a21af26a1.png"/>
-                          <pic:cNvPicPr/>
-                        </pic:nvPicPr>
-                        <pic:blipFill>
-                          <a:blip r:embed="rId23"/>
-                          <a:stretch>
-                            <a:fillRect/>
-                          </a:stretch>
-                        </pic:blipFill>
-                        <pic:spPr>
-                          <a:xfrm>
-                            <a:off x="0" y="0"/>
-                            <a:ext cx="432816" cy="219456"/>
-                          </a:xfrm>
-                          <a:prstGeom prst="rect"/>
-                        </pic:spPr>
-                      </pic:pic>
-                    </a:graphicData>
-                  </a:graphic>
-                </wp:inline>
-              </w:drawing>
-            </w:r>
-          </w:p>
-        </w:tc>
-        <w:tc>
-          <w:tcPr>
-            <w:tcW w:type="dxa" w:w="1900"/>
-            <w:tcMar>
-              <w:top w:w="60" w:type="dxa"/>
-              <w:left w:w="100" w:type="dxa"/>
-              <w:bottom w:w="60" w:type="dxa"/>
-              <w:right w:w="100" w:type="dxa"/>
-            </w:tcMar>
-            <w:tcBorders>
-              <w:top w:val="single" w:sz="6" w:color="1A1A1A"/>
-              <w:left w:val="single" w:sz="6" w:color="1A1A1A"/>
-              <w:bottom w:val="single" w:sz="6" w:color="1A1A1A"/>
-              <w:right w:val="single" w:sz="6" w:color="1A1A1A"/>
-            </w:tcBorders>
-          </w:tcPr>
-          <w:p>
-            <w:pPr>
-              <w:spacing w:after="0"/>
-            </w:pPr>
-            <w:r>
-              <w:drawing>
-                <wp:inline xmlns:a="http://schemas.openxmlformats.org/drawingml/2006/main" xmlns:pic="http://schemas.openxmlformats.org/drawingml/2006/picture">
-                  <wp:extent cx="353568" cy="216408"/>
-                  <wp:docPr id="16" name="Picture 16"/>
-                  <wp:cNvGraphicFramePr>
-                    <a:graphicFrameLocks noChangeAspect="1"/>
-                  </wp:cNvGraphicFramePr>
-                  <a:graphic>
-                    <a:graphicData uri="http://schemas.openxmlformats.org/drawingml/2006/picture">
-                      <pic:pic>
-                        <pic:nvPicPr>
-                          <pic:cNvPr id="0" name="d462310550ad4164.png"/>
-                          <pic:cNvPicPr/>
-                        </pic:nvPicPr>
-                        <pic:blipFill>
-                          <a:blip r:embed="rId24"/>
-                          <a:stretch>
-                            <a:fillRect/>
-                          </a:stretch>
-                        </pic:blipFill>
-                        <pic:spPr>
-                          <a:xfrm>
-                            <a:off x="0" y="0"/>
-                            <a:ext cx="353568" cy="216408"/>
-                          </a:xfrm>
-                          <a:prstGeom prst="rect"/>
-                        </pic:spPr>
-                      </pic:pic>
-                    </a:graphicData>
-                  </a:graphic>
-                </wp:inline>
-              </w:drawing>
-            </w:r>
-          </w:p>
-        </w:tc>
-        <w:tc>
-          <w:tcPr>
-            <w:tcW w:type="dxa" w:w="3760"/>
-            <w:tcMar>
-              <w:top w:w="60" w:type="dxa"/>
-              <w:left w:w="100" w:type="dxa"/>
-              <w:bottom w:w="60" w:type="dxa"/>
-              <w:right w:w="100" w:type="dxa"/>
-            </w:tcMar>
-            <w:tcBorders>
-              <w:top w:val="single" w:sz="6" w:color="1A1A1A"/>
-              <w:left w:val="single" w:sz="6" w:color="1A1A1A"/>
-              <w:bottom w:val="single" w:sz="6" w:color="1A1A1A"/>
-              <w:right w:val="single" w:sz="6" w:color="1A1A1A"/>
-            </w:tcBorders>
-          </w:tcPr>
-          <w:p>
-            <w:pPr>
-              <w:spacing w:after="0"/>
-            </w:pPr>
-            <w:r>
-              <w:rPr>
-                <w:b w:val="0"/>
-                <w:i w:val="0"/>
-                <w:color w:val="1A1A1A"/>
-                <w:sz w:val="19"/>
-              </w:rPr>
-              <w:t>(5/3)</w:t>
-            </w:r>
-            <w:r>
-              <w:rPr>
-                <w:b w:val="0"/>
-                <w:i w:val="0"/>
-                <w:color w:val="1A1A1A"/>
-                <w:sz w:val="19"/>
-                <w:vertAlign w:val="superscript"/>
-              </w:rPr>
-              <w:t>9</w:t>
-            </w:r>
-            <w:r>
-              <w:rPr>
-                <w:b w:val="0"/>
-                <w:i w:val="0"/>
-                <w:color w:val="1A1A1A"/>
-                <w:sz w:val="19"/>
-              </w:rPr>
-              <w:t xml:space="preserve"> — took the opposite as well as the reciprocal [B1G-M 8.NSO.1.3 misconception: opposite instead of reciprocal]</w:t>
-            </w:r>
-          </w:p>
-        </w:tc>
-      </w:tr>
-      <w:tr>
-        <w:trPr>
-          <w:cantSplit/>
-        </w:trPr>
-        <w:tc>
-          <w:tcPr>
-            <w:tcW w:type="dxa" w:w="400"/>
-            <w:tcMar>
-              <w:top w:w="60" w:type="dxa"/>
-              <w:left w:w="100" w:type="dxa"/>
-              <w:bottom w:w="60" w:type="dxa"/>
-              <w:right w:w="100" w:type="dxa"/>
-            </w:tcMar>
-            <w:tcBorders>
-              <w:top w:val="single" w:sz="6" w:color="1A1A1A"/>
-              <w:left w:val="single" w:sz="6" w:color="1A1A1A"/>
-              <w:bottom w:val="single" w:sz="6" w:color="1A1A1A"/>
-              <w:right w:val="single" w:sz="6" w:color="1A1A1A"/>
-            </w:tcBorders>
-          </w:tcPr>
-          <w:p>
-            <w:pPr>
-              <w:spacing w:after="0"/>
-            </w:pPr>
-            <w:r>
-              <w:rPr>
-                <w:b w:val="0"/>
-                <w:i w:val="0"/>
-                <w:color w:val="1A1A1A"/>
-                <w:sz w:val="19"/>
-              </w:rPr>
-              <w:t>3</w:t>
-            </w:r>
-          </w:p>
-        </w:tc>
-        <w:tc>
-          <w:tcPr>
-            <w:tcW w:type="dxa" w:w="3300"/>
-            <w:tcMar>
-              <w:top w:w="60" w:type="dxa"/>
-              <w:left w:w="100" w:type="dxa"/>
-              <w:bottom w:w="60" w:type="dxa"/>
-              <w:right w:w="100" w:type="dxa"/>
-            </w:tcMar>
-            <w:tcBorders>
-              <w:top w:val="single" w:sz="6" w:color="1A1A1A"/>
-              <w:left w:val="single" w:sz="6" w:color="1A1A1A"/>
-              <w:bottom w:val="single" w:sz="6" w:color="1A1A1A"/>
-              <w:right w:val="single" w:sz="6" w:color="1A1A1A"/>
-            </w:tcBorders>
-          </w:tcPr>
-          <w:p>
-            <w:pPr>
-              <w:spacing w:after="0"/>
-            </w:pPr>
-            <w:r>
-              <w:drawing>
-                <wp:inline xmlns:a="http://schemas.openxmlformats.org/drawingml/2006/main" xmlns:pic="http://schemas.openxmlformats.org/drawingml/2006/picture">
-                  <wp:extent cx="466344" cy="219456"/>
-                  <wp:docPr id="17" name="Picture 17"/>
-                  <wp:cNvGraphicFramePr>
-                    <a:graphicFrameLocks noChangeAspect="1"/>
-                  </wp:cNvGraphicFramePr>
-                  <a:graphic>
-                    <a:graphicData uri="http://schemas.openxmlformats.org/drawingml/2006/picture">
-                      <pic:pic>
-                        <pic:nvPicPr>
-                          <pic:cNvPr id="0" name="1071a24905f98021.png"/>
-                          <pic:cNvPicPr/>
-                        </pic:nvPicPr>
-                        <pic:blipFill>
-                          <a:blip r:embed="rId25"/>
-                          <a:stretch>
-                            <a:fillRect/>
-                          </a:stretch>
-                        </pic:blipFill>
-                        <pic:spPr>
-                          <a:xfrm>
-                            <a:off x="0" y="0"/>
-                            <a:ext cx="466344" cy="219456"/>
-                          </a:xfrm>
-                          <a:prstGeom prst="rect"/>
-                        </pic:spPr>
-                      </pic:pic>
-                    </a:graphicData>
-                  </a:graphic>
-                </wp:inline>
-              </w:drawing>
-            </w:r>
-          </w:p>
-        </w:tc>
-        <w:tc>
-          <w:tcPr>
-            <w:tcW w:type="dxa" w:w="1900"/>
-            <w:tcMar>
-              <w:top w:w="60" w:type="dxa"/>
-              <w:left w:w="100" w:type="dxa"/>
-              <w:bottom w:w="60" w:type="dxa"/>
-              <w:right w:w="100" w:type="dxa"/>
-            </w:tcMar>
-            <w:tcBorders>
-              <w:top w:val="single" w:sz="6" w:color="1A1A1A"/>
-              <w:left w:val="single" w:sz="6" w:color="1A1A1A"/>
-              <w:bottom w:val="single" w:sz="6" w:color="1A1A1A"/>
-              <w:right w:val="single" w:sz="6" w:color="1A1A1A"/>
-            </w:tcBorders>
-          </w:tcPr>
-          <w:p>
-            <w:pPr>
-              <w:spacing w:after="0"/>
-            </w:pPr>
-            <w:r>
-              <w:drawing>
-                <wp:inline xmlns:a="http://schemas.openxmlformats.org/drawingml/2006/main" xmlns:pic="http://schemas.openxmlformats.org/drawingml/2006/picture">
-                  <wp:extent cx="118872" cy="219456"/>
-                  <wp:docPr id="18" name="Picture 18"/>
-                  <wp:cNvGraphicFramePr>
-                    <a:graphicFrameLocks noChangeAspect="1"/>
-                  </wp:cNvGraphicFramePr>
-                  <a:graphic>
-                    <a:graphicData uri="http://schemas.openxmlformats.org/drawingml/2006/picture">
-                      <pic:pic>
-                        <pic:nvPicPr>
-                          <pic:cNvPr id="0" name="7758fddc9cfcb1be.png"/>
-                          <pic:cNvPicPr/>
-                        </pic:nvPicPr>
-                        <pic:blipFill>
-                          <a:blip r:embed="rId26"/>
-                          <a:stretch>
-                            <a:fillRect/>
-                          </a:stretch>
-                        </pic:blipFill>
-                        <pic:spPr>
-                          <a:xfrm>
-                            <a:off x="0" y="0"/>
-                            <a:ext cx="118872" cy="219456"/>
-                          </a:xfrm>
-                          <a:prstGeom prst="rect"/>
-                        </pic:spPr>
-                      </pic:pic>
-                    </a:graphicData>
-                  </a:graphic>
-                </wp:inline>
-              </w:drawing>
-            </w:r>
-          </w:p>
-        </w:tc>
-        <w:tc>
-          <w:tcPr>
-            <w:tcW w:type="dxa" w:w="3760"/>
-            <w:tcMar>
-              <w:top w:w="60" w:type="dxa"/>
-              <w:left w:w="100" w:type="dxa"/>
-              <w:bottom w:w="60" w:type="dxa"/>
-              <w:right w:w="100" w:type="dxa"/>
-            </w:tcMar>
-            <w:tcBorders>
-              <w:top w:val="single" w:sz="6" w:color="1A1A1A"/>
-              <w:left w:val="single" w:sz="6" w:color="1A1A1A"/>
-              <w:bottom w:val="single" w:sz="6" w:color="1A1A1A"/>
-              <w:right w:val="single" w:sz="6" w:color="1A1A1A"/>
-            </w:tcBorders>
-          </w:tcPr>
-          <w:p>
-            <w:pPr>
-              <w:spacing w:after="0"/>
-            </w:pPr>
-            <w:r>
-              <w:rPr>
-                <w:b w:val="0"/>
-                <w:i w:val="0"/>
-                <w:color w:val="1A1A1A"/>
-                <w:sz w:val="19"/>
-              </w:rPr>
-              <w:t>−81/64 — sign kept through an even power; 64/81 — never flipped [8.NSO.1.3 negative exponent law]</w:t>
-            </w:r>
-          </w:p>
-        </w:tc>
-      </w:tr>
-      <w:tr>
-        <w:trPr>
-          <w:cantSplit/>
-        </w:trPr>
-        <w:tc>
-          <w:tcPr>
-            <w:tcW w:type="dxa" w:w="400"/>
-            <w:tcMar>
-              <w:top w:w="60" w:type="dxa"/>
-              <w:left w:w="100" w:type="dxa"/>
-              <w:bottom w:w="60" w:type="dxa"/>
-              <w:right w:w="100" w:type="dxa"/>
-            </w:tcMar>
-            <w:tcBorders>
-              <w:top w:val="single" w:sz="6" w:color="1A1A1A"/>
-              <w:left w:val="single" w:sz="6" w:color="1A1A1A"/>
-              <w:bottom w:val="single" w:sz="6" w:color="1A1A1A"/>
-              <w:right w:val="single" w:sz="6" w:color="1A1A1A"/>
-            </w:tcBorders>
-          </w:tcPr>
-          <w:p>
-            <w:pPr>
-              <w:spacing w:after="0"/>
-            </w:pPr>
-            <w:r>
-              <w:rPr>
-                <w:b w:val="0"/>
-                <w:i w:val="0"/>
-                <w:color w:val="1A1A1A"/>
-                <w:sz w:val="19"/>
-              </w:rPr>
-              <w:t>4</w:t>
-            </w:r>
-          </w:p>
-        </w:tc>
-        <w:tc>
-          <w:tcPr>
-            <w:tcW w:type="dxa" w:w="3300"/>
-            <w:tcMar>
-              <w:top w:w="60" w:type="dxa"/>
-              <w:left w:w="100" w:type="dxa"/>
-              <w:bottom w:w="60" w:type="dxa"/>
-              <w:right w:w="100" w:type="dxa"/>
-            </w:tcMar>
-            <w:tcBorders>
-              <w:top w:val="single" w:sz="6" w:color="1A1A1A"/>
-              <w:left w:val="single" w:sz="6" w:color="1A1A1A"/>
-              <w:bottom w:val="single" w:sz="6" w:color="1A1A1A"/>
-              <w:right w:val="single" w:sz="6" w:color="1A1A1A"/>
-            </w:tcBorders>
-          </w:tcPr>
-          <w:p>
-            <w:pPr>
-              <w:spacing w:after="0"/>
-            </w:pPr>
-            <w:r>
-              <w:drawing>
-                <wp:inline xmlns:a="http://schemas.openxmlformats.org/drawingml/2006/main" xmlns:pic="http://schemas.openxmlformats.org/drawingml/2006/picture">
-                  <wp:extent cx="405384" cy="213360"/>
-                  <wp:docPr id="19" name="Picture 19"/>
-                  <wp:cNvGraphicFramePr>
-                    <a:graphicFrameLocks noChangeAspect="1"/>
-                  </wp:cNvGraphicFramePr>
-                  <a:graphic>
-                    <a:graphicData uri="http://schemas.openxmlformats.org/drawingml/2006/picture">
-                      <pic:pic>
-                        <pic:nvPicPr>
-                          <pic:cNvPr id="0" name="cc3461f3eed0a79a.png"/>
-                          <pic:cNvPicPr/>
-                        </pic:nvPicPr>
-                        <pic:blipFill>
-                          <a:blip r:embed="rId27"/>
-                          <a:stretch>
-                            <a:fillRect/>
-                          </a:stretch>
-                        </pic:blipFill>
-                        <pic:spPr>
-                          <a:xfrm>
-                            <a:off x="0" y="0"/>
-                            <a:ext cx="405384" cy="213360"/>
-                          </a:xfrm>
-                          <a:prstGeom prst="rect"/>
-                        </pic:spPr>
-                      </pic:pic>
-                    </a:graphicData>
-                  </a:graphic>
-                </wp:inline>
-              </w:drawing>
-            </w:r>
-          </w:p>
-        </w:tc>
-        <w:tc>
-          <w:tcPr>
-            <w:tcW w:type="dxa" w:w="1900"/>
-            <w:tcMar>
-              <w:top w:w="60" w:type="dxa"/>
-              <w:left w:w="100" w:type="dxa"/>
-              <w:bottom w:w="60" w:type="dxa"/>
-              <w:right w:w="100" w:type="dxa"/>
-            </w:tcMar>
-            <w:tcBorders>
-              <w:top w:val="single" w:sz="6" w:color="1A1A1A"/>
-              <w:left w:val="single" w:sz="6" w:color="1A1A1A"/>
-              <w:bottom w:val="single" w:sz="6" w:color="1A1A1A"/>
-              <w:right w:val="single" w:sz="6" w:color="1A1A1A"/>
-            </w:tcBorders>
-          </w:tcPr>
-          <w:p>
-            <w:pPr>
-              <w:spacing w:after="0"/>
-            </w:pPr>
-            <w:r>
-              <w:drawing>
-                <wp:inline xmlns:a="http://schemas.openxmlformats.org/drawingml/2006/main" xmlns:pic="http://schemas.openxmlformats.org/drawingml/2006/picture">
-                  <wp:extent cx="326136" cy="213360"/>
-                  <wp:docPr id="20" name="Picture 20"/>
-                  <wp:cNvGraphicFramePr>
-                    <a:graphicFrameLocks noChangeAspect="1"/>
-                  </wp:cNvGraphicFramePr>
-                  <a:graphic>
-                    <a:graphicData uri="http://schemas.openxmlformats.org/drawingml/2006/picture">
-                      <pic:pic>
-                        <pic:nvPicPr>
-                          <pic:cNvPr id="0" name="080a48d247733b6d.png"/>
-                          <pic:cNvPicPr/>
-                        </pic:nvPicPr>
-                        <pic:blipFill>
-                          <a:blip r:embed="rId28"/>
-                          <a:stretch>
-                            <a:fillRect/>
-                          </a:stretch>
-                        </pic:blipFill>
-                        <pic:spPr>
-                          <a:xfrm>
-                            <a:off x="0" y="0"/>
-                            <a:ext cx="326136" cy="213360"/>
-                          </a:xfrm>
-                          <a:prstGeom prst="rect"/>
-                        </pic:spPr>
-                      </pic:pic>
-                    </a:graphicData>
-                  </a:graphic>
-                </wp:inline>
-              </w:drawing>
-            </w:r>
-          </w:p>
-        </w:tc>
-        <w:tc>
-          <w:tcPr>
-            <w:tcW w:type="dxa" w:w="3760"/>
-            <w:tcMar>
-              <w:top w:w="60" w:type="dxa"/>
-              <w:left w:w="100" w:type="dxa"/>
-              <w:bottom w:w="60" w:type="dxa"/>
-              <w:right w:w="100" w:type="dxa"/>
-            </w:tcMar>
-            <w:tcBorders>
-              <w:top w:val="single" w:sz="6" w:color="1A1A1A"/>
-              <w:left w:val="single" w:sz="6" w:color="1A1A1A"/>
-              <w:bottom w:val="single" w:sz="6" w:color="1A1A1A"/>
-              <w:right w:val="single" w:sz="6" w:color="1A1A1A"/>
-            </w:tcBorders>
-          </w:tcPr>
-          <w:p>
-            <w:pPr>
-              <w:spacing w:after="0"/>
-            </w:pPr>
-            <w:r>
-              <w:rPr>
-                <w:b w:val="0"/>
-                <w:i w:val="0"/>
-                <w:color w:val="1A1A1A"/>
-                <w:sz w:val="19"/>
-              </w:rPr>
-              <w:t>(21/4)</w:t>
-            </w:r>
-            <w:r>
-              <w:rPr>
-                <w:b w:val="0"/>
-                <w:i w:val="0"/>
-                <w:color w:val="1A1A1A"/>
-                <w:sz w:val="19"/>
-                <w:vertAlign w:val="superscript"/>
-              </w:rPr>
-              <w:t>5</w:t>
-            </w:r>
-            <w:r>
-              <w:rPr>
-                <w:b w:val="0"/>
-                <w:i w:val="0"/>
-                <w:color w:val="1A1A1A"/>
-                <w:sz w:val="19"/>
-              </w:rPr>
-              <w:t xml:space="preserve"> — minus dropped without flipping; 4/21</w:t>
-            </w:r>
-            <w:r>
-              <w:rPr>
-                <w:b w:val="0"/>
-                <w:i w:val="0"/>
-                <w:color w:val="1A1A1A"/>
-                <w:sz w:val="19"/>
-                <w:vertAlign w:val="superscript"/>
-              </w:rPr>
-              <w:t>5</w:t>
-            </w:r>
-            <w:r>
-              <w:rPr>
-                <w:b w:val="0"/>
-                <w:i w:val="0"/>
-                <w:color w:val="1A1A1A"/>
-                <w:sz w:val="19"/>
-              </w:rPr>
-              <w:t xml:space="preserve"> — flipped but applied the exponent to the denominator only</w:t>
-            </w:r>
-          </w:p>
-        </w:tc>
-      </w:tr>
-      <w:tr>
-        <w:trPr>
-          <w:cantSplit/>
-        </w:trPr>
-        <w:tc>
-          <w:tcPr>
-            <w:tcW w:type="dxa" w:w="400"/>
-            <w:tcMar>
-              <w:top w:w="60" w:type="dxa"/>
-              <w:left w:w="100" w:type="dxa"/>
-              <w:bottom w:w="60" w:type="dxa"/>
-              <w:right w:w="100" w:type="dxa"/>
-            </w:tcMar>
-            <w:tcBorders>
-              <w:top w:val="single" w:sz="6" w:color="1A1A1A"/>
-              <w:left w:val="single" w:sz="6" w:color="1A1A1A"/>
-              <w:bottom w:val="single" w:sz="6" w:color="1A1A1A"/>
-              <w:right w:val="single" w:sz="6" w:color="1A1A1A"/>
-            </w:tcBorders>
-          </w:tcPr>
-          <w:p>
-            <w:pPr>
-              <w:spacing w:after="0"/>
-            </w:pPr>
-            <w:r>
-              <w:rPr>
-                <w:b w:val="0"/>
-                <w:i w:val="0"/>
-                <w:color w:val="1A1A1A"/>
-                <w:sz w:val="19"/>
-              </w:rPr>
-              <w:t>5</w:t>
-            </w:r>
-          </w:p>
-        </w:tc>
-        <w:tc>
-          <w:tcPr>
-            <w:tcW w:type="dxa" w:w="3300"/>
-            <w:tcMar>
-              <w:top w:w="60" w:type="dxa"/>
-              <w:left w:w="100" w:type="dxa"/>
-              <w:bottom w:w="60" w:type="dxa"/>
-              <w:right w:w="100" w:type="dxa"/>
-            </w:tcMar>
-            <w:tcBorders>
-              <w:top w:val="single" w:sz="6" w:color="1A1A1A"/>
-              <w:left w:val="single" w:sz="6" w:color="1A1A1A"/>
-              <w:bottom w:val="single" w:sz="6" w:color="1A1A1A"/>
-              <w:right w:val="single" w:sz="6" w:color="1A1A1A"/>
-            </w:tcBorders>
-          </w:tcPr>
-          <w:p>
-            <w:pPr>
-              <w:spacing w:after="0"/>
-            </w:pPr>
-            <w:r>
-              <w:rPr>
-                <w:b w:val="0"/>
-                <w:i w:val="0"/>
-                <w:color w:val="1A1A1A"/>
-                <w:sz w:val="19"/>
-              </w:rPr>
-              <w:t>Which expression is equivalent?</w:t>
-            </w:r>
-          </w:p>
-        </w:tc>
-        <w:tc>
-          <w:tcPr>
-            <w:tcW w:type="dxa" w:w="1900"/>
-            <w:tcMar>
-              <w:top w:w="60" w:type="dxa"/>
-              <w:left w:w="100" w:type="dxa"/>
-              <w:bottom w:w="60" w:type="dxa"/>
-              <w:right w:w="100" w:type="dxa"/>
-            </w:tcMar>
-            <w:tcBorders>
-              <w:top w:val="single" w:sz="6" w:color="1A1A1A"/>
-              <w:left w:val="single" w:sz="6" w:color="1A1A1A"/>
-              <w:bottom w:val="single" w:sz="6" w:color="1A1A1A"/>
-              <w:right w:val="single" w:sz="6" w:color="1A1A1A"/>
-            </w:tcBorders>
-          </w:tcPr>
-          <w:p>
-            <w:pPr>
-              <w:spacing w:after="0"/>
-            </w:pPr>
-            <w:r>
-              <w:rPr>
-                <w:b/>
-                <w:i/>
-                <w:color w:val="9E1B32"/>
-                <w:sz w:val="19"/>
-              </w:rPr>
-              <w:t>A — (−8/7)</w:t>
-            </w:r>
-            <w:r>
-              <w:rPr>
-                <w:b/>
-                <w:i/>
-                <w:color w:val="9E1B32"/>
-                <w:sz w:val="19"/>
-                <w:vertAlign w:val="superscript"/>
-              </w:rPr>
-              <w:t>2</w:t>
-            </w:r>
-          </w:p>
-        </w:tc>
-        <w:tc>
-          <w:tcPr>
-            <w:tcW w:type="dxa" w:w="3760"/>
-            <w:tcMar>
-              <w:top w:w="60" w:type="dxa"/>
-              <w:left w:w="100" w:type="dxa"/>
-              <w:bottom w:w="60" w:type="dxa"/>
-              <w:right w:w="100" w:type="dxa"/>
-            </w:tcMar>
-            <w:tcBorders>
-              <w:top w:val="single" w:sz="6" w:color="1A1A1A"/>
-              <w:left w:val="single" w:sz="6" w:color="1A1A1A"/>
-              <w:bottom w:val="single" w:sz="6" w:color="1A1A1A"/>
-              <w:right w:val="single" w:sz="6" w:color="1A1A1A"/>
-            </w:tcBorders>
-          </w:tcPr>
-          <w:p>
-            <w:pPr>
-              <w:spacing w:after="0"/>
-            </w:pPr>
-            <w:r>
-              <w:rPr>
-                <w:b w:val="0"/>
-                <w:i w:val="0"/>
-                <w:color w:val="1A1A1A"/>
-                <w:sz w:val="19"/>
-              </w:rPr>
-              <w:t>(B) took the opposite as well as the reciprocal [B1G-M 8.NSO.1.3 misconception: opposite instead of reciprocal]; (C) negative exponent read as a negative value [B1G-M 8.NSO.1.3 misconception: −b vs b</w:t>
-            </w:r>
-            <w:r>
-              <w:rPr>
-                <w:b w:val="0"/>
-                <w:i w:val="0"/>
-                <w:color w:val="1A1A1A"/>
-                <w:sz w:val="19"/>
-                <w:vertAlign w:val="superscript"/>
-              </w:rPr>
-              <w:t>-1</w:t>
-            </w:r>
-            <w:r>
-              <w:rPr>
-                <w:b w:val="0"/>
-                <w:i w:val="0"/>
-                <w:color w:val="1A1A1A"/>
-                <w:sz w:val="19"/>
-              </w:rPr>
-              <w:t>]; (D) dropped the minus on the exponent without flipping [negative exponent law not applied]</w:t>
-            </w:r>
-          </w:p>
-        </w:tc>
-      </w:tr>
-      <w:tr>
-        <w:trPr>
-          <w:cantSplit/>
-        </w:trPr>
-        <w:tc>
-          <w:tcPr>
-            <w:tcW w:type="dxa" w:w="400"/>
-            <w:tcMar>
-              <w:top w:w="60" w:type="dxa"/>
-              <w:left w:w="100" w:type="dxa"/>
-              <w:bottom w:w="60" w:type="dxa"/>
-              <w:right w:w="100" w:type="dxa"/>
-            </w:tcMar>
-            <w:tcBorders>
-              <w:top w:val="single" w:sz="6" w:color="1A1A1A"/>
-              <w:left w:val="single" w:sz="6" w:color="1A1A1A"/>
-              <w:bottom w:val="single" w:sz="6" w:color="1A1A1A"/>
-              <w:right w:val="single" w:sz="6" w:color="1A1A1A"/>
-            </w:tcBorders>
-          </w:tcPr>
-          <w:p>
-            <w:pPr>
-              <w:spacing w:after="0"/>
-            </w:pPr>
-            <w:r>
-              <w:rPr>
-                <w:b w:val="0"/>
-                <w:i w:val="0"/>
-                <w:color w:val="1A1A1A"/>
-                <w:sz w:val="19"/>
-              </w:rPr>
-              <w:t>6</w:t>
-            </w:r>
-          </w:p>
-        </w:tc>
-        <w:tc>
-          <w:tcPr>
-            <w:tcW w:type="dxa" w:w="3300"/>
-            <w:tcMar>
-              <w:top w:w="60" w:type="dxa"/>
-              <w:left w:w="100" w:type="dxa"/>
-              <w:bottom w:w="60" w:type="dxa"/>
-              <w:right w:w="100" w:type="dxa"/>
-            </w:tcMar>
-            <w:tcBorders>
-              <w:top w:val="single" w:sz="6" w:color="1A1A1A"/>
-              <w:left w:val="single" w:sz="6" w:color="1A1A1A"/>
-              <w:bottom w:val="single" w:sz="6" w:color="1A1A1A"/>
-              <w:right w:val="single" w:sz="6" w:color="1A1A1A"/>
-            </w:tcBorders>
-          </w:tcPr>
-          <w:p>
-            <w:pPr>
-              <w:spacing w:after="0"/>
-            </w:pPr>
-            <w:r>
-              <w:rPr>
-                <w:b w:val="0"/>
-                <w:i w:val="0"/>
-                <w:color w:val="1A1A1A"/>
-                <w:sz w:val="19"/>
-              </w:rPr>
-              <w:t>Which expression is equivalent?</w:t>
-            </w:r>
-          </w:p>
-        </w:tc>
-        <w:tc>
-          <w:tcPr>
-            <w:tcW w:type="dxa" w:w="1900"/>
-            <w:tcMar>
-              <w:top w:w="60" w:type="dxa"/>
-              <w:left w:w="100" w:type="dxa"/>
-              <w:bottom w:w="60" w:type="dxa"/>
-              <w:right w:w="100" w:type="dxa"/>
-            </w:tcMar>
-            <w:tcBorders>
-              <w:top w:val="single" w:sz="6" w:color="1A1A1A"/>
-              <w:left w:val="single" w:sz="6" w:color="1A1A1A"/>
-              <w:bottom w:val="single" w:sz="6" w:color="1A1A1A"/>
-              <w:right w:val="single" w:sz="6" w:color="1A1A1A"/>
-            </w:tcBorders>
-          </w:tcPr>
-          <w:p>
-            <w:pPr>
-              <w:spacing w:after="0"/>
-            </w:pPr>
-            <w:r>
-              <w:rPr>
-                <w:b/>
-                <w:i/>
-                <w:color w:val="9E1B32"/>
-                <w:sz w:val="19"/>
-              </w:rPr>
-              <w:t>A — (5/8)</w:t>
-            </w:r>
-            <w:r>
-              <w:rPr>
-                <w:b/>
-                <w:i/>
-                <w:color w:val="9E1B32"/>
-                <w:sz w:val="19"/>
-                <w:vertAlign w:val="superscript"/>
-              </w:rPr>
-              <w:t>2</w:t>
-            </w:r>
-          </w:p>
-        </w:tc>
-        <w:tc>
-          <w:tcPr>
-            <w:tcW w:type="dxa" w:w="3760"/>
-            <w:tcMar>
-              <w:top w:w="60" w:type="dxa"/>
-              <w:left w:w="100" w:type="dxa"/>
-              <w:bottom w:w="60" w:type="dxa"/>
-              <w:right w:w="100" w:type="dxa"/>
-            </w:tcMar>
-            <w:tcBorders>
-              <w:top w:val="single" w:sz="6" w:color="1A1A1A"/>
-              <w:left w:val="single" w:sz="6" w:color="1A1A1A"/>
-              <w:bottom w:val="single" w:sz="6" w:color="1A1A1A"/>
-              <w:right w:val="single" w:sz="6" w:color="1A1A1A"/>
-            </w:tcBorders>
-          </w:tcPr>
-          <w:p>
-            <w:pPr>
-              <w:spacing w:after="0"/>
-            </w:pPr>
-            <w:r>
-              <w:rPr>
-                <w:b w:val="0"/>
-                <w:i w:val="0"/>
-                <w:color w:val="1A1A1A"/>
-                <w:sz w:val="19"/>
-              </w:rPr>
-              <w:t>(B) flipped a base whose exponent was already positive [negative exponent law applied where no negative exponent remained]; (C) added −2 + (−4) instead of subtracting [quotient law: subtract the exponents]; (D) multiplied −2 · −4 [confused with power of a power]</w:t>
-            </w:r>
-          </w:p>
-        </w:tc>
-      </w:tr>
-      <w:tr>
-        <w:trPr>
-          <w:cantSplit/>
-        </w:trPr>
-        <w:tc>
-          <w:tcPr>
-            <w:tcW w:type="dxa" w:w="400"/>
-            <w:tcMar>
-              <w:top w:w="60" w:type="dxa"/>
-              <w:left w:w="100" w:type="dxa"/>
-              <w:bottom w:w="60" w:type="dxa"/>
-              <w:right w:w="100" w:type="dxa"/>
-            </w:tcMar>
-            <w:tcBorders>
-              <w:top w:val="single" w:sz="6" w:color="1A1A1A"/>
-              <w:left w:val="single" w:sz="6" w:color="1A1A1A"/>
-              <w:bottom w:val="single" w:sz="6" w:color="1A1A1A"/>
-              <w:right w:val="single" w:sz="6" w:color="1A1A1A"/>
-            </w:tcBorders>
-          </w:tcPr>
-          <w:p>
-            <w:pPr>
-              <w:spacing w:after="0"/>
-            </w:pPr>
-            <w:r>
-              <w:rPr>
-                <w:b w:val="0"/>
-                <w:i w:val="0"/>
-                <w:color w:val="1A1A1A"/>
-                <w:sz w:val="19"/>
-              </w:rPr>
-              <w:t>7</w:t>
-            </w:r>
-          </w:p>
-        </w:tc>
-        <w:tc>
-          <w:tcPr>
-            <w:tcW w:type="dxa" w:w="3300"/>
-            <w:tcMar>
-              <w:top w:w="60" w:type="dxa"/>
-              <w:left w:w="100" w:type="dxa"/>
-              <w:bottom w:w="60" w:type="dxa"/>
-              <w:right w:w="100" w:type="dxa"/>
-            </w:tcMar>
-            <w:tcBorders>
-              <w:top w:val="single" w:sz="6" w:color="1A1A1A"/>
-              <w:left w:val="single" w:sz="6" w:color="1A1A1A"/>
-              <w:bottom w:val="single" w:sz="6" w:color="1A1A1A"/>
-              <w:right w:val="single" w:sz="6" w:color="1A1A1A"/>
-            </w:tcBorders>
-          </w:tcPr>
-          <w:p>
-            <w:pPr>
-              <w:spacing w:after="0"/>
-            </w:pPr>
-            <w:r>
-              <w:drawing>
-                <wp:inline xmlns:a="http://schemas.openxmlformats.org/drawingml/2006/main" xmlns:pic="http://schemas.openxmlformats.org/drawingml/2006/picture">
-                  <wp:extent cx="746760" cy="219456"/>
-                  <wp:docPr id="21" name="Picture 21"/>
-                  <wp:cNvGraphicFramePr>
-                    <a:graphicFrameLocks noChangeAspect="1"/>
-                  </wp:cNvGraphicFramePr>
-                  <a:graphic>
-                    <a:graphicData uri="http://schemas.openxmlformats.org/drawingml/2006/picture">
-                      <pic:pic>
-                        <pic:nvPicPr>
-                          <pic:cNvPr id="0" name="25412e1395e15f77.png"/>
-                          <pic:cNvPicPr/>
-                        </pic:nvPicPr>
-                        <pic:blipFill>
-                          <a:blip r:embed="rId29"/>
-                          <a:stretch>
-                            <a:fillRect/>
-                          </a:stretch>
-                        </pic:blipFill>
-                        <pic:spPr>
-                          <a:xfrm>
-                            <a:off x="0" y="0"/>
-                            <a:ext cx="746760" cy="219456"/>
-                          </a:xfrm>
-                          <a:prstGeom prst="rect"/>
-                        </pic:spPr>
-                      </pic:pic>
-                    </a:graphicData>
-                  </a:graphic>
-                </wp:inline>
-              </w:drawing>
-            </w:r>
-          </w:p>
-        </w:tc>
-        <w:tc>
-          <w:tcPr>
-            <w:tcW w:type="dxa" w:w="1900"/>
-            <w:tcMar>
-              <w:top w:w="60" w:type="dxa"/>
-              <w:left w:w="100" w:type="dxa"/>
-              <w:bottom w:w="60" w:type="dxa"/>
-              <w:right w:w="100" w:type="dxa"/>
-            </w:tcMar>
-            <w:tcBorders>
-              <w:top w:val="single" w:sz="6" w:color="1A1A1A"/>
-              <w:left w:val="single" w:sz="6" w:color="1A1A1A"/>
-              <w:bottom w:val="single" w:sz="6" w:color="1A1A1A"/>
-              <w:right w:val="single" w:sz="6" w:color="1A1A1A"/>
-            </w:tcBorders>
-          </w:tcPr>
-          <w:p>
-            <w:pPr>
-              <w:spacing w:after="0"/>
-            </w:pPr>
-            <w:r>
-              <w:drawing>
-                <wp:inline xmlns:a="http://schemas.openxmlformats.org/drawingml/2006/main" xmlns:pic="http://schemas.openxmlformats.org/drawingml/2006/picture">
-                  <wp:extent cx="118872" cy="213360"/>
-                  <wp:docPr id="22" name="Picture 22"/>
-                  <wp:cNvGraphicFramePr>
-                    <a:graphicFrameLocks noChangeAspect="1"/>
-                  </wp:cNvGraphicFramePr>
-                  <a:graphic>
-                    <a:graphicData uri="http://schemas.openxmlformats.org/drawingml/2006/picture">
-                      <pic:pic>
-                        <pic:nvPicPr>
-                          <pic:cNvPr id="0" name="33db1f2bb2e45224.png"/>
-                          <pic:cNvPicPr/>
-                        </pic:nvPicPr>
-                        <pic:blipFill>
-                          <a:blip r:embed="rId30"/>
-                          <a:stretch>
-                            <a:fillRect/>
-                          </a:stretch>
-                        </pic:blipFill>
-                        <pic:spPr>
-                          <a:xfrm>
-                            <a:off x="0" y="0"/>
-                            <a:ext cx="118872" cy="213360"/>
-                          </a:xfrm>
-                          <a:prstGeom prst="rect"/>
-                        </pic:spPr>
-                      </pic:pic>
-                    </a:graphicData>
-                  </a:graphic>
-                </wp:inline>
-              </w:drawing>
-            </w:r>
-          </w:p>
-        </w:tc>
-        <w:tc>
-          <w:tcPr>
-            <w:tcW w:type="dxa" w:w="3760"/>
-            <w:tcMar>
-              <w:top w:w="60" w:type="dxa"/>
-              <w:left w:w="100" w:type="dxa"/>
-              <w:bottom w:w="60" w:type="dxa"/>
-              <w:right w:w="100" w:type="dxa"/>
-            </w:tcMar>
-            <w:tcBorders>
-              <w:top w:val="single" w:sz="6" w:color="1A1A1A"/>
-              <w:left w:val="single" w:sz="6" w:color="1A1A1A"/>
-              <w:bottom w:val="single" w:sz="6" w:color="1A1A1A"/>
-              <w:right w:val="single" w:sz="6" w:color="1A1A1A"/>
-            </w:tcBorders>
-          </w:tcPr>
-          <w:p>
-            <w:pPr>
-              <w:spacing w:after="0"/>
-            </w:pPr>
-            <w:r>
-              <w:rPr>
-                <w:b w:val="0"/>
-                <w:i w:val="0"/>
-                <w:color w:val="1A1A1A"/>
-                <w:sz w:val="19"/>
-              </w:rPr>
-              <w:t>1 — treated (2/5)</w:t>
-            </w:r>
-            <w:r>
-              <w:rPr>
-                <w:b w:val="0"/>
-                <w:i w:val="0"/>
-                <w:color w:val="1A1A1A"/>
-                <w:sz w:val="19"/>
-                <w:vertAlign w:val="superscript"/>
-              </w:rPr>
-              <w:t>-1</w:t>
-            </w:r>
-            <w:r>
-              <w:rPr>
-                <w:b w:val="0"/>
-                <w:i w:val="0"/>
-                <w:color w:val="1A1A1A"/>
-                <w:sz w:val="19"/>
-              </w:rPr>
-              <w:t xml:space="preserve"> as 2/5 and multiplied by its reciprocal [negative exponent law not applied]; 5/2 — only one factor counted</w:t>
-            </w:r>
-          </w:p>
-        </w:tc>
-      </w:tr>
-      <w:tr>
-        <w:trPr>
-          <w:cantSplit/>
-        </w:trPr>
-        <w:tc>
-          <w:tcPr>
-            <w:tcW w:type="dxa" w:w="400"/>
-            <w:tcMar>
-              <w:top w:w="60" w:type="dxa"/>
-              <w:left w:w="100" w:type="dxa"/>
-              <w:bottom w:w="60" w:type="dxa"/>
-              <w:right w:w="100" w:type="dxa"/>
-            </w:tcMar>
-            <w:tcBorders>
-              <w:top w:val="single" w:sz="6" w:color="1A1A1A"/>
-              <w:left w:val="single" w:sz="6" w:color="1A1A1A"/>
-              <w:bottom w:val="single" w:sz="6" w:color="1A1A1A"/>
-              <w:right w:val="single" w:sz="6" w:color="1A1A1A"/>
-            </w:tcBorders>
-          </w:tcPr>
-          <w:p>
-            <w:pPr>
-              <w:spacing w:after="0"/>
-            </w:pPr>
-            <w:r>
-              <w:rPr>
-                <w:b w:val="0"/>
-                <w:i w:val="0"/>
-                <w:color w:val="1A1A1A"/>
-                <w:sz w:val="19"/>
-              </w:rPr>
-              <w:t>8</w:t>
-            </w:r>
-          </w:p>
-        </w:tc>
-        <w:tc>
-          <w:tcPr>
-            <w:tcW w:type="dxa" w:w="3300"/>
-            <w:tcMar>
-              <w:top w:w="60" w:type="dxa"/>
-              <w:left w:w="100" w:type="dxa"/>
-              <w:bottom w:w="60" w:type="dxa"/>
-              <w:right w:w="100" w:type="dxa"/>
-            </w:tcMar>
-            <w:tcBorders>
-              <w:top w:val="single" w:sz="6" w:color="1A1A1A"/>
-              <w:left w:val="single" w:sz="6" w:color="1A1A1A"/>
-              <w:bottom w:val="single" w:sz="6" w:color="1A1A1A"/>
-              <w:right w:val="single" w:sz="6" w:color="1A1A1A"/>
-            </w:tcBorders>
-          </w:tcPr>
-          <w:p>
-            <w:pPr>
-              <w:spacing w:after="0"/>
-            </w:pPr>
-            <w:r>
-              <w:drawing>
-                <wp:inline xmlns:a="http://schemas.openxmlformats.org/drawingml/2006/main" xmlns:pic="http://schemas.openxmlformats.org/drawingml/2006/picture">
-                  <wp:extent cx="941832" cy="216408"/>
-                  <wp:docPr id="23" name="Picture 23"/>
-                  <wp:cNvGraphicFramePr>
-                    <a:graphicFrameLocks noChangeAspect="1"/>
-                  </wp:cNvGraphicFramePr>
-                  <a:graphic>
-                    <a:graphicData uri="http://schemas.openxmlformats.org/drawingml/2006/picture">
-                      <pic:pic>
-                        <pic:nvPicPr>
-                          <pic:cNvPr id="0" name="b5898150eb68e7b0.png"/>
-                          <pic:cNvPicPr/>
-                        </pic:nvPicPr>
-                        <pic:blipFill>
-                          <a:blip r:embed="rId31"/>
-                          <a:stretch>
-                            <a:fillRect/>
-                          </a:stretch>
-                        </pic:blipFill>
-                        <pic:spPr>
-                          <a:xfrm>
-                            <a:off x="0" y="0"/>
-                            <a:ext cx="941832" cy="216408"/>
-                          </a:xfrm>
-                          <a:prstGeom prst="rect"/>
-                        </pic:spPr>
-                      </pic:pic>
-                    </a:graphicData>
-                  </a:graphic>
-                </wp:inline>
-              </w:drawing>
-            </w:r>
-          </w:p>
-        </w:tc>
-        <w:tc>
-          <w:tcPr>
-            <w:tcW w:type="dxa" w:w="1900"/>
-            <w:tcMar>
-              <w:top w:w="60" w:type="dxa"/>
-              <w:left w:w="100" w:type="dxa"/>
-              <w:bottom w:w="60" w:type="dxa"/>
-              <w:right w:w="100" w:type="dxa"/>
-            </w:tcMar>
-            <w:tcBorders>
-              <w:top w:val="single" w:sz="6" w:color="1A1A1A"/>
-              <w:left w:val="single" w:sz="6" w:color="1A1A1A"/>
-              <w:bottom w:val="single" w:sz="6" w:color="1A1A1A"/>
-              <w:right w:val="single" w:sz="6" w:color="1A1A1A"/>
-            </w:tcBorders>
-          </w:tcPr>
-          <w:p>
-            <w:pPr>
-              <w:spacing w:after="0"/>
-            </w:pPr>
-            <w:r>
-              <w:drawing>
-                <wp:inline xmlns:a="http://schemas.openxmlformats.org/drawingml/2006/main" xmlns:pic="http://schemas.openxmlformats.org/drawingml/2006/picture">
-                  <wp:extent cx="274320" cy="216408"/>
-                  <wp:docPr id="24" name="Picture 24"/>
-                  <wp:cNvGraphicFramePr>
-                    <a:graphicFrameLocks noChangeAspect="1"/>
-                  </wp:cNvGraphicFramePr>
-                  <a:graphic>
-                    <a:graphicData uri="http://schemas.openxmlformats.org/drawingml/2006/picture">
-                      <pic:pic>
-                        <pic:nvPicPr>
-                          <pic:cNvPr id="0" name="5cb6a61c50b03f57.png"/>
-                          <pic:cNvPicPr/>
-                        </pic:nvPicPr>
-                        <pic:blipFill>
-                          <a:blip r:embed="rId32"/>
-                          <a:stretch>
-                            <a:fillRect/>
-                          </a:stretch>
-                        </pic:blipFill>
-                        <pic:spPr>
-                          <a:xfrm>
-                            <a:off x="0" y="0"/>
-                            <a:ext cx="274320" cy="216408"/>
-                          </a:xfrm>
-                          <a:prstGeom prst="rect"/>
-                        </pic:spPr>
-                      </pic:pic>
-                    </a:graphicData>
-                  </a:graphic>
-                </wp:inline>
-              </w:drawing>
-            </w:r>
-          </w:p>
-        </w:tc>
-        <w:tc>
-          <w:tcPr>
-            <w:tcW w:type="dxa" w:w="3760"/>
-            <w:tcMar>
-              <w:top w:w="60" w:type="dxa"/>
-              <w:left w:w="100" w:type="dxa"/>
-              <w:bottom w:w="60" w:type="dxa"/>
-              <w:right w:w="100" w:type="dxa"/>
-            </w:tcMar>
-            <w:tcBorders>
-              <w:top w:val="single" w:sz="6" w:color="1A1A1A"/>
-              <w:left w:val="single" w:sz="6" w:color="1A1A1A"/>
-              <w:bottom w:val="single" w:sz="6" w:color="1A1A1A"/>
-              <w:right w:val="single" w:sz="6" w:color="1A1A1A"/>
-            </w:tcBorders>
-          </w:tcPr>
-          <w:p>
-            <w:pPr>
-              <w:spacing w:after="0"/>
-            </w:pPr>
-            <w:r>
-              <w:rPr>
-                <w:b w:val="0"/>
-                <w:i w:val="0"/>
-                <w:color w:val="1A1A1A"/>
-                <w:sz w:val="19"/>
-              </w:rPr>
-              <w:t>(2/3)</w:t>
-            </w:r>
-            <w:r>
-              <w:rPr>
-                <w:b w:val="0"/>
-                <w:i w:val="0"/>
-                <w:color w:val="1A1A1A"/>
-                <w:sz w:val="19"/>
-                <w:vertAlign w:val="superscript"/>
-              </w:rPr>
-              <w:t>6</w:t>
-            </w:r>
-            <w:r>
-              <w:rPr>
-                <w:b w:val="0"/>
-                <w:i w:val="0"/>
-                <w:color w:val="1A1A1A"/>
-                <w:sz w:val="19"/>
-              </w:rPr>
-              <w:t xml:space="preserve"> — added 3 + 3 in the power-of-a-power step [confused with product of powers]; (3/2)</w:t>
-            </w:r>
-            <w:r>
-              <w:rPr>
-                <w:b w:val="0"/>
-                <w:i w:val="0"/>
-                <w:color w:val="1A1A1A"/>
-                <w:sz w:val="19"/>
-                <w:vertAlign w:val="superscript"/>
-              </w:rPr>
-              <w:t>9</w:t>
-            </w:r>
-            <w:r>
-              <w:rPr>
-                <w:b w:val="0"/>
-                <w:i w:val="0"/>
-                <w:color w:val="1A1A1A"/>
-                <w:sz w:val="19"/>
-              </w:rPr>
-              <w:t xml:space="preserve"> — flipped a positive exponent</w:t>
-            </w:r>
-          </w:p>
-        </w:tc>
-      </w:tr>
-      <w:tr>
-        <w:trPr>
-          <w:cantSplit/>
-        </w:trPr>
-        <w:tc>
-          <w:tcPr>
-            <w:tcW w:type="dxa" w:w="400"/>
-            <w:tcMar>
-              <w:top w:w="60" w:type="dxa"/>
-              <w:left w:w="100" w:type="dxa"/>
-              <w:bottom w:w="60" w:type="dxa"/>
-              <w:right w:w="100" w:type="dxa"/>
-            </w:tcMar>
-            <w:tcBorders>
-              <w:top w:val="single" w:sz="6" w:color="1A1A1A"/>
-              <w:left w:val="single" w:sz="6" w:color="1A1A1A"/>
-              <w:bottom w:val="single" w:sz="6" w:color="1A1A1A"/>
-              <w:right w:val="single" w:sz="6" w:color="1A1A1A"/>
-            </w:tcBorders>
-          </w:tcPr>
-          <w:p>
-            <w:pPr>
-              <w:spacing w:after="0"/>
-            </w:pPr>
-            <w:r>
-              <w:rPr>
-                <w:b w:val="0"/>
-                <w:i w:val="0"/>
-                <w:color w:val="1A1A1A"/>
-                <w:sz w:val="19"/>
-              </w:rPr>
-              <w:t>9</w:t>
-            </w:r>
-          </w:p>
-        </w:tc>
-        <w:tc>
-          <w:tcPr>
-            <w:tcW w:type="dxa" w:w="3300"/>
-            <w:tcMar>
-              <w:top w:w="60" w:type="dxa"/>
-              <w:left w:w="100" w:type="dxa"/>
-              <w:bottom w:w="60" w:type="dxa"/>
-              <w:right w:w="100" w:type="dxa"/>
-            </w:tcMar>
-            <w:tcBorders>
-              <w:top w:val="single" w:sz="6" w:color="1A1A1A"/>
-              <w:left w:val="single" w:sz="6" w:color="1A1A1A"/>
-              <w:bottom w:val="single" w:sz="6" w:color="1A1A1A"/>
-              <w:right w:val="single" w:sz="6" w:color="1A1A1A"/>
-            </w:tcBorders>
-          </w:tcPr>
-          <w:p>
-            <w:pPr>
-              <w:spacing w:after="0"/>
-            </w:pPr>
-            <w:r>
-              <w:rPr>
-                <w:b w:val="0"/>
-                <w:i w:val="0"/>
-                <w:color w:val="1A1A1A"/>
-                <w:sz w:val="19"/>
-              </w:rPr>
-              <w:t>Marco says (−2/3)</w:t>
-            </w:r>
-            <w:r>
-              <w:rPr>
-                <w:b w:val="0"/>
-                <w:i w:val="0"/>
-                <w:color w:val="1A1A1A"/>
-                <w:sz w:val="19"/>
-                <w:vertAlign w:val="superscript"/>
-              </w:rPr>
-              <w:t>-5</w:t>
-            </w:r>
-            <w:r>
-              <w:rPr>
-                <w:b w:val="0"/>
-                <w:i w:val="0"/>
-                <w:color w:val="1A1A1A"/>
-                <w:sz w:val="19"/>
-              </w:rPr>
-              <w:t xml:space="preserve"> can be rewritten as (2/3)</w:t>
-            </w:r>
-            <w:r>
-              <w:rPr>
-                <w:b w:val="0"/>
-                <w:i w:val="0"/>
-                <w:color w:val="1A1A1A"/>
-                <w:sz w:val="19"/>
-                <w:vertAlign w:val="superscript"/>
-              </w:rPr>
-              <w:t>5</w:t>
-            </w:r>
-            <w:r>
-              <w:rPr>
-                <w:b w:val="0"/>
-                <w:i w:val="0"/>
-                <w:color w:val="1A1A1A"/>
-                <w:sz w:val="19"/>
-              </w:rPr>
-              <w:t xml:space="preserve"> because 'two negatives make a positive.' Is he right?</w:t>
-            </w:r>
-          </w:p>
-        </w:tc>
-        <w:tc>
-          <w:tcPr>
-            <w:tcW w:type="dxa" w:w="1900"/>
-            <w:tcMar>
-              <w:top w:w="60" w:type="dxa"/>
-              <w:left w:w="100" w:type="dxa"/>
-              <w:bottom w:w="60" w:type="dxa"/>
-              <w:right w:w="100" w:type="dxa"/>
-            </w:tcMar>
-            <w:tcBorders>
-              <w:top w:val="single" w:sz="6" w:color="1A1A1A"/>
-              <w:left w:val="single" w:sz="6" w:color="1A1A1A"/>
-              <w:bottom w:val="single" w:sz="6" w:color="1A1A1A"/>
-              <w:right w:val="single" w:sz="6" w:color="1A1A1A"/>
-            </w:tcBorders>
-          </w:tcPr>
-          <w:p>
-            <w:pPr>
-              <w:spacing w:after="0"/>
-            </w:pPr>
-            <w:r>
-              <w:rPr>
-                <w:b/>
-                <w:i/>
-                <w:color w:val="9E1B32"/>
-                <w:sz w:val="19"/>
-              </w:rPr>
-              <w:t>No — (−2/3)</w:t>
-            </w:r>
-            <w:r>
-              <w:rPr>
-                <w:b/>
-                <w:i/>
-                <w:color w:val="9E1B32"/>
-                <w:sz w:val="19"/>
-                <w:vertAlign w:val="superscript"/>
-              </w:rPr>
-              <w:t>-5</w:t>
-            </w:r>
-            <w:r>
-              <w:rPr>
-                <w:b/>
-                <w:i/>
-                <w:color w:val="9E1B32"/>
-                <w:sz w:val="19"/>
-              </w:rPr>
-              <w:t xml:space="preserve"> = (−3/2)</w:t>
-            </w:r>
-            <w:r>
-              <w:rPr>
-                <w:b/>
-                <w:i/>
-                <w:color w:val="9E1B32"/>
-                <w:sz w:val="19"/>
-                <w:vertAlign w:val="superscript"/>
-              </w:rPr>
-              <w:t>5</w:t>
-            </w:r>
-          </w:p>
-        </w:tc>
-        <w:tc>
-          <w:tcPr>
-            <w:tcW w:type="dxa" w:w="3760"/>
-            <w:tcMar>
-              <w:top w:w="60" w:type="dxa"/>
-              <w:left w:w="100" w:type="dxa"/>
-              <w:bottom w:w="60" w:type="dxa"/>
-              <w:right w:w="100" w:type="dxa"/>
-            </w:tcMar>
-            <w:tcBorders>
-              <w:top w:val="single" w:sz="6" w:color="1A1A1A"/>
-              <w:left w:val="single" w:sz="6" w:color="1A1A1A"/>
-              <w:bottom w:val="single" w:sz="6" w:color="1A1A1A"/>
-              <w:right w:val="single" w:sz="6" w:color="1A1A1A"/>
-            </w:tcBorders>
-          </w:tcPr>
-          <w:p>
-            <w:pPr>
-              <w:spacing w:after="0"/>
-            </w:pPr>
-            <w:r>
-              <w:rPr>
-                <w:b w:val="0"/>
-                <w:i w:val="0"/>
-                <w:color w:val="1A1A1A"/>
-                <w:sz w:val="19"/>
-              </w:rPr>
-              <w:t>'Yes' — opposite taken as well as reciprocal [B1G-M 8.NSO.1.3 misconception: opposite instead of reciprocal]</w:t>
-            </w:r>
-          </w:p>
-        </w:tc>
-      </w:tr>
-    </w:tbl>
-    <w:p>
-      <w:pPr>
-        <w:spacing w:after="0" w:before="0" w:line="20" w:lineRule="exact"/>
-      </w:pPr>
-      <w:r>
-        <w:rPr>
-          <w:sz w:val="2"/>
-        </w:rPr>
-      </w:r>
-    </w:p>
-    <w:p>
-      <w:pPr>
-        <w:keepNext/>
-        <w:spacing w:before="280" w:after="120"/>
-        <w:pBdr>
-          <w:bottom w:val="single" w:sz="8" w:space="2" w:color="1A1A1A"/>
-        </w:pBdr>
-      </w:pPr>
-      <w:r>
-        <w:rPr>
-          <w:b/>
-          <w:i w:val="0"/>
-          <w:color w:val="1A1A1A"/>
-          <w:sz w:val="30"/>
-        </w:rPr>
-        <w:t>Question Bank — variation and answers</w:t>
-      </w:r>
-    </w:p>
-    <w:p>
-      <w:pPr>
-        <w:spacing w:before="0" w:after="100"/>
-      </w:pPr>
-      <w:r>
-        <w:rPr>
-          <w:b/>
-          <w:i w:val="0"/>
-          <w:color w:val="1A1A1A"/>
-          <w:sz w:val="21"/>
-        </w:rPr>
-        <w:t xml:space="preserve">Variation.  </w:t>
-      </w:r>
-      <w:r>
-        <w:rPr>
-          <w:b w:val="0"/>
-          <w:i w:val="0"/>
-          <w:color w:val="1A1A1A"/>
-          <w:sz w:val="21"/>
-        </w:rPr>
-        <w:t>Questions 1–4 are one move each and vary only where the sign sits: no sign, a sign on the fraction, a sign in the numerator, a bigger fraction with no sign. Question 5 puts four sign placements side by side. 6–9 add one law before the flip (product, quotient, power of a power, then a decimal that must become a fraction). The pattern breaks at 7, where the exponent comes out positive and there is nothing to flip, and at 10, where one of four candidate expressions is not equivalent. The Additional sheet mirrors each position with different numbers.</w:t>
-      </w:r>
-    </w:p>
-    <w:p>
-      <w:pPr>
-        <w:spacing w:before="0" w:after="120"/>
-      </w:pPr>
-      <w:r>
-        <w:rPr>
-          <w:b w:val="0"/>
-          <w:i w:val="0"/>
-          <w:color w:val="1A1A1A"/>
-          <w:sz w:val="21"/>
-        </w:rPr>
-        <w:t>The bank and its Additional sheet are posted, never assigned; they feed the quizzes. Answers below are the same values the keys print — both come from one source.</w:t>
-      </w:r>
-    </w:p>
-    <w:p>
-      <w:pPr>
-        <w:keepNext/>
-        <w:spacing w:before="200" w:after="60"/>
-      </w:pPr>
-      <w:r>
-        <w:rPr>
-          <w:b/>
-          <w:i w:val="0"/>
-          <w:color w:val="1A1A1A"/>
-          <w:sz w:val="23"/>
-        </w:rPr>
-        <w:t>Question Bank</w:t>
-      </w:r>
-    </w:p>
-    <w:p>
-      <w:pPr>
-        <w:spacing w:before="0" w:after="60"/>
-        <w:ind w:left="360" w:hanging="360"/>
-      </w:pPr>
-      <w:r>
-        <w:rPr>
-          <w:b/>
-          <w:i w:val="0"/>
-          <w:color w:val="1A1A1A"/>
-          <w:sz w:val="20"/>
-        </w:rPr>
-        <w:t xml:space="preserve">1.  </w:t>
+        <w:t xml:space="preserve">. The original recipe serves 6 people. Rewrite the factor with a positive exponent.  →  </w:t>
       </w:r>
       <w:r>
         <w:drawing>
           <wp:inline xmlns:a="http://schemas.openxmlformats.org/drawingml/2006/main" xmlns:pic="http://schemas.openxmlformats.org/drawingml/2006/picture">
-            <wp:extent cx="271272" cy="213360"/>
-            <wp:docPr id="25" name="Picture 25"/>
+            <wp:extent cx="274320" cy="216408"/>
+            <wp:docPr id="5" name="Picture 5"/>
             <wp:cNvGraphicFramePr>
               <a:graphicFrameLocks noChangeAspect="1"/>
             </wp:cNvGraphicFramePr>
@@ -6511,11 +2383,11 @@
               <a:graphicData uri="http://schemas.openxmlformats.org/drawingml/2006/picture">
                 <pic:pic>
                   <pic:nvPicPr>
-                    <pic:cNvPr id="0" name="e4623bcf1a78b4f8.png"/>
+                    <pic:cNvPr id="0" name="cefc28a81707f6ca.png"/>
                     <pic:cNvPicPr/>
                   </pic:nvPicPr>
                   <pic:blipFill>
-                    <a:blip r:embed="rId33"/>
+                    <a:blip r:embed="rId13"/>
                     <a:stretch>
                       <a:fillRect/>
                     </a:stretch>
@@ -6523,7 +2395,7 @@
                   <pic:spPr>
                     <a:xfrm>
                       <a:off x="0" y="0"/>
-                      <a:ext cx="271272" cy="213360"/>
+                      <a:ext cx="274320" cy="216408"/>
                     </a:xfrm>
                     <a:prstGeom prst="rect"/>
                   </pic:spPr>
@@ -6533,26 +2405,91 @@
           </wp:inline>
         </w:drawing>
       </w:r>
+      <w:r>
+        <w:rPr>
+          <w:b w:val="0"/>
+          <w:i/>
+          <w:color w:val="6B6B6B"/>
+          <w:sz w:val="20"/>
+        </w:rPr>
+        <w:t xml:space="preserve">   The number of people it serves is not needed.</w:t>
+      </w:r>
+      <w:r>
+        <w:rPr>
+          <w:b w:val="0"/>
+          <w:i/>
+          <w:color w:val="6B6B6B"/>
+          <w:sz w:val="19"/>
+        </w:rPr>
+        <w:t xml:space="preserve">   (2/3)</w:t>
+      </w:r>
+      <w:r>
+        <w:rPr>
+          <w:b w:val="0"/>
+          <w:i/>
+          <w:color w:val="6B6B6B"/>
+          <w:sz w:val="19"/>
+          <w:vertAlign w:val="superscript"/>
+        </w:rPr>
+        <w:t>4</w:t>
+      </w:r>
+      <w:r>
+        <w:rPr>
+          <w:b w:val="0"/>
+          <w:i/>
+          <w:color w:val="6B6B6B"/>
+          <w:sz w:val="19"/>
+        </w:rPr>
+        <w:t xml:space="preserve"> — the minus was dropped without flipping [8.NSO.1.3 negative exponent law]; −(3/2)</w:t>
+      </w:r>
+      <w:r>
+        <w:rPr>
+          <w:b w:val="0"/>
+          <w:i/>
+          <w:color w:val="6B6B6B"/>
+          <w:sz w:val="19"/>
+          <w:vertAlign w:val="superscript"/>
+        </w:rPr>
+        <w:t>4</w:t>
+      </w:r>
+      <w:r>
+        <w:rPr>
+          <w:b w:val="0"/>
+          <w:i/>
+          <w:color w:val="6B6B6B"/>
+          <w:sz w:val="19"/>
+        </w:rPr>
+        <w:t xml:space="preserve"> — negative exponent read as a negative value [B1G-M misconception]; anything built from 6 — the unneeded figure was used</w:t>
+      </w:r>
     </w:p>
     <w:p>
       <w:pPr>
-        <w:spacing w:before="0" w:after="60"/>
-        <w:ind w:left="360" w:hanging="360"/>
+        <w:spacing w:before="20" w:after="60"/>
+        <w:ind w:left="470" w:hanging="470"/>
       </w:pPr>
       <w:r>
         <w:rPr>
           <w:b/>
           <w:i w:val="0"/>
           <w:color w:val="1A1A1A"/>
-          <w:sz w:val="20"/>
+          <w:sz w:val="21"/>
         </w:rPr>
-        <w:t xml:space="preserve">2.  </w:t>
+        <w:t xml:space="preserve">17–18.  </w:t>
+      </w:r>
+      <w:r>
+        <w:rPr>
+          <w:b/>
+          <w:i w:val="0"/>
+          <w:color w:val="1A1A1A"/>
+          <w:sz w:val="21"/>
+        </w:rPr>
+        <w:t xml:space="preserve">Board 2.  </w:t>
       </w:r>
       <w:r>
         <w:drawing>
           <wp:inline xmlns:a="http://schemas.openxmlformats.org/drawingml/2006/main" xmlns:pic="http://schemas.openxmlformats.org/drawingml/2006/picture">
-            <wp:extent cx="384048" cy="213360"/>
-            <wp:docPr id="26" name="Picture 26"/>
+            <wp:extent cx="432816" cy="219456"/>
+            <wp:docPr id="6" name="Picture 6"/>
             <wp:cNvGraphicFramePr>
               <a:graphicFrameLocks noChangeAspect="1"/>
             </wp:cNvGraphicFramePr>
@@ -6560,11 +2497,11 @@
               <a:graphicData uri="http://schemas.openxmlformats.org/drawingml/2006/picture">
                 <pic:pic>
                   <pic:nvPicPr>
-                    <pic:cNvPr id="0" name="4fe8ae84533b419a.png"/>
+                    <pic:cNvPr id="0" name="a743616a21af26a1.png"/>
                     <pic:cNvPicPr/>
                   </pic:nvPicPr>
                   <pic:blipFill>
-                    <a:blip r:embed="rId34"/>
+                    <a:blip r:embed="rId14"/>
                     <a:stretch>
                       <a:fillRect/>
                     </a:stretch>
@@ -6572,7 +2509,7 @@
                   <pic:spPr>
                     <a:xfrm>
                       <a:off x="0" y="0"/>
-                      <a:ext cx="384048" cy="213360"/>
+                      <a:ext cx="432816" cy="219456"/>
                     </a:xfrm>
                     <a:prstGeom prst="rect"/>
                   </pic:spPr>
@@ -6582,26 +2519,20 @@
           </wp:inline>
         </w:drawing>
       </w:r>
-    </w:p>
-    <w:p>
-      <w:pPr>
-        <w:spacing w:before="0" w:after="60"/>
-        <w:ind w:left="360" w:hanging="360"/>
-      </w:pPr>
       <w:r>
         <w:rPr>
-          <w:b/>
+          <w:b w:val="0"/>
           <w:i w:val="0"/>
           <w:color w:val="1A1A1A"/>
-          <w:sz w:val="20"/>
+          <w:sz w:val="21"/>
         </w:rPr>
-        <w:t xml:space="preserve">3.  </w:t>
+        <w:t xml:space="preserve">  →  </w:t>
       </w:r>
       <w:r>
         <w:drawing>
           <wp:inline xmlns:a="http://schemas.openxmlformats.org/drawingml/2006/main" xmlns:pic="http://schemas.openxmlformats.org/drawingml/2006/picture">
             <wp:extent cx="353568" cy="216408"/>
-            <wp:docPr id="27" name="Picture 27"/>
+            <wp:docPr id="7" name="Picture 7"/>
             <wp:cNvGraphicFramePr>
               <a:graphicFrameLocks noChangeAspect="1"/>
             </wp:cNvGraphicFramePr>
@@ -6609,11 +2540,11 @@
               <a:graphicData uri="http://schemas.openxmlformats.org/drawingml/2006/picture">
                 <pic:pic>
                   <pic:nvPicPr>
-                    <pic:cNvPr id="0" name="a45727409cb6b903.png"/>
+                    <pic:cNvPr id="0" name="d462310550ad4164.png"/>
                     <pic:cNvPicPr/>
                   </pic:nvPicPr>
                   <pic:blipFill>
-                    <a:blip r:embed="rId35"/>
+                    <a:blip r:embed="rId15"/>
                     <a:stretch>
                       <a:fillRect/>
                     </a:stretch>
@@ -6631,26 +2562,63 @@
           </wp:inline>
         </w:drawing>
       </w:r>
+      <w:r>
+        <w:rPr>
+          <w:b w:val="0"/>
+          <w:i/>
+          <w:color w:val="6B6B6B"/>
+          <w:sz w:val="19"/>
+        </w:rPr>
+        <w:t xml:space="preserve">   (5/3)</w:t>
+      </w:r>
+      <w:r>
+        <w:rPr>
+          <w:b w:val="0"/>
+          <w:i/>
+          <w:color w:val="6B6B6B"/>
+          <w:sz w:val="19"/>
+          <w:vertAlign w:val="superscript"/>
+        </w:rPr>
+        <w:t>9</w:t>
+      </w:r>
+      <w:r>
+        <w:rPr>
+          <w:b w:val="0"/>
+          <w:i/>
+          <w:color w:val="6B6B6B"/>
+          <w:sz w:val="19"/>
+        </w:rPr>
+        <w:t xml:space="preserve"> — took the opposite as well as the reciprocal [B1G-M 8.NSO.1.3 misconception: opposite instead of reciprocal]</w:t>
+      </w:r>
     </w:p>
     <w:p>
       <w:pPr>
-        <w:spacing w:before="0" w:after="60"/>
-        <w:ind w:left="360" w:hanging="360"/>
+        <w:spacing w:before="20" w:after="60"/>
+        <w:ind w:left="470" w:hanging="470"/>
       </w:pPr>
       <w:r>
         <w:rPr>
           <w:b/>
           <w:i w:val="0"/>
           <w:color w:val="1A1A1A"/>
-          <w:sz w:val="20"/>
+          <w:sz w:val="21"/>
         </w:rPr>
-        <w:t xml:space="preserve">4.  </w:t>
+        <w:t xml:space="preserve">19–20.  </w:t>
+      </w:r>
+      <w:r>
+        <w:rPr>
+          <w:b/>
+          <w:i w:val="0"/>
+          <w:color w:val="1A1A1A"/>
+          <w:sz w:val="21"/>
+        </w:rPr>
+        <w:t xml:space="preserve">Board 3.  </w:t>
       </w:r>
       <w:r>
         <w:drawing>
           <wp:inline xmlns:a="http://schemas.openxmlformats.org/drawingml/2006/main" xmlns:pic="http://schemas.openxmlformats.org/drawingml/2006/picture">
-            <wp:extent cx="323088" cy="210312"/>
-            <wp:docPr id="28" name="Picture 28"/>
+            <wp:extent cx="466344" cy="219456"/>
+            <wp:docPr id="8" name="Picture 8"/>
             <wp:cNvGraphicFramePr>
               <a:graphicFrameLocks noChangeAspect="1"/>
             </wp:cNvGraphicFramePr>
@@ -6658,11 +2626,11 @@
               <a:graphicData uri="http://schemas.openxmlformats.org/drawingml/2006/picture">
                 <pic:pic>
                   <pic:nvPicPr>
-                    <pic:cNvPr id="0" name="ac41797789ef7d7f.png"/>
+                    <pic:cNvPr id="0" name="1071a24905f98021.png"/>
                     <pic:cNvPicPr/>
                   </pic:nvPicPr>
                   <pic:blipFill>
-                    <a:blip r:embed="rId36"/>
+                    <a:blip r:embed="rId16"/>
                     <a:stretch>
                       <a:fillRect/>
                     </a:stretch>
@@ -6670,7 +2638,7 @@
                   <pic:spPr>
                     <a:xfrm>
                       <a:off x="0" y="0"/>
-                      <a:ext cx="323088" cy="210312"/>
+                      <a:ext cx="466344" cy="219456"/>
                     </a:xfrm>
                     <a:prstGeom prst="rect"/>
                   </pic:spPr>
@@ -6680,50 +2648,20 @@
           </wp:inline>
         </w:drawing>
       </w:r>
-    </w:p>
-    <w:p>
-      <w:pPr>
-        <w:spacing w:before="0" w:after="60"/>
-        <w:ind w:left="360" w:hanging="360"/>
-      </w:pPr>
       <w:r>
         <w:rPr>
-          <w:b/>
+          <w:b w:val="0"/>
           <w:i w:val="0"/>
           <w:color w:val="1A1A1A"/>
-          <w:sz w:val="20"/>
+          <w:sz w:val="21"/>
         </w:rPr>
-        <w:t xml:space="preserve">5.  </w:t>
-      </w:r>
-      <w:r>
-        <w:rPr>
-          <w:b/>
-          <w:i/>
-          <w:color w:val="9E1B32"/>
-          <w:sz w:val="20"/>
-        </w:rPr>
-        <w:t>(a) D  (b) B  (c) A  (d) C</w:t>
-      </w:r>
-    </w:p>
-    <w:p>
-      <w:pPr>
-        <w:spacing w:before="0" w:after="60"/>
-        <w:ind w:left="360" w:hanging="360"/>
-      </w:pPr>
-      <w:r>
-        <w:rPr>
-          <w:b/>
-          <w:i w:val="0"/>
-          <w:color w:val="1A1A1A"/>
-          <w:sz w:val="20"/>
-        </w:rPr>
-        <w:t xml:space="preserve">6.  </w:t>
+        <w:t xml:space="preserve">  →  </w:t>
       </w:r>
       <w:r>
         <w:drawing>
           <wp:inline xmlns:a="http://schemas.openxmlformats.org/drawingml/2006/main" xmlns:pic="http://schemas.openxmlformats.org/drawingml/2006/picture">
-            <wp:extent cx="1158240" cy="213360"/>
-            <wp:docPr id="29" name="Picture 29"/>
+            <wp:extent cx="118872" cy="219456"/>
+            <wp:docPr id="9" name="Picture 9"/>
             <wp:cNvGraphicFramePr>
               <a:graphicFrameLocks noChangeAspect="1"/>
             </wp:cNvGraphicFramePr>
@@ -6731,11 +2669,11 @@
               <a:graphicData uri="http://schemas.openxmlformats.org/drawingml/2006/picture">
                 <pic:pic>
                   <pic:nvPicPr>
-                    <pic:cNvPr id="0" name="0eda0b9a2ce6bd3e.png"/>
+                    <pic:cNvPr id="0" name="7758fddc9cfcb1be.png"/>
                     <pic:cNvPicPr/>
                   </pic:nvPicPr>
                   <pic:blipFill>
-                    <a:blip r:embed="rId37"/>
+                    <a:blip r:embed="rId17"/>
                     <a:stretch>
                       <a:fillRect/>
                     </a:stretch>
@@ -6743,7 +2681,7 @@
                   <pic:spPr>
                     <a:xfrm>
                       <a:off x="0" y="0"/>
-                      <a:ext cx="1158240" cy="213360"/>
+                      <a:ext cx="118872" cy="219456"/>
                     </a:xfrm>
                     <a:prstGeom prst="rect"/>
                   </pic:spPr>
@@ -6753,26 +2691,44 @@
           </wp:inline>
         </w:drawing>
       </w:r>
+      <w:r>
+        <w:rPr>
+          <w:b w:val="0"/>
+          <w:i/>
+          <w:color w:val="6B6B6B"/>
+          <w:sz w:val="19"/>
+        </w:rPr>
+        <w:t xml:space="preserve">   −81/64 — sign kept through an even power; 64/81 — never flipped [8.NSO.1.3 negative exponent law]</w:t>
+      </w:r>
     </w:p>
     <w:p>
       <w:pPr>
-        <w:spacing w:before="0" w:after="60"/>
-        <w:ind w:left="360" w:hanging="360"/>
+        <w:spacing w:before="20" w:after="60"/>
+        <w:ind w:left="470" w:hanging="470"/>
       </w:pPr>
       <w:r>
         <w:rPr>
           <w:b/>
           <w:i w:val="0"/>
           <w:color w:val="1A1A1A"/>
-          <w:sz w:val="20"/>
+          <w:sz w:val="21"/>
         </w:rPr>
-        <w:t xml:space="preserve">7.  </w:t>
+        <w:t xml:space="preserve">21–22.  </w:t>
+      </w:r>
+      <w:r>
+        <w:rPr>
+          <w:b/>
+          <w:i w:val="0"/>
+          <w:color w:val="1A1A1A"/>
+          <w:sz w:val="21"/>
+        </w:rPr>
+        <w:t xml:space="preserve">Board 4.  </w:t>
       </w:r>
       <w:r>
         <w:drawing>
           <wp:inline xmlns:a="http://schemas.openxmlformats.org/drawingml/2006/main" xmlns:pic="http://schemas.openxmlformats.org/drawingml/2006/picture">
-            <wp:extent cx="274320" cy="216408"/>
-            <wp:docPr id="30" name="Picture 30"/>
+            <wp:extent cx="405384" cy="213360"/>
+            <wp:docPr id="10" name="Picture 10"/>
             <wp:cNvGraphicFramePr>
               <a:graphicFrameLocks noChangeAspect="1"/>
             </wp:cNvGraphicFramePr>
@@ -6780,11 +2736,558 @@
               <a:graphicData uri="http://schemas.openxmlformats.org/drawingml/2006/picture">
                 <pic:pic>
                   <pic:nvPicPr>
-                    <pic:cNvPr id="0" name="c96a42aaf04dcc4e.png"/>
+                    <pic:cNvPr id="0" name="cc3461f3eed0a79a.png"/>
                     <pic:cNvPicPr/>
                   </pic:nvPicPr>
                   <pic:blipFill>
-                    <a:blip r:embed="rId38"/>
+                    <a:blip r:embed="rId18"/>
+                    <a:stretch>
+                      <a:fillRect/>
+                    </a:stretch>
+                  </pic:blipFill>
+                  <pic:spPr>
+                    <a:xfrm>
+                      <a:off x="0" y="0"/>
+                      <a:ext cx="405384" cy="213360"/>
+                    </a:xfrm>
+                    <a:prstGeom prst="rect"/>
+                  </pic:spPr>
+                </pic:pic>
+              </a:graphicData>
+            </a:graphic>
+          </wp:inline>
+        </w:drawing>
+      </w:r>
+      <w:r>
+        <w:rPr>
+          <w:b w:val="0"/>
+          <w:i w:val="0"/>
+          <w:color w:val="1A1A1A"/>
+          <w:sz w:val="21"/>
+        </w:rPr>
+        <w:t xml:space="preserve">  →  </w:t>
+      </w:r>
+      <w:r>
+        <w:drawing>
+          <wp:inline xmlns:a="http://schemas.openxmlformats.org/drawingml/2006/main" xmlns:pic="http://schemas.openxmlformats.org/drawingml/2006/picture">
+            <wp:extent cx="326136" cy="213360"/>
+            <wp:docPr id="11" name="Picture 11"/>
+            <wp:cNvGraphicFramePr>
+              <a:graphicFrameLocks noChangeAspect="1"/>
+            </wp:cNvGraphicFramePr>
+            <a:graphic>
+              <a:graphicData uri="http://schemas.openxmlformats.org/drawingml/2006/picture">
+                <pic:pic>
+                  <pic:nvPicPr>
+                    <pic:cNvPr id="0" name="080a48d247733b6d.png"/>
+                    <pic:cNvPicPr/>
+                  </pic:nvPicPr>
+                  <pic:blipFill>
+                    <a:blip r:embed="rId19"/>
+                    <a:stretch>
+                      <a:fillRect/>
+                    </a:stretch>
+                  </pic:blipFill>
+                  <pic:spPr>
+                    <a:xfrm>
+                      <a:off x="0" y="0"/>
+                      <a:ext cx="326136" cy="213360"/>
+                    </a:xfrm>
+                    <a:prstGeom prst="rect"/>
+                  </pic:spPr>
+                </pic:pic>
+              </a:graphicData>
+            </a:graphic>
+          </wp:inline>
+        </w:drawing>
+      </w:r>
+      <w:r>
+        <w:rPr>
+          <w:b w:val="0"/>
+          <w:i/>
+          <w:color w:val="6B6B6B"/>
+          <w:sz w:val="19"/>
+        </w:rPr>
+        <w:t xml:space="preserve">   (21/4)</w:t>
+      </w:r>
+      <w:r>
+        <w:rPr>
+          <w:b w:val="0"/>
+          <w:i/>
+          <w:color w:val="6B6B6B"/>
+          <w:sz w:val="19"/>
+          <w:vertAlign w:val="superscript"/>
+        </w:rPr>
+        <w:t>5</w:t>
+      </w:r>
+      <w:r>
+        <w:rPr>
+          <w:b w:val="0"/>
+          <w:i/>
+          <w:color w:val="6B6B6B"/>
+          <w:sz w:val="19"/>
+        </w:rPr>
+        <w:t xml:space="preserve"> — minus dropped without flipping; 4/21</w:t>
+      </w:r>
+      <w:r>
+        <w:rPr>
+          <w:b w:val="0"/>
+          <w:i/>
+          <w:color w:val="6B6B6B"/>
+          <w:sz w:val="19"/>
+          <w:vertAlign w:val="superscript"/>
+        </w:rPr>
+        <w:t>5</w:t>
+      </w:r>
+      <w:r>
+        <w:rPr>
+          <w:b w:val="0"/>
+          <w:i/>
+          <w:color w:val="6B6B6B"/>
+          <w:sz w:val="19"/>
+        </w:rPr>
+        <w:t xml:space="preserve"> — flipped but applied the exponent to the denominator only</w:t>
+      </w:r>
+    </w:p>
+    <w:p>
+      <w:pPr>
+        <w:spacing w:before="20" w:after="60"/>
+        <w:ind w:left="470" w:hanging="470"/>
+      </w:pPr>
+      <w:r>
+        <w:rPr>
+          <w:b/>
+          <w:i w:val="0"/>
+          <w:color w:val="1A1A1A"/>
+          <w:sz w:val="21"/>
+        </w:rPr>
+        <w:t xml:space="preserve">23–24.  </w:t>
+      </w:r>
+      <w:r>
+        <w:rPr>
+          <w:b/>
+          <w:i w:val="0"/>
+          <w:color w:val="1A1A1A"/>
+          <w:sz w:val="21"/>
+        </w:rPr>
+        <w:t xml:space="preserve">Board 5.  </w:t>
+      </w:r>
+      <w:r>
+        <w:drawing>
+          <wp:inline xmlns:a="http://schemas.openxmlformats.org/drawingml/2006/main" xmlns:pic="http://schemas.openxmlformats.org/drawingml/2006/picture">
+            <wp:extent cx="463296" cy="213360"/>
+            <wp:docPr id="12" name="Picture 12"/>
+            <wp:cNvGraphicFramePr>
+              <a:graphicFrameLocks noChangeAspect="1"/>
+            </wp:cNvGraphicFramePr>
+            <a:graphic>
+              <a:graphicData uri="http://schemas.openxmlformats.org/drawingml/2006/picture">
+                <pic:pic>
+                  <pic:nvPicPr>
+                    <pic:cNvPr id="0" name="15c72ba676a3a8cc.png"/>
+                    <pic:cNvPicPr/>
+                  </pic:nvPicPr>
+                  <pic:blipFill>
+                    <a:blip r:embed="rId20"/>
+                    <a:stretch>
+                      <a:fillRect/>
+                    </a:stretch>
+                  </pic:blipFill>
+                  <pic:spPr>
+                    <a:xfrm>
+                      <a:off x="0" y="0"/>
+                      <a:ext cx="463296" cy="213360"/>
+                    </a:xfrm>
+                    <a:prstGeom prst="rect"/>
+                  </pic:spPr>
+                </pic:pic>
+              </a:graphicData>
+            </a:graphic>
+          </wp:inline>
+        </w:drawing>
+      </w:r>
+      <w:r>
+        <w:rPr>
+          <w:b w:val="0"/>
+          <w:i w:val="0"/>
+          <w:color w:val="1A1A1A"/>
+          <w:sz w:val="21"/>
+        </w:rPr>
+        <w:t xml:space="preserve">  Which expression is equivalent?  →  </w:t>
+      </w:r>
+      <w:r>
+        <w:rPr>
+          <w:b/>
+          <w:i/>
+          <w:color w:val="9E1B32"/>
+          <w:sz w:val="21"/>
+        </w:rPr>
+        <w:t>A — (−8/7)</w:t>
+      </w:r>
+      <w:r>
+        <w:rPr>
+          <w:b/>
+          <w:i/>
+          <w:color w:val="9E1B32"/>
+          <w:sz w:val="21"/>
+          <w:vertAlign w:val="superscript"/>
+        </w:rPr>
+        <w:t>2</w:t>
+      </w:r>
+      <w:r>
+        <w:rPr>
+          <w:b w:val="0"/>
+          <w:i/>
+          <w:color w:val="6B6B6B"/>
+          <w:sz w:val="19"/>
+        </w:rPr>
+        <w:t xml:space="preserve">   (B) took the opposite as well as the reciprocal [B1G-M 8.NSO.1.3 misconception: opposite instead of reciprocal]; (C) negative exponent read as a negative value [B1G-M 8.NSO.1.3 misconception: −b vs b</w:t>
+      </w:r>
+      <w:r>
+        <w:rPr>
+          <w:b w:val="0"/>
+          <w:i/>
+          <w:color w:val="6B6B6B"/>
+          <w:sz w:val="19"/>
+          <w:vertAlign w:val="superscript"/>
+        </w:rPr>
+        <w:t>-1</w:t>
+      </w:r>
+      <w:r>
+        <w:rPr>
+          <w:b w:val="0"/>
+          <w:i/>
+          <w:color w:val="6B6B6B"/>
+          <w:sz w:val="19"/>
+        </w:rPr>
+        <w:t>]; (D) dropped the minus on the exponent without flipping [negative exponent law not applied]</w:t>
+      </w:r>
+      <w:r>
+        <w:rPr>
+          <w:b w:val="0"/>
+          <w:i/>
+          <w:color w:val="6B6B6B"/>
+          <w:sz w:val="19"/>
+        </w:rPr>
+        <w:t xml:space="preserve">   Split (no option near two-thirds)? Sixty seconds, convince your neighbour, re-vote, then reveal.</w:t>
+      </w:r>
+    </w:p>
+    <w:p>
+      <w:pPr>
+        <w:spacing w:before="20" w:after="60"/>
+        <w:ind w:left="470" w:hanging="470"/>
+      </w:pPr>
+      <w:r>
+        <w:rPr>
+          <w:b/>
+          <w:i w:val="0"/>
+          <w:color w:val="1A1A1A"/>
+          <w:sz w:val="21"/>
+        </w:rPr>
+        <w:t xml:space="preserve">25–26.  </w:t>
+      </w:r>
+      <w:r>
+        <w:rPr>
+          <w:b/>
+          <w:i w:val="0"/>
+          <w:color w:val="1A1A1A"/>
+          <w:sz w:val="21"/>
+        </w:rPr>
+        <w:t xml:space="preserve">Board 6.  </w:t>
+      </w:r>
+      <w:r>
+        <w:drawing>
+          <wp:inline xmlns:a="http://schemas.openxmlformats.org/drawingml/2006/main" xmlns:pic="http://schemas.openxmlformats.org/drawingml/2006/picture">
+            <wp:extent cx="880872" cy="216408"/>
+            <wp:docPr id="13" name="Picture 13"/>
+            <wp:cNvGraphicFramePr>
+              <a:graphicFrameLocks noChangeAspect="1"/>
+            </wp:cNvGraphicFramePr>
+            <a:graphic>
+              <a:graphicData uri="http://schemas.openxmlformats.org/drawingml/2006/picture">
+                <pic:pic>
+                  <pic:nvPicPr>
+                    <pic:cNvPr id="0" name="bc168688c9342201.png"/>
+                    <pic:cNvPicPr/>
+                  </pic:nvPicPr>
+                  <pic:blipFill>
+                    <a:blip r:embed="rId21"/>
+                    <a:stretch>
+                      <a:fillRect/>
+                    </a:stretch>
+                  </pic:blipFill>
+                  <pic:spPr>
+                    <a:xfrm>
+                      <a:off x="0" y="0"/>
+                      <a:ext cx="880872" cy="216408"/>
+                    </a:xfrm>
+                    <a:prstGeom prst="rect"/>
+                  </pic:spPr>
+                </pic:pic>
+              </a:graphicData>
+            </a:graphic>
+          </wp:inline>
+        </w:drawing>
+      </w:r>
+      <w:r>
+        <w:rPr>
+          <w:b w:val="0"/>
+          <w:i w:val="0"/>
+          <w:color w:val="1A1A1A"/>
+          <w:sz w:val="21"/>
+        </w:rPr>
+        <w:t xml:space="preserve">  Which expression is equivalent?  →  </w:t>
+      </w:r>
+      <w:r>
+        <w:rPr>
+          <w:b/>
+          <w:i/>
+          <w:color w:val="9E1B32"/>
+          <w:sz w:val="21"/>
+        </w:rPr>
+        <w:t>A — (5/8)</w:t>
+      </w:r>
+      <w:r>
+        <w:rPr>
+          <w:b/>
+          <w:i/>
+          <w:color w:val="9E1B32"/>
+          <w:sz w:val="21"/>
+          <w:vertAlign w:val="superscript"/>
+        </w:rPr>
+        <w:t>2</w:t>
+      </w:r>
+      <w:r>
+        <w:rPr>
+          <w:b w:val="0"/>
+          <w:i/>
+          <w:color w:val="6B6B6B"/>
+          <w:sz w:val="19"/>
+        </w:rPr>
+        <w:t xml:space="preserve">   (B) flipped a base whose exponent was already positive [negative exponent law applied where no negative exponent remained]; (C) added −2 + (−4) instead of subtracting [quotient law: subtract the exponents]; (D) multiplied −2 · −4 [confused with power of a power]</w:t>
+      </w:r>
+      <w:r>
+        <w:rPr>
+          <w:b w:val="0"/>
+          <w:i/>
+          <w:color w:val="6B6B6B"/>
+          <w:sz w:val="19"/>
+        </w:rPr>
+        <w:t xml:space="preserve">   Split (no option near two-thirds)? Sixty seconds, convince your neighbour, re-vote, then reveal.</w:t>
+      </w:r>
+    </w:p>
+    <w:p>
+      <w:pPr>
+        <w:spacing w:before="20" w:after="60"/>
+        <w:ind w:left="470" w:hanging="470"/>
+      </w:pPr>
+      <w:r>
+        <w:rPr>
+          <w:b/>
+          <w:i w:val="0"/>
+          <w:color w:val="1A1A1A"/>
+          <w:sz w:val="21"/>
+        </w:rPr>
+        <w:t xml:space="preserve">27–28.  </w:t>
+      </w:r>
+      <w:r>
+        <w:rPr>
+          <w:b/>
+          <w:i w:val="0"/>
+          <w:color w:val="1A1A1A"/>
+          <w:sz w:val="21"/>
+        </w:rPr>
+        <w:t xml:space="preserve">Board 7.  </w:t>
+      </w:r>
+      <w:r>
+        <w:drawing>
+          <wp:inline xmlns:a="http://schemas.openxmlformats.org/drawingml/2006/main" xmlns:pic="http://schemas.openxmlformats.org/drawingml/2006/picture">
+            <wp:extent cx="746760" cy="219456"/>
+            <wp:docPr id="14" name="Picture 14"/>
+            <wp:cNvGraphicFramePr>
+              <a:graphicFrameLocks noChangeAspect="1"/>
+            </wp:cNvGraphicFramePr>
+            <a:graphic>
+              <a:graphicData uri="http://schemas.openxmlformats.org/drawingml/2006/picture">
+                <pic:pic>
+                  <pic:nvPicPr>
+                    <pic:cNvPr id="0" name="25412e1395e15f77.png"/>
+                    <pic:cNvPicPr/>
+                  </pic:nvPicPr>
+                  <pic:blipFill>
+                    <a:blip r:embed="rId22"/>
+                    <a:stretch>
+                      <a:fillRect/>
+                    </a:stretch>
+                  </pic:blipFill>
+                  <pic:spPr>
+                    <a:xfrm>
+                      <a:off x="0" y="0"/>
+                      <a:ext cx="746760" cy="219456"/>
+                    </a:xfrm>
+                    <a:prstGeom prst="rect"/>
+                  </pic:spPr>
+                </pic:pic>
+              </a:graphicData>
+            </a:graphic>
+          </wp:inline>
+        </w:drawing>
+      </w:r>
+      <w:r>
+        <w:rPr>
+          <w:b w:val="0"/>
+          <w:i w:val="0"/>
+          <w:color w:val="1A1A1A"/>
+          <w:sz w:val="21"/>
+        </w:rPr>
+        <w:t xml:space="preserve">  →  </w:t>
+      </w:r>
+      <w:r>
+        <w:drawing>
+          <wp:inline xmlns:a="http://schemas.openxmlformats.org/drawingml/2006/main" xmlns:pic="http://schemas.openxmlformats.org/drawingml/2006/picture">
+            <wp:extent cx="118872" cy="213360"/>
+            <wp:docPr id="15" name="Picture 15"/>
+            <wp:cNvGraphicFramePr>
+              <a:graphicFrameLocks noChangeAspect="1"/>
+            </wp:cNvGraphicFramePr>
+            <a:graphic>
+              <a:graphicData uri="http://schemas.openxmlformats.org/drawingml/2006/picture">
+                <pic:pic>
+                  <pic:nvPicPr>
+                    <pic:cNvPr id="0" name="33db1f2bb2e45224.png"/>
+                    <pic:cNvPicPr/>
+                  </pic:nvPicPr>
+                  <pic:blipFill>
+                    <a:blip r:embed="rId23"/>
+                    <a:stretch>
+                      <a:fillRect/>
+                    </a:stretch>
+                  </pic:blipFill>
+                  <pic:spPr>
+                    <a:xfrm>
+                      <a:off x="0" y="0"/>
+                      <a:ext cx="118872" cy="213360"/>
+                    </a:xfrm>
+                    <a:prstGeom prst="rect"/>
+                  </pic:spPr>
+                </pic:pic>
+              </a:graphicData>
+            </a:graphic>
+          </wp:inline>
+        </w:drawing>
+      </w:r>
+      <w:r>
+        <w:rPr>
+          <w:b w:val="0"/>
+          <w:i/>
+          <w:color w:val="6B6B6B"/>
+          <w:sz w:val="19"/>
+        </w:rPr>
+        <w:t xml:space="preserve">   1 — treated (2/5)</w:t>
+      </w:r>
+      <w:r>
+        <w:rPr>
+          <w:b w:val="0"/>
+          <w:i/>
+          <w:color w:val="6B6B6B"/>
+          <w:sz w:val="19"/>
+          <w:vertAlign w:val="superscript"/>
+        </w:rPr>
+        <w:t>-1</w:t>
+      </w:r>
+      <w:r>
+        <w:rPr>
+          <w:b w:val="0"/>
+          <w:i/>
+          <w:color w:val="6B6B6B"/>
+          <w:sz w:val="19"/>
+        </w:rPr>
+        <w:t xml:space="preserve"> as 2/5 and multiplied by its reciprocal [negative exponent law not applied]; 5/2 — only one factor counted</w:t>
+      </w:r>
+    </w:p>
+    <w:p>
+      <w:pPr>
+        <w:spacing w:before="20" w:after="60"/>
+        <w:ind w:left="470" w:hanging="470"/>
+      </w:pPr>
+      <w:r>
+        <w:rPr>
+          <w:b/>
+          <w:i w:val="0"/>
+          <w:color w:val="1A1A1A"/>
+          <w:sz w:val="21"/>
+        </w:rPr>
+        <w:t xml:space="preserve">29–30.  </w:t>
+      </w:r>
+      <w:r>
+        <w:rPr>
+          <w:b/>
+          <w:i w:val="0"/>
+          <w:color w:val="1A1A1A"/>
+          <w:sz w:val="21"/>
+        </w:rPr>
+        <w:t xml:space="preserve">Board 8.  </w:t>
+      </w:r>
+      <w:r>
+        <w:drawing>
+          <wp:inline xmlns:a="http://schemas.openxmlformats.org/drawingml/2006/main" xmlns:pic="http://schemas.openxmlformats.org/drawingml/2006/picture">
+            <wp:extent cx="941832" cy="216408"/>
+            <wp:docPr id="16" name="Picture 16"/>
+            <wp:cNvGraphicFramePr>
+              <a:graphicFrameLocks noChangeAspect="1"/>
+            </wp:cNvGraphicFramePr>
+            <a:graphic>
+              <a:graphicData uri="http://schemas.openxmlformats.org/drawingml/2006/picture">
+                <pic:pic>
+                  <pic:nvPicPr>
+                    <pic:cNvPr id="0" name="b5898150eb68e7b0.png"/>
+                    <pic:cNvPicPr/>
+                  </pic:nvPicPr>
+                  <pic:blipFill>
+                    <a:blip r:embed="rId24"/>
+                    <a:stretch>
+                      <a:fillRect/>
+                    </a:stretch>
+                  </pic:blipFill>
+                  <pic:spPr>
+                    <a:xfrm>
+                      <a:off x="0" y="0"/>
+                      <a:ext cx="941832" cy="216408"/>
+                    </a:xfrm>
+                    <a:prstGeom prst="rect"/>
+                  </pic:spPr>
+                </pic:pic>
+              </a:graphicData>
+            </a:graphic>
+          </wp:inline>
+        </w:drawing>
+      </w:r>
+      <w:r>
+        <w:rPr>
+          <w:b w:val="0"/>
+          <w:i w:val="0"/>
+          <w:color w:val="1A1A1A"/>
+          <w:sz w:val="21"/>
+        </w:rPr>
+        <w:t xml:space="preserve">  →  </w:t>
+      </w:r>
+      <w:r>
+        <w:drawing>
+          <wp:inline xmlns:a="http://schemas.openxmlformats.org/drawingml/2006/main" xmlns:pic="http://schemas.openxmlformats.org/drawingml/2006/picture">
+            <wp:extent cx="274320" cy="216408"/>
+            <wp:docPr id="17" name="Picture 17"/>
+            <wp:cNvGraphicFramePr>
+              <a:graphicFrameLocks noChangeAspect="1"/>
+            </wp:cNvGraphicFramePr>
+            <a:graphic>
+              <a:graphicData uri="http://schemas.openxmlformats.org/drawingml/2006/picture">
+                <pic:pic>
+                  <pic:nvPicPr>
+                    <pic:cNvPr id="0" name="5cb6a61c50b03f57.png"/>
+                    <pic:cNvPicPr/>
+                  </pic:nvPicPr>
+                  <pic:blipFill>
+                    <a:blip r:embed="rId25"/>
                     <a:stretch>
                       <a:fillRect/>
                     </a:stretch>
@@ -6802,1142 +3305,76 @@
           </wp:inline>
         </w:drawing>
       </w:r>
+      <w:r>
+        <w:rPr>
+          <w:b w:val="0"/>
+          <w:i/>
+          <w:color w:val="6B6B6B"/>
+          <w:sz w:val="19"/>
+        </w:rPr>
+        <w:t xml:space="preserve">   (2/3)</w:t>
+      </w:r>
+      <w:r>
+        <w:rPr>
+          <w:b w:val="0"/>
+          <w:i/>
+          <w:color w:val="6B6B6B"/>
+          <w:sz w:val="19"/>
+          <w:vertAlign w:val="superscript"/>
+        </w:rPr>
+        <w:t>6</w:t>
+      </w:r>
+      <w:r>
+        <w:rPr>
+          <w:b w:val="0"/>
+          <w:i/>
+          <w:color w:val="6B6B6B"/>
+          <w:sz w:val="19"/>
+        </w:rPr>
+        <w:t xml:space="preserve"> — added 3 + 3 in the power-of-a-power step [confused with product of powers]; (3/2)</w:t>
+      </w:r>
+      <w:r>
+        <w:rPr>
+          <w:b w:val="0"/>
+          <w:i/>
+          <w:color w:val="6B6B6B"/>
+          <w:sz w:val="19"/>
+          <w:vertAlign w:val="superscript"/>
+        </w:rPr>
+        <w:t>9</w:t>
+      </w:r>
+      <w:r>
+        <w:rPr>
+          <w:b w:val="0"/>
+          <w:i/>
+          <w:color w:val="6B6B6B"/>
+          <w:sz w:val="19"/>
+        </w:rPr>
+        <w:t xml:space="preserve"> — flipped a positive exponent</w:t>
+      </w:r>
     </w:p>
     <w:p>
       <w:pPr>
-        <w:spacing w:before="0" w:after="60"/>
-        <w:ind w:left="360" w:hanging="360"/>
+        <w:spacing w:before="20" w:after="60"/>
+        <w:ind w:left="470" w:hanging="470"/>
       </w:pPr>
       <w:r>
         <w:rPr>
           <w:b/>
           <w:i w:val="0"/>
           <w:color w:val="1A1A1A"/>
-          <w:sz w:val="20"/>
+          <w:sz w:val="21"/>
         </w:rPr>
-        <w:t xml:space="preserve">8.  </w:t>
+        <w:t xml:space="preserve">31–32.  </w:t>
       </w:r>
-      <w:r>
-        <w:drawing>
-          <wp:inline xmlns:a="http://schemas.openxmlformats.org/drawingml/2006/main" xmlns:pic="http://schemas.openxmlformats.org/drawingml/2006/picture">
-            <wp:extent cx="274320" cy="216408"/>
-            <wp:docPr id="31" name="Picture 31"/>
-            <wp:cNvGraphicFramePr>
-              <a:graphicFrameLocks noChangeAspect="1"/>
-            </wp:cNvGraphicFramePr>
-            <a:graphic>
-              <a:graphicData uri="http://schemas.openxmlformats.org/drawingml/2006/picture">
-                <pic:pic>
-                  <pic:nvPicPr>
-                    <pic:cNvPr id="0" name="5cb6a61c50b03f57.png"/>
-                    <pic:cNvPicPr/>
-                  </pic:nvPicPr>
-                  <pic:blipFill>
-                    <a:blip r:embed="rId32"/>
-                    <a:stretch>
-                      <a:fillRect/>
-                    </a:stretch>
-                  </pic:blipFill>
-                  <pic:spPr>
-                    <a:xfrm>
-                      <a:off x="0" y="0"/>
-                      <a:ext cx="274320" cy="216408"/>
-                    </a:xfrm>
-                    <a:prstGeom prst="rect"/>
-                  </pic:spPr>
-                </pic:pic>
-              </a:graphicData>
-            </a:graphic>
-          </wp:inline>
-        </w:drawing>
-      </w:r>
-    </w:p>
-    <w:p>
-      <w:pPr>
-        <w:spacing w:before="0" w:after="60"/>
-        <w:ind w:left="360" w:hanging="360"/>
-      </w:pPr>
       <w:r>
         <w:rPr>
           <w:b/>
           <w:i w:val="0"/>
           <w:color w:val="1A1A1A"/>
-          <w:sz w:val="20"/>
+          <w:sz w:val="21"/>
         </w:rPr>
-        <w:t xml:space="preserve">9.  </w:t>
-      </w:r>
-      <w:r>
-        <w:drawing>
-          <wp:inline xmlns:a="http://schemas.openxmlformats.org/drawingml/2006/main" xmlns:pic="http://schemas.openxmlformats.org/drawingml/2006/picture">
-            <wp:extent cx="1353312" cy="219456"/>
-            <wp:docPr id="32" name="Picture 32"/>
-            <wp:cNvGraphicFramePr>
-              <a:graphicFrameLocks noChangeAspect="1"/>
-            </wp:cNvGraphicFramePr>
-            <a:graphic>
-              <a:graphicData uri="http://schemas.openxmlformats.org/drawingml/2006/picture">
-                <pic:pic>
-                  <pic:nvPicPr>
-                    <pic:cNvPr id="0" name="02f55790e9511ea2.png"/>
-                    <pic:cNvPicPr/>
-                  </pic:nvPicPr>
-                  <pic:blipFill>
-                    <a:blip r:embed="rId39"/>
-                    <a:stretch>
-                      <a:fillRect/>
-                    </a:stretch>
-                  </pic:blipFill>
-                  <pic:spPr>
-                    <a:xfrm>
-                      <a:off x="0" y="0"/>
-                      <a:ext cx="1353312" cy="219456"/>
-                    </a:xfrm>
-                    <a:prstGeom prst="rect"/>
-                  </pic:spPr>
-                </pic:pic>
-              </a:graphicData>
-            </a:graphic>
-          </wp:inline>
-        </w:drawing>
-      </w:r>
-    </w:p>
-    <w:p>
-      <w:pPr>
-        <w:spacing w:before="0" w:after="60"/>
-        <w:ind w:left="360" w:hanging="360"/>
-      </w:pPr>
-      <w:r>
-        <w:rPr>
-          <w:b/>
-          <w:i w:val="0"/>
-          <w:color w:val="1A1A1A"/>
-          <w:sz w:val="20"/>
-        </w:rPr>
-        <w:t xml:space="preserve">10.  </w:t>
-      </w:r>
-      <w:r>
-        <w:rPr>
-          <w:b/>
-          <w:i/>
-          <w:color w:val="9E1B32"/>
-          <w:sz w:val="20"/>
-        </w:rPr>
-        <w:t xml:space="preserve">(a) Yes — </w:t>
-      </w:r>
-      <w:r>
-        <w:drawing>
-          <wp:inline xmlns:a="http://schemas.openxmlformats.org/drawingml/2006/main" xmlns:pic="http://schemas.openxmlformats.org/drawingml/2006/picture">
-            <wp:extent cx="661416" cy="219456"/>
-            <wp:docPr id="33" name="Picture 33"/>
-            <wp:cNvGraphicFramePr>
-              <a:graphicFrameLocks noChangeAspect="1"/>
-            </wp:cNvGraphicFramePr>
-            <a:graphic>
-              <a:graphicData uri="http://schemas.openxmlformats.org/drawingml/2006/picture">
-                <pic:pic>
-                  <pic:nvPicPr>
-                    <pic:cNvPr id="0" name="45362f44eeab0b8f.png"/>
-                    <pic:cNvPicPr/>
-                  </pic:nvPicPr>
-                  <pic:blipFill>
-                    <a:blip r:embed="rId40"/>
-                    <a:stretch>
-                      <a:fillRect/>
-                    </a:stretch>
-                  </pic:blipFill>
-                  <pic:spPr>
-                    <a:xfrm>
-                      <a:off x="0" y="0"/>
-                      <a:ext cx="661416" cy="219456"/>
-                    </a:xfrm>
-                    <a:prstGeom prst="rect"/>
-                  </pic:spPr>
-                </pic:pic>
-              </a:graphicData>
-            </a:graphic>
-          </wp:inline>
-        </w:drawing>
-      </w:r>
-      <w:r>
-        <w:rPr>
-          <w:b/>
-          <w:i/>
-          <w:color w:val="9E1B32"/>
-          <w:sz w:val="20"/>
-        </w:rPr>
-        <w:t xml:space="preserve">, so this is the same expression; value </w:t>
-      </w:r>
-      <w:r>
-        <w:drawing>
-          <wp:inline xmlns:a="http://schemas.openxmlformats.org/drawingml/2006/main" xmlns:pic="http://schemas.openxmlformats.org/drawingml/2006/picture">
-            <wp:extent cx="134112" cy="146304"/>
-            <wp:docPr id="34" name="Picture 34"/>
-            <wp:cNvGraphicFramePr>
-              <a:graphicFrameLocks noChangeAspect="1"/>
-            </wp:cNvGraphicFramePr>
-            <a:graphic>
-              <a:graphicData uri="http://schemas.openxmlformats.org/drawingml/2006/picture">
-                <pic:pic>
-                  <pic:nvPicPr>
-                    <pic:cNvPr id="0" name="73f2dc696ee0722f.png"/>
-                    <pic:cNvPicPr/>
-                  </pic:nvPicPr>
-                  <pic:blipFill>
-                    <a:blip r:embed="rId41"/>
-                    <a:stretch>
-                      <a:fillRect/>
-                    </a:stretch>
-                  </pic:blipFill>
-                  <pic:spPr>
-                    <a:xfrm>
-                      <a:off x="0" y="0"/>
-                      <a:ext cx="134112" cy="146304"/>
-                    </a:xfrm>
-                    <a:prstGeom prst="rect"/>
-                  </pic:spPr>
-                </pic:pic>
-              </a:graphicData>
-            </a:graphic>
-          </wp:inline>
-        </w:drawing>
-      </w:r>
-      <w:r>
-        <w:rPr>
-          <w:b/>
-          <w:i/>
-          <w:color w:val="9E1B32"/>
-          <w:sz w:val="20"/>
-        </w:rPr>
-        <w:t xml:space="preserve">.  (b) No — the quotient gives </w:t>
-      </w:r>
-      <w:r>
-        <w:drawing>
-          <wp:inline xmlns:a="http://schemas.openxmlformats.org/drawingml/2006/main" xmlns:pic="http://schemas.openxmlformats.org/drawingml/2006/picture">
-            <wp:extent cx="134112" cy="143256"/>
-            <wp:docPr id="35" name="Picture 35"/>
-            <wp:cNvGraphicFramePr>
-              <a:graphicFrameLocks noChangeAspect="1"/>
-            </wp:cNvGraphicFramePr>
-            <a:graphic>
-              <a:graphicData uri="http://schemas.openxmlformats.org/drawingml/2006/picture">
-                <pic:pic>
-                  <pic:nvPicPr>
-                    <pic:cNvPr id="0" name="fced5ca98899585c.png"/>
-                    <pic:cNvPicPr/>
-                  </pic:nvPicPr>
-                  <pic:blipFill>
-                    <a:blip r:embed="rId42"/>
-                    <a:stretch>
-                      <a:fillRect/>
-                    </a:stretch>
-                  </pic:blipFill>
-                  <pic:spPr>
-                    <a:xfrm>
-                      <a:off x="0" y="0"/>
-                      <a:ext cx="134112" cy="143256"/>
-                    </a:xfrm>
-                    <a:prstGeom prst="rect"/>
-                  </pic:spPr>
-                </pic:pic>
-              </a:graphicData>
-            </a:graphic>
-          </wp:inline>
-        </w:drawing>
-      </w:r>
-      <w:r>
-        <w:rPr>
-          <w:b/>
-          <w:i/>
-          <w:color w:val="9E1B32"/>
-          <w:sz w:val="20"/>
-        </w:rPr>
-        <w:t xml:space="preserve">, not </w:t>
-      </w:r>
-      <w:r>
-        <w:drawing>
-          <wp:inline xmlns:a="http://schemas.openxmlformats.org/drawingml/2006/main" xmlns:pic="http://schemas.openxmlformats.org/drawingml/2006/picture">
-            <wp:extent cx="210312" cy="143256"/>
-            <wp:docPr id="36" name="Picture 36"/>
-            <wp:cNvGraphicFramePr>
-              <a:graphicFrameLocks noChangeAspect="1"/>
-            </wp:cNvGraphicFramePr>
-            <a:graphic>
-              <a:graphicData uri="http://schemas.openxmlformats.org/drawingml/2006/picture">
-                <pic:pic>
-                  <pic:nvPicPr>
-                    <pic:cNvPr id="0" name="c1457b5333e9b81f.png"/>
-                    <pic:cNvPicPr/>
-                  </pic:nvPicPr>
-                  <pic:blipFill>
-                    <a:blip r:embed="rId43"/>
-                    <a:stretch>
-                      <a:fillRect/>
-                    </a:stretch>
-                  </pic:blipFill>
-                  <pic:spPr>
-                    <a:xfrm>
-                      <a:off x="0" y="0"/>
-                      <a:ext cx="210312" cy="143256"/>
-                    </a:xfrm>
-                    <a:prstGeom prst="rect"/>
-                  </pic:spPr>
-                </pic:pic>
-              </a:graphicData>
-            </a:graphic>
-          </wp:inline>
-        </w:drawing>
-      </w:r>
-      <w:r>
-        <w:rPr>
-          <w:b/>
-          <w:i/>
-          <w:color w:val="9E1B32"/>
-          <w:sz w:val="20"/>
-        </w:rPr>
-        <w:t xml:space="preserve">; this is </w:t>
-      </w:r>
-      <w:r>
-        <w:drawing>
-          <wp:inline xmlns:a="http://schemas.openxmlformats.org/drawingml/2006/main" xmlns:pic="http://schemas.openxmlformats.org/drawingml/2006/picture">
-            <wp:extent cx="213360" cy="143256"/>
-            <wp:docPr id="37" name="Picture 37"/>
-            <wp:cNvGraphicFramePr>
-              <a:graphicFrameLocks noChangeAspect="1"/>
-            </wp:cNvGraphicFramePr>
-            <a:graphic>
-              <a:graphicData uri="http://schemas.openxmlformats.org/drawingml/2006/picture">
-                <pic:pic>
-                  <pic:nvPicPr>
-                    <pic:cNvPr id="0" name="2efd876b55d84511.png"/>
-                    <pic:cNvPicPr/>
-                  </pic:nvPicPr>
-                  <pic:blipFill>
-                    <a:blip r:embed="rId44"/>
-                    <a:stretch>
-                      <a:fillRect/>
-                    </a:stretch>
-                  </pic:blipFill>
-                  <pic:spPr>
-                    <a:xfrm>
-                      <a:off x="0" y="0"/>
-                      <a:ext cx="213360" cy="143256"/>
-                    </a:xfrm>
-                    <a:prstGeom prst="rect"/>
-                  </pic:spPr>
-                </pic:pic>
-              </a:graphicData>
-            </a:graphic>
-          </wp:inline>
-        </w:drawing>
-      </w:r>
-      <w:r>
-        <w:rPr>
-          <w:b/>
-          <w:i/>
-          <w:color w:val="9E1B32"/>
-          <w:sz w:val="20"/>
-        </w:rPr>
-        <w:t xml:space="preserve">.  (c) Yes — </w:t>
-      </w:r>
-      <w:r>
-        <w:drawing>
-          <wp:inline xmlns:a="http://schemas.openxmlformats.org/drawingml/2006/main" xmlns:pic="http://schemas.openxmlformats.org/drawingml/2006/picture">
-            <wp:extent cx="664464" cy="219456"/>
-            <wp:docPr id="38" name="Picture 38"/>
-            <wp:cNvGraphicFramePr>
-              <a:graphicFrameLocks noChangeAspect="1"/>
-            </wp:cNvGraphicFramePr>
-            <a:graphic>
-              <a:graphicData uri="http://schemas.openxmlformats.org/drawingml/2006/picture">
-                <pic:pic>
-                  <pic:nvPicPr>
-                    <pic:cNvPr id="0" name="2339aaa0a1709fb9.png"/>
-                    <pic:cNvPicPr/>
-                  </pic:nvPicPr>
-                  <pic:blipFill>
-                    <a:blip r:embed="rId45"/>
-                    <a:stretch>
-                      <a:fillRect/>
-                    </a:stretch>
-                  </pic:blipFill>
-                  <pic:spPr>
-                    <a:xfrm>
-                      <a:off x="0" y="0"/>
-                      <a:ext cx="664464" cy="219456"/>
-                    </a:xfrm>
-                    <a:prstGeom prst="rect"/>
-                  </pic:spPr>
-                </pic:pic>
-              </a:graphicData>
-            </a:graphic>
-          </wp:inline>
-        </w:drawing>
-      </w:r>
-      <w:r>
-        <w:rPr>
-          <w:b/>
-          <w:i/>
-          <w:color w:val="9E1B32"/>
-          <w:sz w:val="20"/>
-        </w:rPr>
-        <w:t xml:space="preserve">, and </w:t>
-      </w:r>
-      <w:r>
-        <w:drawing>
-          <wp:inline xmlns:a="http://schemas.openxmlformats.org/drawingml/2006/main" xmlns:pic="http://schemas.openxmlformats.org/drawingml/2006/picture">
-            <wp:extent cx="691896" cy="143256"/>
-            <wp:docPr id="39" name="Picture 39"/>
-            <wp:cNvGraphicFramePr>
-              <a:graphicFrameLocks noChangeAspect="1"/>
-            </wp:cNvGraphicFramePr>
-            <a:graphic>
-              <a:graphicData uri="http://schemas.openxmlformats.org/drawingml/2006/picture">
-                <pic:pic>
-                  <pic:nvPicPr>
-                    <pic:cNvPr id="0" name="76ce68d38f756c1f.png"/>
-                    <pic:cNvPicPr/>
-                  </pic:nvPicPr>
-                  <pic:blipFill>
-                    <a:blip r:embed="rId46"/>
-                    <a:stretch>
-                      <a:fillRect/>
-                    </a:stretch>
-                  </pic:blipFill>
-                  <pic:spPr>
-                    <a:xfrm>
-                      <a:off x="0" y="0"/>
-                      <a:ext cx="691896" cy="143256"/>
-                    </a:xfrm>
-                    <a:prstGeom prst="rect"/>
-                  </pic:spPr>
-                </pic:pic>
-              </a:graphicData>
-            </a:graphic>
-          </wp:inline>
-        </w:drawing>
-      </w:r>
-      <w:r>
-        <w:rPr>
-          <w:b/>
-          <w:i/>
-          <w:color w:val="9E1B32"/>
-          <w:sz w:val="20"/>
-        </w:rPr>
-        <w:t>.  (d) Yes — it is the value of the expression written as one power.</w:t>
-      </w:r>
-    </w:p>
-    <w:p>
-      <w:pPr>
-        <w:spacing w:before="0" w:after="60"/>
-        <w:ind w:left="360" w:hanging="360"/>
-      </w:pPr>
-      <w:r>
-        <w:rPr>
-          <w:b/>
-          <w:i w:val="0"/>
-          <w:color w:val="1A1A1A"/>
-          <w:sz w:val="20"/>
-        </w:rPr>
-        <w:t xml:space="preserve">11.  </w:t>
-      </w:r>
-      <w:r>
-        <w:rPr>
-          <w:b/>
-          <w:i/>
-          <w:color w:val="9E1B32"/>
-          <w:sz w:val="20"/>
-        </w:rPr>
-        <w:t>A  A</w:t>
-      </w:r>
-    </w:p>
-    <w:p>
-      <w:pPr>
-        <w:spacing w:before="0" w:after="60"/>
-        <w:ind w:left="360" w:hanging="360"/>
-      </w:pPr>
-      <w:r>
-        <w:rPr>
-          <w:b/>
-          <w:i w:val="0"/>
-          <w:color w:val="1A1A1A"/>
-          <w:sz w:val="20"/>
-        </w:rPr>
-        <w:t xml:space="preserve">12.  </w:t>
-      </w:r>
-      <w:r>
-        <w:rPr>
-          <w:b/>
-          <w:i/>
-          <w:color w:val="9E1B32"/>
-          <w:sz w:val="20"/>
-        </w:rPr>
-        <w:t>(a) n = −2  (b) n = −3</w:t>
-      </w:r>
-    </w:p>
-    <w:p>
-      <w:pPr>
-        <w:keepNext/>
-        <w:spacing w:before="200" w:after="60"/>
-      </w:pPr>
-      <w:r>
-        <w:rPr>
-          <w:b/>
-          <w:i w:val="0"/>
-          <w:color w:val="1A1A1A"/>
-          <w:sz w:val="23"/>
-        </w:rPr>
-        <w:t>Question Bank — Additional</w:t>
-      </w:r>
-    </w:p>
-    <w:p>
-      <w:pPr>
-        <w:spacing w:before="0" w:after="60"/>
-        <w:ind w:left="360" w:hanging="360"/>
-      </w:pPr>
-      <w:r>
-        <w:rPr>
-          <w:b/>
-          <w:i w:val="0"/>
-          <w:color w:val="1A1A1A"/>
-          <w:sz w:val="20"/>
-        </w:rPr>
-        <w:t xml:space="preserve">1.  </w:t>
-      </w:r>
-      <w:r>
-        <w:drawing>
-          <wp:inline xmlns:a="http://schemas.openxmlformats.org/drawingml/2006/main" xmlns:pic="http://schemas.openxmlformats.org/drawingml/2006/picture">
-            <wp:extent cx="384048" cy="219456"/>
-            <wp:docPr id="40" name="Picture 40"/>
-            <wp:cNvGraphicFramePr>
-              <a:graphicFrameLocks noChangeAspect="1"/>
-            </wp:cNvGraphicFramePr>
-            <a:graphic>
-              <a:graphicData uri="http://schemas.openxmlformats.org/drawingml/2006/picture">
-                <pic:pic>
-                  <pic:nvPicPr>
-                    <pic:cNvPr id="0" name="d0ef3a61c7ed4d5d.png"/>
-                    <pic:cNvPicPr/>
-                  </pic:nvPicPr>
-                  <pic:blipFill>
-                    <a:blip r:embed="rId47"/>
-                    <a:stretch>
-                      <a:fillRect/>
-                    </a:stretch>
-                  </pic:blipFill>
-                  <pic:spPr>
-                    <a:xfrm>
-                      <a:off x="0" y="0"/>
-                      <a:ext cx="384048" cy="219456"/>
-                    </a:xfrm>
-                    <a:prstGeom prst="rect"/>
-                  </pic:spPr>
-                </pic:pic>
-              </a:graphicData>
-            </a:graphic>
-          </wp:inline>
-        </w:drawing>
-      </w:r>
-    </w:p>
-    <w:p>
-      <w:pPr>
-        <w:spacing w:before="0" w:after="60"/>
-        <w:ind w:left="360" w:hanging="360"/>
-      </w:pPr>
-      <w:r>
-        <w:rPr>
-          <w:b/>
-          <w:i w:val="0"/>
-          <w:color w:val="1A1A1A"/>
-          <w:sz w:val="20"/>
-        </w:rPr>
-        <w:t xml:space="preserve">2.  </w:t>
-      </w:r>
-      <w:r>
-        <w:drawing>
-          <wp:inline xmlns:a="http://schemas.openxmlformats.org/drawingml/2006/main" xmlns:pic="http://schemas.openxmlformats.org/drawingml/2006/picture">
-            <wp:extent cx="332232" cy="219456"/>
-            <wp:docPr id="41" name="Picture 41"/>
-            <wp:cNvGraphicFramePr>
-              <a:graphicFrameLocks noChangeAspect="1"/>
-            </wp:cNvGraphicFramePr>
-            <a:graphic>
-              <a:graphicData uri="http://schemas.openxmlformats.org/drawingml/2006/picture">
-                <pic:pic>
-                  <pic:nvPicPr>
-                    <pic:cNvPr id="0" name="22b76c91dd0feb9a.png"/>
-                    <pic:cNvPicPr/>
-                  </pic:nvPicPr>
-                  <pic:blipFill>
-                    <a:blip r:embed="rId48"/>
-                    <a:stretch>
-                      <a:fillRect/>
-                    </a:stretch>
-                  </pic:blipFill>
-                  <pic:spPr>
-                    <a:xfrm>
-                      <a:off x="0" y="0"/>
-                      <a:ext cx="332232" cy="219456"/>
-                    </a:xfrm>
-                    <a:prstGeom prst="rect"/>
-                  </pic:spPr>
-                </pic:pic>
-              </a:graphicData>
-            </a:graphic>
-          </wp:inline>
-        </w:drawing>
-      </w:r>
-    </w:p>
-    <w:p>
-      <w:pPr>
-        <w:spacing w:before="0" w:after="60"/>
-        <w:ind w:left="360" w:hanging="360"/>
-      </w:pPr>
-      <w:r>
-        <w:rPr>
-          <w:b/>
-          <w:i w:val="0"/>
-          <w:color w:val="1A1A1A"/>
-          <w:sz w:val="20"/>
-        </w:rPr>
-        <w:t xml:space="preserve">3.  </w:t>
-      </w:r>
-      <w:r>
-        <w:drawing>
-          <wp:inline xmlns:a="http://schemas.openxmlformats.org/drawingml/2006/main" xmlns:pic="http://schemas.openxmlformats.org/drawingml/2006/picture">
-            <wp:extent cx="353568" cy="170688"/>
-            <wp:docPr id="42" name="Picture 42"/>
-            <wp:cNvGraphicFramePr>
-              <a:graphicFrameLocks noChangeAspect="1"/>
-            </wp:cNvGraphicFramePr>
-            <a:graphic>
-              <a:graphicData uri="http://schemas.openxmlformats.org/drawingml/2006/picture">
-                <pic:pic>
-                  <pic:nvPicPr>
-                    <pic:cNvPr id="0" name="2f1a4e4464fad486.png"/>
-                    <pic:cNvPicPr/>
-                  </pic:nvPicPr>
-                  <pic:blipFill>
-                    <a:blip r:embed="rId49"/>
-                    <a:stretch>
-                      <a:fillRect/>
-                    </a:stretch>
-                  </pic:blipFill>
-                  <pic:spPr>
-                    <a:xfrm>
-                      <a:off x="0" y="0"/>
-                      <a:ext cx="353568" cy="170688"/>
-                    </a:xfrm>
-                    <a:prstGeom prst="rect"/>
-                  </pic:spPr>
-                </pic:pic>
-              </a:graphicData>
-            </a:graphic>
-          </wp:inline>
-        </w:drawing>
-      </w:r>
-    </w:p>
-    <w:p>
-      <w:pPr>
-        <w:spacing w:before="0" w:after="60"/>
-        <w:ind w:left="360" w:hanging="360"/>
-      </w:pPr>
-      <w:r>
-        <w:rPr>
-          <w:b/>
-          <w:i w:val="0"/>
-          <w:color w:val="1A1A1A"/>
-          <w:sz w:val="20"/>
-        </w:rPr>
-        <w:t xml:space="preserve">4.  </w:t>
-      </w:r>
-      <w:r>
-        <w:drawing>
-          <wp:inline xmlns:a="http://schemas.openxmlformats.org/drawingml/2006/main" xmlns:pic="http://schemas.openxmlformats.org/drawingml/2006/picture">
-            <wp:extent cx="268224" cy="210312"/>
-            <wp:docPr id="43" name="Picture 43"/>
-            <wp:cNvGraphicFramePr>
-              <a:graphicFrameLocks noChangeAspect="1"/>
-            </wp:cNvGraphicFramePr>
-            <a:graphic>
-              <a:graphicData uri="http://schemas.openxmlformats.org/drawingml/2006/picture">
-                <pic:pic>
-                  <pic:nvPicPr>
-                    <pic:cNvPr id="0" name="2593db2ca1151993.png"/>
-                    <pic:cNvPicPr/>
-                  </pic:nvPicPr>
-                  <pic:blipFill>
-                    <a:blip r:embed="rId50"/>
-                    <a:stretch>
-                      <a:fillRect/>
-                    </a:stretch>
-                  </pic:blipFill>
-                  <pic:spPr>
-                    <a:xfrm>
-                      <a:off x="0" y="0"/>
-                      <a:ext cx="268224" cy="210312"/>
-                    </a:xfrm>
-                    <a:prstGeom prst="rect"/>
-                  </pic:spPr>
-                </pic:pic>
-              </a:graphicData>
-            </a:graphic>
-          </wp:inline>
-        </w:drawing>
-      </w:r>
-    </w:p>
-    <w:p>
-      <w:pPr>
-        <w:spacing w:before="0" w:after="60"/>
-        <w:ind w:left="360" w:hanging="360"/>
-      </w:pPr>
-      <w:r>
-        <w:rPr>
-          <w:b/>
-          <w:i w:val="0"/>
-          <w:color w:val="1A1A1A"/>
-          <w:sz w:val="20"/>
-        </w:rPr>
-        <w:t xml:space="preserve">5.  </w:t>
-      </w:r>
-      <w:r>
-        <w:rPr>
-          <w:b/>
-          <w:i/>
-          <w:color w:val="9E1B32"/>
-          <w:sz w:val="20"/>
-        </w:rPr>
-        <w:t>(a) C  (b) D  (c) B  (d) A</w:t>
-      </w:r>
-    </w:p>
-    <w:p>
-      <w:pPr>
-        <w:spacing w:before="0" w:after="60"/>
-        <w:ind w:left="360" w:hanging="360"/>
-      </w:pPr>
-      <w:r>
-        <w:rPr>
-          <w:b/>
-          <w:i w:val="0"/>
-          <w:color w:val="1A1A1A"/>
-          <w:sz w:val="20"/>
-        </w:rPr>
-        <w:t xml:space="preserve">6.  </w:t>
-      </w:r>
-      <w:r>
-        <w:drawing>
-          <wp:inline xmlns:a="http://schemas.openxmlformats.org/drawingml/2006/main" xmlns:pic="http://schemas.openxmlformats.org/drawingml/2006/picture">
-            <wp:extent cx="1164336" cy="219456"/>
-            <wp:docPr id="44" name="Picture 44"/>
-            <wp:cNvGraphicFramePr>
-              <a:graphicFrameLocks noChangeAspect="1"/>
-            </wp:cNvGraphicFramePr>
-            <a:graphic>
-              <a:graphicData uri="http://schemas.openxmlformats.org/drawingml/2006/picture">
-                <pic:pic>
-                  <pic:nvPicPr>
-                    <pic:cNvPr id="0" name="5a892fab75fdb009.png"/>
-                    <pic:cNvPicPr/>
-                  </pic:nvPicPr>
-                  <pic:blipFill>
-                    <a:blip r:embed="rId51"/>
-                    <a:stretch>
-                      <a:fillRect/>
-                    </a:stretch>
-                  </pic:blipFill>
-                  <pic:spPr>
-                    <a:xfrm>
-                      <a:off x="0" y="0"/>
-                      <a:ext cx="1164336" cy="219456"/>
-                    </a:xfrm>
-                    <a:prstGeom prst="rect"/>
-                  </pic:spPr>
-                </pic:pic>
-              </a:graphicData>
-            </a:graphic>
-          </wp:inline>
-        </w:drawing>
-      </w:r>
-    </w:p>
-    <w:p>
-      <w:pPr>
-        <w:spacing w:before="0" w:after="60"/>
-        <w:ind w:left="360" w:hanging="360"/>
-      </w:pPr>
-      <w:r>
-        <w:rPr>
-          <w:b/>
-          <w:i w:val="0"/>
-          <w:color w:val="1A1A1A"/>
-          <w:sz w:val="20"/>
-        </w:rPr>
-        <w:t xml:space="preserve">7.  </w:t>
-      </w:r>
-      <w:r>
-        <w:drawing>
-          <wp:inline xmlns:a="http://schemas.openxmlformats.org/drawingml/2006/main" xmlns:pic="http://schemas.openxmlformats.org/drawingml/2006/picture">
-            <wp:extent cx="813816" cy="216408"/>
-            <wp:docPr id="45" name="Picture 45"/>
-            <wp:cNvGraphicFramePr>
-              <a:graphicFrameLocks noChangeAspect="1"/>
-            </wp:cNvGraphicFramePr>
-            <a:graphic>
-              <a:graphicData uri="http://schemas.openxmlformats.org/drawingml/2006/picture">
-                <pic:pic>
-                  <pic:nvPicPr>
-                    <pic:cNvPr id="0" name="7d96fbccd7990a15.png"/>
-                    <pic:cNvPicPr/>
-                  </pic:nvPicPr>
-                  <pic:blipFill>
-                    <a:blip r:embed="rId52"/>
-                    <a:stretch>
-                      <a:fillRect/>
-                    </a:stretch>
-                  </pic:blipFill>
-                  <pic:spPr>
-                    <a:xfrm>
-                      <a:off x="0" y="0"/>
-                      <a:ext cx="813816" cy="216408"/>
-                    </a:xfrm>
-                    <a:prstGeom prst="rect"/>
-                  </pic:spPr>
-                </pic:pic>
-              </a:graphicData>
-            </a:graphic>
-          </wp:inline>
-        </w:drawing>
-      </w:r>
-    </w:p>
-    <w:p>
-      <w:pPr>
-        <w:spacing w:before="0" w:after="60"/>
-        <w:ind w:left="360" w:hanging="360"/>
-      </w:pPr>
-      <w:r>
-        <w:rPr>
-          <w:b/>
-          <w:i w:val="0"/>
-          <w:color w:val="1A1A1A"/>
-          <w:sz w:val="20"/>
-        </w:rPr>
-        <w:t xml:space="preserve">8.  </w:t>
-      </w:r>
-      <w:r>
-        <w:drawing>
-          <wp:inline xmlns:a="http://schemas.openxmlformats.org/drawingml/2006/main" xmlns:pic="http://schemas.openxmlformats.org/drawingml/2006/picture">
-            <wp:extent cx="1225296" cy="216408"/>
-            <wp:docPr id="46" name="Picture 46"/>
-            <wp:cNvGraphicFramePr>
-              <a:graphicFrameLocks noChangeAspect="1"/>
-            </wp:cNvGraphicFramePr>
-            <a:graphic>
-              <a:graphicData uri="http://schemas.openxmlformats.org/drawingml/2006/picture">
-                <pic:pic>
-                  <pic:nvPicPr>
-                    <pic:cNvPr id="0" name="50d3c72151dbe909.png"/>
-                    <pic:cNvPicPr/>
-                  </pic:nvPicPr>
-                  <pic:blipFill>
-                    <a:blip r:embed="rId53"/>
-                    <a:stretch>
-                      <a:fillRect/>
-                    </a:stretch>
-                  </pic:blipFill>
-                  <pic:spPr>
-                    <a:xfrm>
-                      <a:off x="0" y="0"/>
-                      <a:ext cx="1225296" cy="216408"/>
-                    </a:xfrm>
-                    <a:prstGeom prst="rect"/>
-                  </pic:spPr>
-                </pic:pic>
-              </a:graphicData>
-            </a:graphic>
-          </wp:inline>
-        </w:drawing>
-      </w:r>
-    </w:p>
-    <w:p>
-      <w:pPr>
-        <w:spacing w:before="0" w:after="60"/>
-        <w:ind w:left="360" w:hanging="360"/>
-      </w:pPr>
-      <w:r>
-        <w:rPr>
-          <w:b/>
-          <w:i w:val="0"/>
-          <w:color w:val="1A1A1A"/>
-          <w:sz w:val="20"/>
-        </w:rPr>
-        <w:t xml:space="preserve">9.  </w:t>
-      </w:r>
-      <w:r>
-        <w:drawing>
-          <wp:inline xmlns:a="http://schemas.openxmlformats.org/drawingml/2006/main" xmlns:pic="http://schemas.openxmlformats.org/drawingml/2006/picture">
-            <wp:extent cx="1335024" cy="219456"/>
-            <wp:docPr id="47" name="Picture 47"/>
-            <wp:cNvGraphicFramePr>
-              <a:graphicFrameLocks noChangeAspect="1"/>
-            </wp:cNvGraphicFramePr>
-            <a:graphic>
-              <a:graphicData uri="http://schemas.openxmlformats.org/drawingml/2006/picture">
-                <pic:pic>
-                  <pic:nvPicPr>
-                    <pic:cNvPr id="0" name="4ffabf0709bb69c8.png"/>
-                    <pic:cNvPicPr/>
-                  </pic:nvPicPr>
-                  <pic:blipFill>
-                    <a:blip r:embed="rId54"/>
-                    <a:stretch>
-                      <a:fillRect/>
-                    </a:stretch>
-                  </pic:blipFill>
-                  <pic:spPr>
-                    <a:xfrm>
-                      <a:off x="0" y="0"/>
-                      <a:ext cx="1335024" cy="219456"/>
-                    </a:xfrm>
-                    <a:prstGeom prst="rect"/>
-                  </pic:spPr>
-                </pic:pic>
-              </a:graphicData>
-            </a:graphic>
-          </wp:inline>
-        </w:drawing>
-      </w:r>
-    </w:p>
-    <w:p>
-      <w:pPr>
-        <w:spacing w:before="0" w:after="60"/>
-        <w:ind w:left="360" w:hanging="360"/>
-      </w:pPr>
-      <w:r>
-        <w:rPr>
-          <w:b/>
-          <w:i w:val="0"/>
-          <w:color w:val="1A1A1A"/>
-          <w:sz w:val="20"/>
-        </w:rPr>
-        <w:t xml:space="preserve">10.  </w:t>
-      </w:r>
-      <w:r>
-        <w:rPr>
-          <w:b/>
-          <w:i/>
-          <w:color w:val="9E1B32"/>
-          <w:sz w:val="20"/>
-        </w:rPr>
-        <w:t xml:space="preserve">(a) Yes — both simplify to </w:t>
-      </w:r>
-      <w:r>
-        <w:drawing>
-          <wp:inline xmlns:a="http://schemas.openxmlformats.org/drawingml/2006/main" xmlns:pic="http://schemas.openxmlformats.org/drawingml/2006/picture">
-            <wp:extent cx="137160" cy="143256"/>
-            <wp:docPr id="48" name="Picture 48"/>
-            <wp:cNvGraphicFramePr>
-              <a:graphicFrameLocks noChangeAspect="1"/>
-            </wp:cNvGraphicFramePr>
-            <a:graphic>
-              <a:graphicData uri="http://schemas.openxmlformats.org/drawingml/2006/picture">
-                <pic:pic>
-                  <pic:nvPicPr>
-                    <pic:cNvPr id="0" name="57a16bdc08916acc.png"/>
-                    <pic:cNvPicPr/>
-                  </pic:nvPicPr>
-                  <pic:blipFill>
-                    <a:blip r:embed="rId55"/>
-                    <a:stretch>
-                      <a:fillRect/>
-                    </a:stretch>
-                  </pic:blipFill>
-                  <pic:spPr>
-                    <a:xfrm>
-                      <a:off x="0" y="0"/>
-                      <a:ext cx="137160" cy="143256"/>
-                    </a:xfrm>
-                    <a:prstGeom prst="rect"/>
-                  </pic:spPr>
-                </pic:pic>
-              </a:graphicData>
-            </a:graphic>
-          </wp:inline>
-        </w:drawing>
-      </w:r>
-      <w:r>
-        <w:rPr>
-          <w:b/>
-          <w:i/>
-          <w:color w:val="9E1B32"/>
-          <w:sz w:val="20"/>
-        </w:rPr>
-        <w:t xml:space="preserve">.  (b) No — this is </w:t>
-      </w:r>
-      <w:r>
-        <w:drawing>
-          <wp:inline xmlns:a="http://schemas.openxmlformats.org/drawingml/2006/main" xmlns:pic="http://schemas.openxmlformats.org/drawingml/2006/picture">
-            <wp:extent cx="216408" cy="140208"/>
-            <wp:docPr id="49" name="Picture 49"/>
-            <wp:cNvGraphicFramePr>
-              <a:graphicFrameLocks noChangeAspect="1"/>
-            </wp:cNvGraphicFramePr>
-            <a:graphic>
-              <a:graphicData uri="http://schemas.openxmlformats.org/drawingml/2006/picture">
-                <pic:pic>
-                  <pic:nvPicPr>
-                    <pic:cNvPr id="0" name="66d122e8510175ed.png"/>
-                    <pic:cNvPicPr/>
-                  </pic:nvPicPr>
-                  <pic:blipFill>
-                    <a:blip r:embed="rId56"/>
-                    <a:stretch>
-                      <a:fillRect/>
-                    </a:stretch>
-                  </pic:blipFill>
-                  <pic:spPr>
-                    <a:xfrm>
-                      <a:off x="0" y="0"/>
-                      <a:ext cx="216408" cy="140208"/>
-                    </a:xfrm>
-                    <a:prstGeom prst="rect"/>
-                  </pic:spPr>
-                </pic:pic>
-              </a:graphicData>
-            </a:graphic>
-          </wp:inline>
-        </w:drawing>
-      </w:r>
-      <w:r>
-        <w:rPr>
-          <w:b/>
-          <w:i/>
-          <w:color w:val="9E1B32"/>
-          <w:sz w:val="20"/>
-        </w:rPr>
-        <w:t xml:space="preserve">.  (c) Yes — </w:t>
-      </w:r>
-      <w:r>
-        <w:drawing>
-          <wp:inline xmlns:a="http://schemas.openxmlformats.org/drawingml/2006/main" xmlns:pic="http://schemas.openxmlformats.org/drawingml/2006/picture">
-            <wp:extent cx="694944" cy="140208"/>
-            <wp:docPr id="50" name="Picture 50"/>
-            <wp:cNvGraphicFramePr>
-              <a:graphicFrameLocks noChangeAspect="1"/>
-            </wp:cNvGraphicFramePr>
-            <a:graphic>
-              <a:graphicData uri="http://schemas.openxmlformats.org/drawingml/2006/picture">
-                <pic:pic>
-                  <pic:nvPicPr>
-                    <pic:cNvPr id="0" name="2a674e4db7301a5c.png"/>
-                    <pic:cNvPicPr/>
-                  </pic:nvPicPr>
-                  <pic:blipFill>
-                    <a:blip r:embed="rId57"/>
-                    <a:stretch>
-                      <a:fillRect/>
-                    </a:stretch>
-                  </pic:blipFill>
-                  <pic:spPr>
-                    <a:xfrm>
-                      <a:off x="0" y="0"/>
-                      <a:ext cx="694944" cy="140208"/>
-                    </a:xfrm>
-                    <a:prstGeom prst="rect"/>
-                  </pic:spPr>
-                </pic:pic>
-              </a:graphicData>
-            </a:graphic>
-          </wp:inline>
-        </w:drawing>
-      </w:r>
-      <w:r>
-        <w:rPr>
-          <w:b/>
-          <w:i/>
-          <w:color w:val="9E1B32"/>
-          <w:sz w:val="20"/>
-        </w:rPr>
-        <w:t>.  (d) Yes.</w:t>
-      </w:r>
-    </w:p>
-    <w:p>
-      <w:pPr>
-        <w:spacing w:before="0" w:after="60"/>
-        <w:ind w:left="360" w:hanging="360"/>
-      </w:pPr>
-      <w:r>
-        <w:rPr>
-          <w:b/>
-          <w:i w:val="0"/>
-          <w:color w:val="1A1A1A"/>
-          <w:sz w:val="20"/>
-        </w:rPr>
-        <w:t xml:space="preserve">11.  </w:t>
-      </w:r>
-      <w:r>
-        <w:rPr>
-          <w:b/>
-          <w:i/>
-          <w:color w:val="9E1B32"/>
-          <w:sz w:val="20"/>
-        </w:rPr>
-        <w:t>A  A</w:t>
-      </w:r>
-    </w:p>
-    <w:p>
-      <w:pPr>
-        <w:spacing w:before="0" w:after="60"/>
-        <w:ind w:left="360" w:hanging="360"/>
-      </w:pPr>
-      <w:r>
-        <w:rPr>
-          <w:b/>
-          <w:i w:val="0"/>
-          <w:color w:val="1A1A1A"/>
-          <w:sz w:val="20"/>
-        </w:rPr>
-        <w:t xml:space="preserve">12.  </w:t>
-      </w:r>
-      <w:r>
-        <w:rPr>
-          <w:b/>
-          <w:i/>
-          <w:color w:val="9E1B32"/>
-          <w:sz w:val="20"/>
-        </w:rPr>
-        <w:t>(a) n = −2  (b) n = −3</w:t>
-      </w:r>
-    </w:p>
-    <w:p>
-      <w:pPr>
-        <w:keepNext/>
-        <w:spacing w:before="280" w:after="120"/>
-        <w:pBdr>
-          <w:bottom w:val="single" w:sz="8" w:space="2" w:color="1A1A1A"/>
-        </w:pBdr>
-      </w:pPr>
-      <w:r>
-        <w:rPr>
-          <w:b/>
-          <w:i w:val="0"/>
-          <w:color w:val="1A1A1A"/>
-          <w:sz w:val="30"/>
-        </w:rPr>
-        <w:t>What the audit against Math Nation found</w:t>
-      </w:r>
-    </w:p>
-    <w:p>
-      <w:pPr>
-        <w:spacing w:before="0" w:after="60"/>
-        <w:ind w:left="360" w:hanging="220"/>
-      </w:pPr>
-      <w:r>
-        <w:rPr>
-          <w:rFonts w:ascii="FreeSerif" w:hAnsi="FreeSerif" w:eastAsia="FreeSerif"/>
-          <w:b w:val="0"/>
-          <w:i w:val="0"/>
-          <w:color w:val="1A1A1A"/>
-          <w:sz w:val="16"/>
-        </w:rPr>
-        <w:t xml:space="preserve">●  </w:t>
+        <w:t xml:space="preserve">Board 9.  </w:t>
       </w:r>
       <w:r>
         <w:rPr>
@@ -7946,7 +3383,7 @@
           <w:color w:val="1A1A1A"/>
           <w:sz w:val="21"/>
         </w:rPr>
-        <w:t>Math Nation 3.5 pages verified: the (2/5) table, (3/2)</w:t>
+        <w:t>Marco says (−2/3)</w:t>
       </w:r>
       <w:r>
         <w:rPr>
@@ -7956,7 +3393,7 @@
           <w:sz w:val="21"/>
           <w:vertAlign w:val="superscript"/>
         </w:rPr>
-        <w:t>4</w:t>
+        <w:t>-5</w:t>
       </w:r>
       <w:r>
         <w:rPr>
@@ -7965,45 +3402,7 @@
           <w:color w:val="1A1A1A"/>
           <w:sz w:val="21"/>
         </w:rPr>
-        <w:t>, (−5/3)</w:t>
-      </w:r>
-      <w:r>
-        <w:rPr>
-          <w:b w:val="0"/>
-          <w:i w:val="0"/>
-          <w:color w:val="1A1A1A"/>
-          <w:sz w:val="21"/>
-          <w:vertAlign w:val="superscript"/>
-        </w:rPr>
-        <w:t>9</w:t>
-      </w:r>
-      <w:r>
-        <w:rPr>
-          <w:b w:val="0"/>
-          <w:i w:val="0"/>
-          <w:color w:val="1A1A1A"/>
-          <w:sz w:val="21"/>
-        </w:rPr>
-        <w:t>, (−9/8)</w:t>
-      </w:r>
-      <w:r>
-        <w:rPr>
-          <w:b w:val="0"/>
-          <w:i w:val="0"/>
-          <w:color w:val="1A1A1A"/>
-          <w:sz w:val="21"/>
-          <w:vertAlign w:val="superscript"/>
-        </w:rPr>
-        <w:t>2</w:t>
-      </w:r>
-      <w:r>
-        <w:rPr>
-          <w:b w:val="0"/>
-          <w:i w:val="0"/>
-          <w:color w:val="1A1A1A"/>
-          <w:sz w:val="21"/>
-        </w:rPr>
-        <w:t>, (4/21)</w:t>
+        <w:t xml:space="preserve"> can be rewritten as (2/3)</w:t>
       </w:r>
       <w:r>
         <w:rPr>
@@ -8022,17 +3421,78 @@
           <w:color w:val="1A1A1A"/>
           <w:sz w:val="21"/>
         </w:rPr>
-        <w:t>, (2/5)</w:t>
+        <w:t xml:space="preserve"> because 'two negatives make a positive.' Is he right?  →  </w:t>
+      </w:r>
+      <w:r>
+        <w:rPr>
+          <w:b/>
+          <w:i/>
+          <w:color w:val="9E1B32"/>
+          <w:sz w:val="21"/>
+        </w:rPr>
+        <w:t>No — (−2/3)</w:t>
+      </w:r>
+      <w:r>
+        <w:rPr>
+          <w:b/>
+          <w:i/>
+          <w:color w:val="9E1B32"/>
+          <w:sz w:val="21"/>
+          <w:vertAlign w:val="superscript"/>
+        </w:rPr>
+        <w:t>-5</w:t>
+      </w:r>
+      <w:r>
+        <w:rPr>
+          <w:b/>
+          <w:i/>
+          <w:color w:val="9E1B32"/>
+          <w:sz w:val="21"/>
+        </w:rPr>
+        <w:t xml:space="preserve"> = (−3/2)</w:t>
+      </w:r>
+      <w:r>
+        <w:rPr>
+          <w:b/>
+          <w:i/>
+          <w:color w:val="9E1B32"/>
+          <w:sz w:val="21"/>
+          <w:vertAlign w:val="superscript"/>
+        </w:rPr>
+        <w:t>5</w:t>
       </w:r>
       <w:r>
         <w:rPr>
           <w:b w:val="0"/>
+          <w:i/>
+          <w:color w:val="6B6B6B"/>
+          <w:sz w:val="19"/>
+        </w:rPr>
+        <w:t xml:space="preserve">   'Yes' — opposite taken as well as reciprocal [B1G-M 8.NSO.1.3 misconception: opposite instead of reciprocal]</w:t>
+      </w:r>
+    </w:p>
+    <w:p>
+      <w:pPr>
+        <w:spacing w:before="20" w:after="60"/>
+        <w:ind w:left="470" w:hanging="470"/>
+      </w:pPr>
+      <w:r>
+        <w:rPr>
+          <w:b/>
           <w:i w:val="0"/>
           <w:color w:val="1A1A1A"/>
           <w:sz w:val="21"/>
-          <w:vertAlign w:val="superscript"/>
         </w:rPr>
-        <w:t>2</w:t>
+        <w:t xml:space="preserve">33.  </w:t>
+      </w:r>
+      <w:r>
+        <w:rPr>
+          <w:b/>
+          <w:i w:val="0"/>
+          <w:color w:val="1A1A1A"/>
+          <w:sz w:val="21"/>
+        </w:rPr>
+        <w:t xml:space="preserve">Independent Set — Six questions. On your own, in silence..  </w:t>
       </w:r>
       <w:r>
         <w:rPr>
@@ -8041,7 +3501,31 @@
           <w:color w:val="1A1A1A"/>
           <w:sz w:val="21"/>
         </w:rPr>
-        <w:t>, the 6</w:t>
+        <w:t>Hand out the Independent Set.</w:t>
+      </w:r>
+    </w:p>
+    <w:p>
+      <w:pPr>
+        <w:spacing w:before="20" w:after="60"/>
+        <w:ind w:left="470" w:hanging="470"/>
+      </w:pPr>
+      <w:r>
+        <w:rPr>
+          <w:b/>
+          <w:i w:val="0"/>
+          <w:color w:val="1A1A1A"/>
+          <w:sz w:val="21"/>
+        </w:rPr>
+        <w:t xml:space="preserve">34.  </w:t>
+      </w:r>
+      <w:r>
+        <w:rPr>
+          <w:b/>
+          <w:i w:val="0"/>
+          <w:color w:val="1A1A1A"/>
+          <w:sz w:val="21"/>
+        </w:rPr>
+        <w:t xml:space="preserve">IXL — Last five minutes..  </w:t>
       </w:r>
       <w:r>
         <w:rPr>
@@ -8049,6 +3533,301 @@
           <w:i w:val="0"/>
           <w:color w:val="1A1A1A"/>
           <w:sz w:val="21"/>
+        </w:rPr>
+        <w:t>IXL: every listed skill is required, SmartScore 67, due at the start of the next class.</w:t>
+      </w:r>
+    </w:p>
+    <w:p>
+      <w:pPr>
+        <w:keepNext/>
+        <w:spacing w:before="280" w:after="120"/>
+        <w:pBdr>
+          <w:bottom w:val="single" w:sz="8" w:space="2" w:color="1A1A1A"/>
+        </w:pBdr>
+      </w:pPr>
+      <w:r>
+        <w:rPr>
+          <w:b/>
+          <w:i w:val="0"/>
+          <w:color w:val="1A1A1A"/>
+          <w:sz w:val="30"/>
+        </w:rPr>
+        <w:t>Misconceptions to Watch</w:t>
+      </w:r>
+    </w:p>
+    <w:p>
+      <w:pPr>
+        <w:spacing w:before="0" w:after="40"/>
+        <w:ind w:left="360" w:hanging="360"/>
+      </w:pPr>
+      <w:r>
+        <w:rPr>
+          <w:b/>
+          <w:i w:val="0"/>
+          <w:color w:val="1A1A1A"/>
+          <w:sz w:val="20"/>
+        </w:rPr>
+        <w:t xml:space="preserve">Board 1.  </w:t>
+      </w:r>
+      <w:r>
+        <w:rPr>
+          <w:b w:val="0"/>
+          <w:i w:val="0"/>
+          <w:color w:val="1A1A1A"/>
+          <w:sz w:val="20"/>
+        </w:rPr>
+        <w:t>(2/3)</w:t>
+      </w:r>
+      <w:r>
+        <w:rPr>
+          <w:b w:val="0"/>
+          <w:i w:val="0"/>
+          <w:color w:val="1A1A1A"/>
+          <w:sz w:val="20"/>
+          <w:vertAlign w:val="superscript"/>
+        </w:rPr>
+        <w:t>4</w:t>
+      </w:r>
+      <w:r>
+        <w:rPr>
+          <w:b w:val="0"/>
+          <w:i w:val="0"/>
+          <w:color w:val="1A1A1A"/>
+          <w:sz w:val="20"/>
+        </w:rPr>
+        <w:t xml:space="preserve"> — the minus was dropped without flipping [8.NSO.1.3 negative exponent law]</w:t>
+      </w:r>
+    </w:p>
+    <w:p>
+      <w:pPr>
+        <w:spacing w:before="0" w:after="40"/>
+        <w:ind w:left="360" w:hanging="360"/>
+      </w:pPr>
+      <w:r>
+        <w:rPr>
+          <w:b/>
+          <w:i w:val="0"/>
+          <w:color w:val="1A1A1A"/>
+          <w:sz w:val="20"/>
+        </w:rPr>
+        <w:t xml:space="preserve">Board 2.  </w:t>
+      </w:r>
+      <w:r>
+        <w:rPr>
+          <w:b w:val="0"/>
+          <w:i w:val="0"/>
+          <w:color w:val="1A1A1A"/>
+          <w:sz w:val="20"/>
+        </w:rPr>
+        <w:t>(5/3)</w:t>
+      </w:r>
+      <w:r>
+        <w:rPr>
+          <w:b w:val="0"/>
+          <w:i w:val="0"/>
+          <w:color w:val="1A1A1A"/>
+          <w:sz w:val="20"/>
+          <w:vertAlign w:val="superscript"/>
+        </w:rPr>
+        <w:t>9</w:t>
+      </w:r>
+      <w:r>
+        <w:rPr>
+          <w:b w:val="0"/>
+          <w:i w:val="0"/>
+          <w:color w:val="1A1A1A"/>
+          <w:sz w:val="20"/>
+        </w:rPr>
+        <w:t xml:space="preserve"> — took the opposite as well as the reciprocal [B1G-M 8.NSO.1.3 misconception: opposite instead of reciprocal]</w:t>
+      </w:r>
+    </w:p>
+    <w:p>
+      <w:pPr>
+        <w:spacing w:before="0" w:after="40"/>
+        <w:ind w:left="360" w:hanging="360"/>
+      </w:pPr>
+      <w:r>
+        <w:rPr>
+          <w:b/>
+          <w:i w:val="0"/>
+          <w:color w:val="1A1A1A"/>
+          <w:sz w:val="20"/>
+        </w:rPr>
+        <w:t xml:space="preserve">Board 3.  </w:t>
+      </w:r>
+      <w:r>
+        <w:rPr>
+          <w:b w:val="0"/>
+          <w:i w:val="0"/>
+          <w:color w:val="1A1A1A"/>
+          <w:sz w:val="20"/>
+        </w:rPr>
+        <w:t>−81/64 — sign kept through an even power</w:t>
+      </w:r>
+    </w:p>
+    <w:p>
+      <w:pPr>
+        <w:spacing w:before="0" w:after="40"/>
+        <w:ind w:left="360" w:hanging="360"/>
+      </w:pPr>
+      <w:r>
+        <w:rPr>
+          <w:b/>
+          <w:i w:val="0"/>
+          <w:color w:val="1A1A1A"/>
+          <w:sz w:val="20"/>
+        </w:rPr>
+        <w:t xml:space="preserve">Board 4.  </w:t>
+      </w:r>
+      <w:r>
+        <w:rPr>
+          <w:b w:val="0"/>
+          <w:i w:val="0"/>
+          <w:color w:val="1A1A1A"/>
+          <w:sz w:val="20"/>
+        </w:rPr>
+        <w:t>(21/4)</w:t>
+      </w:r>
+      <w:r>
+        <w:rPr>
+          <w:b w:val="0"/>
+          <w:i w:val="0"/>
+          <w:color w:val="1A1A1A"/>
+          <w:sz w:val="20"/>
+          <w:vertAlign w:val="superscript"/>
+        </w:rPr>
+        <w:t>5</w:t>
+      </w:r>
+      <w:r>
+        <w:rPr>
+          <w:b w:val="0"/>
+          <w:i w:val="0"/>
+          <w:color w:val="1A1A1A"/>
+          <w:sz w:val="20"/>
+        </w:rPr>
+        <w:t xml:space="preserve"> — minus dropped without flipping</w:t>
+      </w:r>
+    </w:p>
+    <w:p>
+      <w:pPr>
+        <w:spacing w:before="0" w:after="40"/>
+        <w:ind w:left="360" w:hanging="360"/>
+      </w:pPr>
+      <w:r>
+        <w:rPr>
+          <w:b/>
+          <w:i w:val="0"/>
+          <w:color w:val="1A1A1A"/>
+          <w:sz w:val="20"/>
+        </w:rPr>
+        <w:t xml:space="preserve">Board 5.  </w:t>
+      </w:r>
+      <w:r>
+        <w:rPr>
+          <w:b w:val="0"/>
+          <w:i w:val="0"/>
+          <w:color w:val="1A1A1A"/>
+          <w:sz w:val="20"/>
+        </w:rPr>
+        <w:t>took the opposite as well as the reciprocal [B1G-M 8.NSO.1.3 misconception: opposite instead of reciprocal]</w:t>
+      </w:r>
+    </w:p>
+    <w:p>
+      <w:pPr>
+        <w:spacing w:before="0" w:after="40"/>
+        <w:ind w:left="360" w:hanging="360"/>
+      </w:pPr>
+      <w:r>
+        <w:rPr>
+          <w:b/>
+          <w:i w:val="0"/>
+          <w:color w:val="1A1A1A"/>
+          <w:sz w:val="20"/>
+        </w:rPr>
+        <w:t xml:space="preserve">Board 6.  </w:t>
+      </w:r>
+      <w:r>
+        <w:rPr>
+          <w:b w:val="0"/>
+          <w:i w:val="0"/>
+          <w:color w:val="1A1A1A"/>
+          <w:sz w:val="20"/>
+        </w:rPr>
+        <w:t>flipped a base whose exponent was already positive [negative exponent law applied where no negative exponent remained]</w:t>
+      </w:r>
+    </w:p>
+    <w:p>
+      <w:pPr>
+        <w:spacing w:before="0" w:after="40"/>
+        <w:ind w:left="360" w:hanging="360"/>
+      </w:pPr>
+      <w:r>
+        <w:rPr>
+          <w:b/>
+          <w:i w:val="0"/>
+          <w:color w:val="1A1A1A"/>
+          <w:sz w:val="20"/>
+        </w:rPr>
+        <w:t xml:space="preserve">Board 7.  </w:t>
+      </w:r>
+      <w:r>
+        <w:rPr>
+          <w:b w:val="0"/>
+          <w:i w:val="0"/>
+          <w:color w:val="1A1A1A"/>
+          <w:sz w:val="20"/>
+        </w:rPr>
+        <w:t>1 — treated (2/5)</w:t>
+      </w:r>
+      <w:r>
+        <w:rPr>
+          <w:b w:val="0"/>
+          <w:i w:val="0"/>
+          <w:color w:val="1A1A1A"/>
+          <w:sz w:val="20"/>
+          <w:vertAlign w:val="superscript"/>
+        </w:rPr>
+        <w:t>-1</w:t>
+      </w:r>
+      <w:r>
+        <w:rPr>
+          <w:b w:val="0"/>
+          <w:i w:val="0"/>
+          <w:color w:val="1A1A1A"/>
+          <w:sz w:val="20"/>
+        </w:rPr>
+        <w:t xml:space="preserve"> as 2/5 and multiplied by its reciprocal [negative exponent law not applied]</w:t>
+      </w:r>
+    </w:p>
+    <w:p>
+      <w:pPr>
+        <w:spacing w:before="0" w:after="40"/>
+        <w:ind w:left="360" w:hanging="360"/>
+      </w:pPr>
+      <w:r>
+        <w:rPr>
+          <w:b/>
+          <w:i w:val="0"/>
+          <w:color w:val="1A1A1A"/>
+          <w:sz w:val="20"/>
+        </w:rPr>
+        <w:t xml:space="preserve">Board 8.  </w:t>
+      </w:r>
+      <w:r>
+        <w:rPr>
+          <w:b w:val="0"/>
+          <w:i w:val="0"/>
+          <w:color w:val="1A1A1A"/>
+          <w:sz w:val="20"/>
+        </w:rPr>
+        <w:t>(2/3)</w:t>
+      </w:r>
+      <w:r>
+        <w:rPr>
+          <w:b w:val="0"/>
+          <w:i w:val="0"/>
+          <w:color w:val="1A1A1A"/>
+          <w:sz w:val="20"/>
           <w:vertAlign w:val="superscript"/>
         </w:rPr>
         <w:t>6</w:t>
@@ -8058,19 +3837,47 @@
           <w:b w:val="0"/>
           <w:i w:val="0"/>
           <w:color w:val="1A1A1A"/>
-          <w:sz w:val="21"/>
+          <w:sz w:val="20"/>
         </w:rPr>
-        <w:t xml:space="preserve"> equivalence table, the matching arrows, (2/3)</w:t>
+        <w:t xml:space="preserve"> — added 3 + 3 in the power-of-a-power step [confused with product of powers]</w:t>
+      </w:r>
+    </w:p>
+    <w:p>
+      <w:pPr>
+        <w:spacing w:before="0" w:after="40"/>
+        <w:ind w:left="360" w:hanging="360"/>
+      </w:pPr>
+      <w:r>
+        <w:rPr>
+          <w:b/>
+          <w:i w:val="0"/>
+          <w:color w:val="1A1A1A"/>
+          <w:sz w:val="20"/>
+        </w:rPr>
+        <w:t xml:space="preserve">Board 9.  </w:t>
       </w:r>
       <w:r>
         <w:rPr>
           <w:b w:val="0"/>
           <w:i w:val="0"/>
           <w:color w:val="1A1A1A"/>
+          <w:sz w:val="20"/>
+        </w:rPr>
+        <w:t>'Yes' — opposite taken as well as reciprocal [B1G-M 8.NSO.1.3 misconception: opposite instead of reciprocal]</w:t>
+      </w:r>
+    </w:p>
+    <w:p>
+      <w:pPr>
+        <w:spacing w:before="0" w:after="40"/>
+      </w:pPr>
+      <w:r>
+        <w:rPr>
+          <w:b/>
+          <w:i w:val="0"/>
+          <w:color w:val="1A1A1A"/>
           <w:sz w:val="21"/>
-          <w:vertAlign w:val="superscript"/>
         </w:rPr>
-        <w:t>9</w:t>
+        <w:t xml:space="preserve">Materials  </w:t>
       </w:r>
       <w:r>
         <w:rPr>
@@ -8079,355 +3886,7 @@
           <w:color w:val="1A1A1A"/>
           <w:sz w:val="21"/>
         </w:rPr>
-        <w:t>, (2/−13)</w:t>
-      </w:r>
-      <w:r>
-        <w:rPr>
-          <w:b w:val="0"/>
-          <w:i w:val="0"/>
-          <w:color w:val="1A1A1A"/>
-          <w:sz w:val="21"/>
-          <w:vertAlign w:val="superscript"/>
-        </w:rPr>
-        <w:t>3</w:t>
-      </w:r>
-      <w:r>
-        <w:rPr>
-          <w:b w:val="0"/>
-          <w:i w:val="0"/>
-          <w:color w:val="1A1A1A"/>
-          <w:sz w:val="21"/>
-        </w:rPr>
-        <w:t>, 5</w:t>
-      </w:r>
-      <w:r>
-        <w:rPr>
-          <w:b w:val="0"/>
-          <w:i w:val="0"/>
-          <w:color w:val="1A1A1A"/>
-          <w:sz w:val="21"/>
-          <w:vertAlign w:val="superscript"/>
-        </w:rPr>
-        <w:t>8</w:t>
-      </w:r>
-      <w:r>
-        <w:rPr>
-          <w:b w:val="0"/>
-          <w:i w:val="0"/>
-          <w:color w:val="1A1A1A"/>
-          <w:sz w:val="21"/>
-        </w:rPr>
-        <w:t>, (4/−5)</w:t>
-      </w:r>
-      <w:r>
-        <w:rPr>
-          <w:b w:val="0"/>
-          <w:i w:val="0"/>
-          <w:color w:val="1A1A1A"/>
-          <w:sz w:val="21"/>
-          <w:vertAlign w:val="superscript"/>
-        </w:rPr>
-        <w:t>10</w:t>
-      </w:r>
-      <w:r>
-        <w:rPr>
-          <w:b w:val="0"/>
-          <w:i w:val="0"/>
-          <w:color w:val="1A1A1A"/>
-          <w:sz w:val="21"/>
-        </w:rPr>
-        <w:t>.</w:t>
-      </w:r>
-    </w:p>
-    <w:p>
-      <w:pPr>
-        <w:spacing w:before="0" w:after="60"/>
-        <w:ind w:left="360" w:hanging="220"/>
-      </w:pPr>
-      <w:r>
-        <w:rPr>
-          <w:rFonts w:ascii="FreeSerif" w:hAnsi="FreeSerif" w:eastAsia="FreeSerif"/>
-          <w:b w:val="0"/>
-          <w:i w:val="0"/>
-          <w:color w:val="1A1A1A"/>
-          <w:sz w:val="16"/>
-        </w:rPr>
-        <w:t xml:space="preserve">●  </w:t>
-      </w:r>
-      <w:r>
-        <w:rPr>
-          <w:b w:val="0"/>
-          <w:i w:val="0"/>
-          <w:color w:val="1A1A1A"/>
-          <w:sz w:val="21"/>
-        </w:rPr>
-        <w:t>Practice L5's header says 'questions 6–10' over a table that is 7–10; not carried over.</w:t>
-      </w:r>
-    </w:p>
-    <w:p>
-      <w:pPr>
-        <w:spacing w:before="0" w:after="60"/>
-        <w:ind w:left="360" w:hanging="220"/>
-      </w:pPr>
-      <w:r>
-        <w:rPr>
-          <w:rFonts w:ascii="FreeSerif" w:hAnsi="FreeSerif" w:eastAsia="FreeSerif"/>
-          <w:b w:val="0"/>
-          <w:i w:val="0"/>
-          <w:color w:val="1A1A1A"/>
-          <w:sz w:val="16"/>
-        </w:rPr>
-        <w:t xml:space="preserve">●  </w:t>
-      </w:r>
-      <w:r>
-        <w:rPr>
-          <w:b w:val="0"/>
-          <w:i w:val="0"/>
-          <w:color w:val="1A1A1A"/>
-          <w:sz w:val="21"/>
-        </w:rPr>
-        <w:t>The book's warm-up (60</w:t>
-      </w:r>
-      <w:r>
-        <w:rPr>
-          <w:b w:val="0"/>
-          <w:i w:val="0"/>
-          <w:color w:val="1A1A1A"/>
-          <w:sz w:val="21"/>
-          <w:vertAlign w:val="superscript"/>
-        </w:rPr>
-        <w:t>63</w:t>
-      </w:r>
-      <w:r>
-        <w:rPr>
-          <w:b w:val="0"/>
-          <w:i w:val="0"/>
-          <w:color w:val="1A1A1A"/>
-          <w:sz w:val="21"/>
-        </w:rPr>
-        <w:t xml:space="preserve"> vs 63</w:t>
-      </w:r>
-      <w:r>
-        <w:rPr>
-          <w:b w:val="0"/>
-          <w:i w:val="0"/>
-          <w:color w:val="1A1A1A"/>
-          <w:sz w:val="21"/>
-          <w:vertAlign w:val="superscript"/>
-        </w:rPr>
-        <w:t>60</w:t>
-      </w:r>
-      <w:r>
-        <w:rPr>
-          <w:b w:val="0"/>
-          <w:i w:val="0"/>
-          <w:color w:val="1A1A1A"/>
-          <w:sz w:val="21"/>
-        </w:rPr>
-        <w:t>, no calculation) is a fine number talk but retrieves nothing; the comparison 3</w:t>
-      </w:r>
-      <w:r>
-        <w:rPr>
-          <w:b w:val="0"/>
-          <w:i w:val="0"/>
-          <w:color w:val="1A1A1A"/>
-          <w:sz w:val="21"/>
-          <w:vertAlign w:val="superscript"/>
-        </w:rPr>
-        <w:t>4</w:t>
-      </w:r>
-      <w:r>
-        <w:rPr>
-          <w:b w:val="0"/>
-          <w:i w:val="0"/>
-          <w:color w:val="1A1A1A"/>
-          <w:sz w:val="21"/>
-        </w:rPr>
-        <w:t xml:space="preserve"> vs 4</w:t>
-      </w:r>
-      <w:r>
-        <w:rPr>
-          <w:b w:val="0"/>
-          <w:i w:val="0"/>
-          <w:color w:val="1A1A1A"/>
-          <w:sz w:val="21"/>
-          <w:vertAlign w:val="superscript"/>
-        </w:rPr>
-        <w:t>3</w:t>
-      </w:r>
-      <w:r>
-        <w:rPr>
-          <w:b w:val="0"/>
-          <w:i w:val="0"/>
-          <w:color w:val="1A1A1A"/>
-          <w:sz w:val="21"/>
-        </w:rPr>
-        <w:t xml:space="preserve"> takes its place in the warm-up's third band.</w:t>
-      </w:r>
-    </w:p>
-    <w:p>
-      <w:pPr>
-        <w:spacing w:before="0" w:after="60"/>
-        <w:ind w:left="360" w:hanging="220"/>
-      </w:pPr>
-      <w:r>
-        <w:rPr>
-          <w:rFonts w:ascii="FreeSerif" w:hAnsi="FreeSerif" w:eastAsia="FreeSerif"/>
-          <w:b w:val="0"/>
-          <w:i w:val="0"/>
-          <w:color w:val="1A1A1A"/>
-          <w:sz w:val="16"/>
-        </w:rPr>
-        <w:t xml:space="preserve">●  </w:t>
-      </w:r>
-      <w:r>
-        <w:rPr>
-          <w:b w:val="0"/>
-          <w:i w:val="0"/>
-          <w:color w:val="1A1A1A"/>
-          <w:sz w:val="21"/>
-        </w:rPr>
-        <w:t>Practice L5 and Homework L5 keys check; their matching items are bank question 5 in both banks.</w:t>
-      </w:r>
-    </w:p>
-    <w:p>
-      <w:pPr>
-        <w:keepNext/>
-        <w:spacing w:before="200" w:after="60"/>
-      </w:pPr>
-      <w:r>
-        <w:rPr>
-          <w:b/>
-          <w:i w:val="0"/>
-          <w:color w:val="1A1A1A"/>
-          <w:sz w:val="23"/>
-        </w:rPr>
-        <w:t>What changed from the book</w:t>
-      </w:r>
-    </w:p>
-    <w:p>
-      <w:pPr>
-        <w:spacing w:before="0" w:after="60"/>
-        <w:ind w:left="360" w:hanging="220"/>
-      </w:pPr>
-      <w:r>
-        <w:rPr>
-          <w:rFonts w:ascii="FreeSerif" w:hAnsi="FreeSerif" w:eastAsia="FreeSerif"/>
-          <w:b w:val="0"/>
-          <w:i w:val="0"/>
-          <w:color w:val="1A1A1A"/>
-          <w:sz w:val="16"/>
-        </w:rPr>
-        <w:t xml:space="preserve">●  </w:t>
-      </w:r>
-      <w:r>
-        <w:rPr>
-          <w:b w:val="0"/>
-          <w:i w:val="0"/>
-          <w:color w:val="1A1A1A"/>
-          <w:sz w:val="21"/>
-        </w:rPr>
-        <w:t>3.5.1 number-talk warm-up → four retrieval questions.</w:t>
-      </w:r>
-    </w:p>
-    <w:p>
-      <w:pPr>
-        <w:spacing w:before="0" w:after="60"/>
-        <w:ind w:left="360" w:hanging="220"/>
-      </w:pPr>
-      <w:r>
-        <w:rPr>
-          <w:rFonts w:ascii="FreeSerif" w:hAnsi="FreeSerif" w:eastAsia="FreeSerif"/>
-          <w:b w:val="0"/>
-          <w:i w:val="0"/>
-          <w:color w:val="1A1A1A"/>
-          <w:sz w:val="16"/>
-        </w:rPr>
-        <w:t xml:space="preserve">●  </w:t>
-      </w:r>
-      <w:r>
-        <w:rPr>
-          <w:b w:val="0"/>
-          <w:i w:val="0"/>
-          <w:color w:val="1A1A1A"/>
-          <w:sz w:val="21"/>
-        </w:rPr>
-        <w:t>3.5.2 Guided Instruction → Notes I–II.</w:t>
-      </w:r>
-    </w:p>
-    <w:p>
-      <w:pPr>
-        <w:spacing w:before="0" w:after="60"/>
-        <w:ind w:left="360" w:hanging="220"/>
-      </w:pPr>
-      <w:r>
-        <w:rPr>
-          <w:rFonts w:ascii="FreeSerif" w:hAnsi="FreeSerif" w:eastAsia="FreeSerif"/>
-          <w:b w:val="0"/>
-          <w:i w:val="0"/>
-          <w:color w:val="1A1A1A"/>
-          <w:sz w:val="16"/>
-        </w:rPr>
-        <w:t xml:space="preserve">●  </w:t>
-      </w:r>
-      <w:r>
-        <w:rPr>
-          <w:b w:val="0"/>
-          <w:i w:val="0"/>
-          <w:color w:val="1A1A1A"/>
-          <w:sz w:val="21"/>
-        </w:rPr>
-        <w:t>3.5.3 Collaboration (Fernanda/Junior) → Notes III.</w:t>
-      </w:r>
-    </w:p>
-    <w:p>
-      <w:pPr>
-        <w:spacing w:before="0" w:after="60"/>
-        <w:ind w:left="360" w:hanging="220"/>
-      </w:pPr>
-      <w:r>
-        <w:rPr>
-          <w:rFonts w:ascii="FreeSerif" w:hAnsi="FreeSerif" w:eastAsia="FreeSerif"/>
-          <w:b w:val="0"/>
-          <w:i w:val="0"/>
-          <w:color w:val="1A1A1A"/>
-          <w:sz w:val="16"/>
-        </w:rPr>
-        <w:t xml:space="preserve">●  </w:t>
-      </w:r>
-      <w:r>
-        <w:rPr>
-          <w:b w:val="0"/>
-          <w:i w:val="0"/>
-          <w:color w:val="1A1A1A"/>
-          <w:sz w:val="21"/>
-        </w:rPr>
-        <w:t>3.5.4 Collaboration (equivalence table) → bank question 10.</w:t>
-      </w:r>
-    </w:p>
-    <w:p>
-      <w:pPr>
-        <w:spacing w:before="0" w:after="60"/>
-        <w:ind w:left="360" w:hanging="220"/>
-      </w:pPr>
-      <w:r>
-        <w:rPr>
-          <w:rFonts w:ascii="FreeSerif" w:hAnsi="FreeSerif" w:eastAsia="FreeSerif"/>
-          <w:b w:val="0"/>
-          <w:i w:val="0"/>
-          <w:color w:val="1A1A1A"/>
-          <w:sz w:val="16"/>
-        </w:rPr>
-        <w:t xml:space="preserve">●  </w:t>
-      </w:r>
-      <w:r>
-        <w:rPr>
-          <w:b w:val="0"/>
-          <w:i w:val="0"/>
-          <w:color w:val="1A1A1A"/>
-          <w:sz w:val="21"/>
-        </w:rPr>
-        <w:t>3.5.5 Your Turn and 3.5.6 Ticket Out the Door → the round.</w:t>
+        <w:t>Whiteboards and markers. Calculators are allowed on everything; (−7/8)^(−2) on a calculator returns 1.306..., which is 64/49 — worth converting once so students trust both forms.</w:t>
       </w:r>
     </w:p>
     <w:sectPr>

--- a/a7/packages/A7 Unit 3 - Exponents and Scientific Notation/Teacher Editions/A7 3.05  Teacher Edition.docx
+++ b/a7/packages/A7 Unit 3 - Exponents and Scientific Notation/Teacher Editions/A7 3.05  Teacher Edition.docx
@@ -2459,7 +2459,26 @@
           <w:color w:val="6B6B6B"/>
           <w:sz w:val="19"/>
         </w:rPr>
-        <w:t xml:space="preserve"> — negative exponent read as a negative value [B1G-M misconception]; anything built from 6 — the unneeded figure was used</w:t>
+        <w:t xml:space="preserve"> — negative exponent read as a negative value [B1G-M 8.NSO.1.3 task: −b vs b</w:t>
+      </w:r>
+      <w:r>
+        <w:rPr>
+          <w:b w:val="0"/>
+          <w:i/>
+          <w:color w:val="6B6B6B"/>
+          <w:sz w:val="19"/>
+          <w:vertAlign w:val="superscript"/>
+        </w:rPr>
+        <w:t>-1</w:t>
+      </w:r>
+      <w:r>
+        <w:rPr>
+          <w:b w:val="0"/>
+          <w:i/>
+          <w:color w:val="6B6B6B"/>
+          <w:sz w:val="19"/>
+        </w:rPr>
+        <w:t>]; anything built from 6 — the unneeded figure was used</w:t>
       </w:r>
     </w:p>
     <w:p>
@@ -2588,7 +2607,26 @@
           <w:color w:val="6B6B6B"/>
           <w:sz w:val="19"/>
         </w:rPr>
-        <w:t xml:space="preserve"> — took the opposite as well as the reciprocal [B1G-M 8.NSO.1.3 misconception: opposite instead of reciprocal]</w:t>
+        <w:t xml:space="preserve"> — took the opposite as well as the reciprocal [B1G-M 8.NSO.1.3 task: −b vs b</w:t>
+      </w:r>
+      <w:r>
+        <w:rPr>
+          <w:b w:val="0"/>
+          <w:i/>
+          <w:color w:val="6B6B6B"/>
+          <w:sz w:val="19"/>
+          <w:vertAlign w:val="superscript"/>
+        </w:rPr>
+        <w:t>-1</w:t>
+      </w:r>
+      <w:r>
+        <w:rPr>
+          <w:b w:val="0"/>
+          <w:i/>
+          <w:color w:val="6B6B6B"/>
+          <w:sz w:val="19"/>
+        </w:rPr>
+        <w:t>]</w:t>
       </w:r>
     </w:p>
     <w:p>
@@ -2875,7 +2913,7 @@
       <w:r>
         <w:drawing>
           <wp:inline xmlns:a="http://schemas.openxmlformats.org/drawingml/2006/main" xmlns:pic="http://schemas.openxmlformats.org/drawingml/2006/picture">
-            <wp:extent cx="463296" cy="213360"/>
+            <wp:extent cx="460247" cy="213360"/>
             <wp:docPr id="12" name="Picture 12"/>
             <wp:cNvGraphicFramePr>
               <a:graphicFrameLocks noChangeAspect="1"/>
@@ -2884,7 +2922,7 @@
               <a:graphicData uri="http://schemas.openxmlformats.org/drawingml/2006/picture">
                 <pic:pic>
                   <pic:nvPicPr>
-                    <pic:cNvPr id="0" name="15c72ba676a3a8cc.png"/>
+                    <pic:cNvPr id="0" name="51a5d25105e553f2.png"/>
                     <pic:cNvPicPr/>
                   </pic:nvPicPr>
                   <pic:blipFill>
@@ -2896,7 +2934,7 @@
                   <pic:spPr>
                     <a:xfrm>
                       <a:off x="0" y="0"/>
-                      <a:ext cx="463296" cy="213360"/>
+                      <a:ext cx="460247" cy="213360"/>
                     </a:xfrm>
                     <a:prstGeom prst="rect"/>
                   </pic:spPr>
@@ -2932,7 +2970,7 @@
           <w:sz w:val="21"/>
           <w:vertAlign w:val="superscript"/>
         </w:rPr>
-        <w:t>2</w:t>
+        <w:t>3</w:t>
       </w:r>
       <w:r>
         <w:rPr>
@@ -2941,7 +2979,7 @@
           <w:color w:val="6B6B6B"/>
           <w:sz w:val="19"/>
         </w:rPr>
-        <w:t xml:space="preserve">   (B) took the opposite as well as the reciprocal [B1G-M 8.NSO.1.3 misconception: opposite instead of reciprocal]; (C) negative exponent read as a negative value [B1G-M 8.NSO.1.3 misconception: −b vs b</w:t>
+        <w:t xml:space="preserve">   (B) took the opposite as well as the reciprocal [B1G-M 8.NSO.1.3 task: −b vs b</w:t>
       </w:r>
       <w:r>
         <w:rPr>
@@ -2960,7 +2998,26 @@
           <w:color w:val="6B6B6B"/>
           <w:sz w:val="19"/>
         </w:rPr>
-        <w:t>]; (D) dropped the minus on the exponent without flipping [negative exponent law not applied]</w:t>
+        <w:t>]; (C) dropped the minus on the exponent without flipping [negative exponent law not applied]; (D) took the opposite of the base instead of its reciprocal [B1G-M 8.NSO.1.3 task: −b vs b</w:t>
+      </w:r>
+      <w:r>
+        <w:rPr>
+          <w:b w:val="0"/>
+          <w:i/>
+          <w:color w:val="6B6B6B"/>
+          <w:sz w:val="19"/>
+          <w:vertAlign w:val="superscript"/>
+        </w:rPr>
+        <w:t>-1</w:t>
+      </w:r>
+      <w:r>
+        <w:rPr>
+          <w:b w:val="0"/>
+          <w:i/>
+          <w:color w:val="6B6B6B"/>
+          <w:sz w:val="19"/>
+        </w:rPr>
+        <w:t>]</w:t>
       </w:r>
       <w:r>
         <w:rPr>
@@ -3468,7 +3525,26 @@
           <w:color w:val="6B6B6B"/>
           <w:sz w:val="19"/>
         </w:rPr>
-        <w:t xml:space="preserve">   'Yes' — opposite taken as well as reciprocal [B1G-M 8.NSO.1.3 misconception: opposite instead of reciprocal]</w:t>
+        <w:t xml:space="preserve">   'Yes' — opposite taken as well as reciprocal [B1G-M 8.NSO.1.3 task: −b vs b</w:t>
+      </w:r>
+      <w:r>
+        <w:rPr>
+          <w:b w:val="0"/>
+          <w:i/>
+          <w:color w:val="6B6B6B"/>
+          <w:sz w:val="19"/>
+          <w:vertAlign w:val="superscript"/>
+        </w:rPr>
+        <w:t>-1</w:t>
+      </w:r>
+      <w:r>
+        <w:rPr>
+          <w:b w:val="0"/>
+          <w:i/>
+          <w:color w:val="6B6B6B"/>
+          <w:sz w:val="19"/>
+        </w:rPr>
+        <w:t>]</w:t>
       </w:r>
     </w:p>
     <w:p>
@@ -3638,7 +3714,26 @@
           <w:color w:val="1A1A1A"/>
           <w:sz w:val="20"/>
         </w:rPr>
-        <w:t xml:space="preserve"> — took the opposite as well as the reciprocal [B1G-M 8.NSO.1.3 misconception: opposite instead of reciprocal]</w:t>
+        <w:t xml:space="preserve"> — took the opposite as well as the reciprocal [B1G-M 8.NSO.1.3 task: −b vs b</w:t>
+      </w:r>
+      <w:r>
+        <w:rPr>
+          <w:b w:val="0"/>
+          <w:i w:val="0"/>
+          <w:color w:val="1A1A1A"/>
+          <w:sz w:val="20"/>
+          <w:vertAlign w:val="superscript"/>
+        </w:rPr>
+        <w:t>-1</w:t>
+      </w:r>
+      <w:r>
+        <w:rPr>
+          <w:b w:val="0"/>
+          <w:i w:val="0"/>
+          <w:color w:val="1A1A1A"/>
+          <w:sz w:val="20"/>
+        </w:rPr>
+        <w:t>]</w:t>
       </w:r>
     </w:p>
     <w:p>
@@ -3729,7 +3824,26 @@
           <w:color w:val="1A1A1A"/>
           <w:sz w:val="20"/>
         </w:rPr>
-        <w:t>took the opposite as well as the reciprocal [B1G-M 8.NSO.1.3 misconception: opposite instead of reciprocal]</w:t>
+        <w:t>took the opposite as well as the reciprocal [B1G-M 8.NSO.1.3 task: −b vs b</w:t>
+      </w:r>
+      <w:r>
+        <w:rPr>
+          <w:b w:val="0"/>
+          <w:i w:val="0"/>
+          <w:color w:val="1A1A1A"/>
+          <w:sz w:val="20"/>
+          <w:vertAlign w:val="superscript"/>
+        </w:rPr>
+        <w:t>-1</w:t>
+      </w:r>
+      <w:r>
+        <w:rPr>
+          <w:b w:val="0"/>
+          <w:i w:val="0"/>
+          <w:color w:val="1A1A1A"/>
+          <w:sz w:val="20"/>
+        </w:rPr>
+        <w:t>]</w:t>
       </w:r>
     </w:p>
     <w:p>
@@ -3863,7 +3977,26 @@
           <w:color w:val="1A1A1A"/>
           <w:sz w:val="20"/>
         </w:rPr>
-        <w:t>'Yes' — opposite taken as well as reciprocal [B1G-M 8.NSO.1.3 misconception: opposite instead of reciprocal]</w:t>
+        <w:t>'Yes' — opposite taken as well as reciprocal [B1G-M 8.NSO.1.3 task: −b vs b</w:t>
+      </w:r>
+      <w:r>
+        <w:rPr>
+          <w:b w:val="0"/>
+          <w:i w:val="0"/>
+          <w:color w:val="1A1A1A"/>
+          <w:sz w:val="20"/>
+          <w:vertAlign w:val="superscript"/>
+        </w:rPr>
+        <w:t>-1</w:t>
+      </w:r>
+      <w:r>
+        <w:rPr>
+          <w:b w:val="0"/>
+          <w:i w:val="0"/>
+          <w:color w:val="1A1A1A"/>
+          <w:sz w:val="20"/>
+        </w:rPr>
+        <w:t>]</w:t>
       </w:r>
     </w:p>
     <w:p>

--- a/a7/packages/A7 Unit 3 - Exponents and Scientific Notation/Teacher Editions/A7 3.05  Teacher Edition.docx
+++ b/a7/packages/A7 Unit 3 - Exponents and Scientific Notation/Teacher Editions/A7 3.05  Teacher Edition.docx
@@ -2265,7 +2265,7 @@
           <w:color w:val="1A1A1A"/>
           <w:sz w:val="21"/>
         </w:rPr>
-        <w:t>Catches a student who adds to −1 and stops there (a negative exponent is not a finished answer), and one who writes (5/4)</w:t>
+        <w:t>Catches a student who adds to −1 and stops there (a negative exponent is not a finished answer), and one who writes (−5/4)</w:t>
       </w:r>
       <w:r>
         <w:rPr>
@@ -2284,7 +2284,7 @@
           <w:color w:val="1A1A1A"/>
           <w:sz w:val="21"/>
         </w:rPr>
-        <w:t xml:space="preserve"> (added 7 + 3 but kept the minus).</w:t>
+        <w:t xml:space="preserve"> — the exponents' signs dropped, 7 + 3, so the base never flipped.</w:t>
       </w:r>
     </w:p>
     <w:p>
@@ -3610,7 +3610,7 @@
           <w:color w:val="1A1A1A"/>
           <w:sz w:val="21"/>
         </w:rPr>
-        <w:t>IXL: every listed skill is required, SmartScore 67, due at the start of the next class.</w:t>
+        <w:t>IXL: every listed skill is required, SmartScore 67.</w:t>
       </w:r>
     </w:p>
     <w:p>

--- a/a7/packages/A7 Unit 3 - Exponents and Scientific Notation/Teacher Editions/A7 3.05  Teacher Edition.docx
+++ b/a7/packages/A7 Unit 3 - Exponents and Scientific Notation/Teacher Editions/A7 3.05  Teacher Edition.docx
@@ -348,6 +348,7 @@
           </w:tcPr>
           <w:p>
             <w:pPr>
+              <w:keepNext/>
               <w:spacing w:after="0"/>
               <w:jc w:val="center"/>
             </w:pPr>
@@ -381,6 +382,7 @@
           </w:tcPr>
           <w:p>
             <w:pPr>
+              <w:keepNext/>
               <w:spacing w:after="0"/>
               <w:jc w:val="center"/>
             </w:pPr>
@@ -414,6 +416,7 @@
           </w:tcPr>
           <w:p>
             <w:pPr>
+              <w:keepNext/>
               <w:spacing w:after="0"/>
               <w:jc w:val="center"/>
             </w:pPr>
@@ -1711,7 +1714,7 @@
           <w:color w:val="1A1A1A"/>
           <w:sz w:val="21"/>
         </w:rPr>
-        <w:t xml:space="preserve">Warm-Up — On your own. Four minutes. No notes..  </w:t>
+        <w:t xml:space="preserve">Warm-Up — On your own. Four minutes. No notes.  </w:t>
       </w:r>
       <w:r>
         <w:rPr>
@@ -1744,7 +1747,7 @@
           <w:color w:val="1A1A1A"/>
           <w:sz w:val="21"/>
         </w:rPr>
-        <w:t xml:space="preserve">Warm-Up — Answers..  </w:t>
+        <w:t xml:space="preserve">Warm-Up — Answers.  </w:t>
       </w:r>
       <w:r>
         <w:rPr>
@@ -1940,7 +1943,7 @@
           <w:color w:val="1A1A1A"/>
           <w:sz w:val="21"/>
         </w:rPr>
-        <w:t xml:space="preserve">Notes — Copy the table..  </w:t>
+        <w:t xml:space="preserve">Notes — Copy the table.  </w:t>
       </w:r>
       <w:r>
         <w:rPr>
@@ -2039,7 +2042,7 @@
           <w:color w:val="1A1A1A"/>
           <w:sz w:val="21"/>
         </w:rPr>
-        <w:t xml:space="preserve">Example 1 — Flip, then evaluate..  </w:t>
+        <w:t xml:space="preserve">Example 1 — Flip, then evaluate.  </w:t>
       </w:r>
       <w:r>
         <w:rPr>
@@ -2072,7 +2075,7 @@
           <w:color w:val="1A1A1A"/>
           <w:sz w:val="21"/>
         </w:rPr>
-        <w:t xml:space="preserve">Example 1 — Worked..  </w:t>
+        <w:t xml:space="preserve">Example 1 — Worked.  </w:t>
       </w:r>
       <w:r>
         <w:rPr>
@@ -2124,7 +2127,7 @@
           <w:color w:val="1A1A1A"/>
           <w:sz w:val="21"/>
         </w:rPr>
-        <w:t xml:space="preserve">Your Turn — Same steps, your numbers. Boards up when done..  </w:t>
+        <w:t xml:space="preserve">Your Turn — Same steps, your numbers. Boards up when done.  </w:t>
       </w:r>
       <w:r>
         <w:rPr>
@@ -2157,7 +2160,7 @@
           <w:color w:val="1A1A1A"/>
           <w:sz w:val="21"/>
         </w:rPr>
-        <w:t xml:space="preserve">Your Turn — Answer..  </w:t>
+        <w:t xml:space="preserve">Your Turn — Answer.  </w:t>
       </w:r>
       <w:r>
         <w:rPr>
@@ -2190,7 +2193,7 @@
           <w:color w:val="1A1A1A"/>
           <w:sz w:val="21"/>
         </w:rPr>
-        <w:t xml:space="preserve">Example 2 — Two laws, then a flip..  </w:t>
+        <w:t xml:space="preserve">Example 2 — Two laws, then a flip.  </w:t>
       </w:r>
       <w:r>
         <w:rPr>
@@ -2223,7 +2226,7 @@
           <w:color w:val="1A1A1A"/>
           <w:sz w:val="21"/>
         </w:rPr>
-        <w:t xml:space="preserve">Example 2 — Worked..  </w:t>
+        <w:t xml:space="preserve">Example 2 — Worked.  </w:t>
       </w:r>
       <w:r>
         <w:rPr>
@@ -2256,7 +2259,7 @@
           <w:color w:val="1A1A1A"/>
           <w:sz w:val="21"/>
         </w:rPr>
-        <w:t xml:space="preserve">Your Turn — Same steps, your numbers. Boards up when done..  </w:t>
+        <w:t xml:space="preserve">Your Turn — Same steps, your numbers. Boards up when done.  </w:t>
       </w:r>
       <w:r>
         <w:rPr>
@@ -2308,7 +2311,7 @@
           <w:color w:val="1A1A1A"/>
           <w:sz w:val="21"/>
         </w:rPr>
-        <w:t xml:space="preserve">Your Turn — Answer..  </w:t>
+        <w:t xml:space="preserve">Your Turn — Answer.  </w:t>
       </w:r>
       <w:r>
         <w:rPr>
@@ -3568,7 +3571,7 @@
           <w:color w:val="1A1A1A"/>
           <w:sz w:val="21"/>
         </w:rPr>
-        <w:t xml:space="preserve">Independent Set — Six questions. On your own, in silence..  </w:t>
+        <w:t xml:space="preserve">Independent Set — Six questions. On your own, in silence.  </w:t>
       </w:r>
       <w:r>
         <w:rPr>
@@ -3601,7 +3604,7 @@
           <w:color w:val="1A1A1A"/>
           <w:sz w:val="21"/>
         </w:rPr>
-        <w:t xml:space="preserve">IXL — Last five minutes..  </w:t>
+        <w:t xml:space="preserve">IXL — Last five minutes.  </w:t>
       </w:r>
       <w:r>
         <w:rPr>

--- a/a7/packages/A7 Unit 3 - Exponents and Scientific Notation/Teacher Editions/A7 3.05  Teacher Edition.docx
+++ b/a7/packages/A7 Unit 3 - Exponents and Scientific Notation/Teacher Editions/A7 3.05  Teacher Edition.docx
@@ -2963,7 +2963,7 @@
           <w:color w:val="9E1B32"/>
           <w:sz w:val="21"/>
         </w:rPr>
-        <w:t>A — (−8/7)</w:t>
+        <w:t>B — (−8/7)</w:t>
       </w:r>
       <w:r>
         <w:rPr>
@@ -2982,7 +2982,7 @@
           <w:color w:val="6B6B6B"/>
           <w:sz w:val="19"/>
         </w:rPr>
-        <w:t xml:space="preserve">   (B) took the opposite as well as the reciprocal [B1G-M 8.NSO.1.3 task: −b vs b</w:t>
+        <w:t xml:space="preserve">   (A) took the opposite of the base instead of its reciprocal [B1G-M 8.NSO.1.3 task: −b vs b</w:t>
       </w:r>
       <w:r>
         <w:rPr>
@@ -3001,7 +3001,7 @@
           <w:color w:val="6B6B6B"/>
           <w:sz w:val="19"/>
         </w:rPr>
-        <w:t>]; (C) dropped the minus on the exponent without flipping [negative exponent law not applied]; (D) took the opposite of the base instead of its reciprocal [B1G-M 8.NSO.1.3 task: −b vs b</w:t>
+        <w:t>]; (C) dropped the minus on the exponent without flipping [negative exponent law not applied]; (D) took the opposite as well as the reciprocal [B1G-M 8.NSO.1.3 task: −b vs b</w:t>
       </w:r>
       <w:r>
         <w:rPr>
@@ -3105,7 +3105,7 @@
           <w:color w:val="9E1B32"/>
           <w:sz w:val="21"/>
         </w:rPr>
-        <w:t>A — (5/8)</w:t>
+        <w:t>C — (5/8)</w:t>
       </w:r>
       <w:r>
         <w:rPr>
@@ -3124,7 +3124,7 @@
           <w:color w:val="6B6B6B"/>
           <w:sz w:val="19"/>
         </w:rPr>
-        <w:t xml:space="preserve">   (B) flipped a base whose exponent was already positive [negative exponent law applied where no negative exponent remained]; (C) added −2 + (−4) instead of subtracting [quotient law: subtract the exponents]; (D) multiplied −2 · −4 [confused with power of a power]</w:t>
+        <w:t xml:space="preserve">   (A) flipped a base whose exponent was already positive [negative exponent law applied where no negative exponent remained]; (B) added −2 + (−4) instead of subtracting [quotient law: subtract the exponents]; (D) multiplied −2 · −4 [confused with power of a power]</w:t>
       </w:r>
       <w:r>
         <w:rPr>
@@ -3827,7 +3827,7 @@
           <w:color w:val="1A1A1A"/>
           <w:sz w:val="20"/>
         </w:rPr>
-        <w:t>took the opposite as well as the reciprocal [B1G-M 8.NSO.1.3 task: −b vs b</w:t>
+        <w:t>took the opposite of the base instead of its reciprocal [B1G-M 8.NSO.1.3 task: −b vs b</w:t>
       </w:r>
       <w:r>
         <w:rPr>

--- a/a7/packages/A7 Unit 3 - Exponents and Scientific Notation/Teacher Editions/A7 3.05  Teacher Edition.docx
+++ b/a7/packages/A7 Unit 3 - Exponents and Scientific Notation/Teacher Editions/A7 3.05  Teacher Edition.docx
@@ -2353,7 +2353,7 @@
           <w:color w:val="1A1A1A"/>
           <w:sz w:val="21"/>
         </w:rPr>
-        <w:t>A recipe is scaled by a factor of (2/3)</w:t>
+        <w:t>A copier shrinks a page to 2/3 size, 4 times in a row. To undo it, multiply by (2/3)</w:t>
       </w:r>
       <w:r>
         <w:rPr>
@@ -2372,7 +2372,26 @@
           <w:color w:val="1A1A1A"/>
           <w:sz w:val="21"/>
         </w:rPr>
-        <w:t xml:space="preserve">. The original recipe serves 6 people. Rewrite the factor with a positive exponent.  →  </w:t>
+        <w:t>. The page is 6 inches wide. Rewrite (2/3)</w:t>
+      </w:r>
+      <w:r>
+        <w:rPr>
+          <w:b w:val="0"/>
+          <w:i w:val="0"/>
+          <w:color w:val="1A1A1A"/>
+          <w:sz w:val="21"/>
+          <w:vertAlign w:val="superscript"/>
+        </w:rPr>
+        <w:t>-4</w:t>
+      </w:r>
+      <w:r>
+        <w:rPr>
+          <w:b w:val="0"/>
+          <w:i w:val="0"/>
+          <w:color w:val="1A1A1A"/>
+          <w:sz w:val="21"/>
+        </w:rPr>
+        <w:t xml:space="preserve"> with a positive exponent.  →  </w:t>
       </w:r>
       <w:r>
         <w:drawing>
@@ -2415,7 +2434,7 @@
           <w:color w:val="6B6B6B"/>
           <w:sz w:val="20"/>
         </w:rPr>
-        <w:t xml:space="preserve">   The number of people it serves is not needed.</w:t>
+        <w:t xml:space="preserve">   The width of 6 inches is not needed.</w:t>
       </w:r>
       <w:r>
         <w:rPr>

--- a/a7/packages/A7 Unit 3 - Exponents and Scientific Notation/Teacher Editions/A7 3.05  Teacher Edition.docx
+++ b/a7/packages/A7 Unit 3 - Exponents and Scientific Notation/Teacher Editions/A7 3.05  Teacher Edition.docx
@@ -2353,50 +2353,12 @@
           <w:color w:val="1A1A1A"/>
           <w:sz w:val="21"/>
         </w:rPr>
-        <w:t>A copier shrinks a page to 2/3 size, 4 times in a row. To undo it, multiply by (2/3)</w:t>
-      </w:r>
-      <w:r>
-        <w:rPr>
-          <w:b w:val="0"/>
-          <w:i w:val="0"/>
-          <w:color w:val="1A1A1A"/>
-          <w:sz w:val="21"/>
-          <w:vertAlign w:val="superscript"/>
-        </w:rPr>
-        <w:t>-4</w:t>
-      </w:r>
-      <w:r>
-        <w:rPr>
-          <w:b w:val="0"/>
-          <w:i w:val="0"/>
-          <w:color w:val="1A1A1A"/>
-          <w:sz w:val="21"/>
-        </w:rPr>
-        <w:t>. The page is 6 inches wide. Rewrite (2/3)</w:t>
-      </w:r>
-      <w:r>
-        <w:rPr>
-          <w:b w:val="0"/>
-          <w:i w:val="0"/>
-          <w:color w:val="1A1A1A"/>
-          <w:sz w:val="21"/>
-          <w:vertAlign w:val="superscript"/>
-        </w:rPr>
-        <w:t>-4</w:t>
-      </w:r>
-      <w:r>
-        <w:rPr>
-          <w:b w:val="0"/>
-          <w:i w:val="0"/>
-          <w:color w:val="1A1A1A"/>
-          <w:sz w:val="21"/>
-        </w:rPr>
-        <w:t xml:space="preserve"> with a positive exponent.  →  </w:t>
+        <w:t xml:space="preserve">A copier is set to shrink a page to 2/3 of its size. A page 6 inches wide is copied 4 times in a row, each copy from the last. What fraction of the original page's size is the last copy?  →  </w:t>
       </w:r>
       <w:r>
         <w:drawing>
           <wp:inline xmlns:a="http://schemas.openxmlformats.org/drawingml/2006/main" xmlns:pic="http://schemas.openxmlformats.org/drawingml/2006/picture">
-            <wp:extent cx="274320" cy="216408"/>
+            <wp:extent cx="118872" cy="219456"/>
             <wp:docPr id="5" name="Picture 5"/>
             <wp:cNvGraphicFramePr>
               <a:graphicFrameLocks noChangeAspect="1"/>
@@ -2405,7 +2367,7 @@
               <a:graphicData uri="http://schemas.openxmlformats.org/drawingml/2006/picture">
                 <pic:pic>
                   <pic:nvPicPr>
-                    <pic:cNvPr id="0" name="cefc28a81707f6ca.png"/>
+                    <pic:cNvPr id="0" name="a77d5219d0c20afc.png"/>
                     <pic:cNvPicPr/>
                   </pic:nvPicPr>
                   <pic:blipFill>
@@ -2417,7 +2379,7 @@
                   <pic:spPr>
                     <a:xfrm>
                       <a:off x="0" y="0"/>
-                      <a:ext cx="274320" cy="216408"/>
+                      <a:ext cx="118872" cy="219456"/>
                     </a:xfrm>
                     <a:prstGeom prst="rect"/>
                   </pic:spPr>
@@ -2443,64 +2405,7 @@
           <w:color w:val="6B6B6B"/>
           <w:sz w:val="19"/>
         </w:rPr>
-        <w:t xml:space="preserve">   (2/3)</w:t>
-      </w:r>
-      <w:r>
-        <w:rPr>
-          <w:b w:val="0"/>
-          <w:i/>
-          <w:color w:val="6B6B6B"/>
-          <w:sz w:val="19"/>
-          <w:vertAlign w:val="superscript"/>
-        </w:rPr>
-        <w:t>4</w:t>
-      </w:r>
-      <w:r>
-        <w:rPr>
-          <w:b w:val="0"/>
-          <w:i/>
-          <w:color w:val="6B6B6B"/>
-          <w:sz w:val="19"/>
-        </w:rPr>
-        <w:t xml:space="preserve"> — the minus was dropped without flipping [8.NSO.1.3 negative exponent law]; −(3/2)</w:t>
-      </w:r>
-      <w:r>
-        <w:rPr>
-          <w:b w:val="0"/>
-          <w:i/>
-          <w:color w:val="6B6B6B"/>
-          <w:sz w:val="19"/>
-          <w:vertAlign w:val="superscript"/>
-        </w:rPr>
-        <w:t>4</w:t>
-      </w:r>
-      <w:r>
-        <w:rPr>
-          <w:b w:val="0"/>
-          <w:i/>
-          <w:color w:val="6B6B6B"/>
-          <w:sz w:val="19"/>
-        </w:rPr>
-        <w:t xml:space="preserve"> — negative exponent read as a negative value [B1G-M 8.NSO.1.3 task: −b vs b</w:t>
-      </w:r>
-      <w:r>
-        <w:rPr>
-          <w:b w:val="0"/>
-          <w:i/>
-          <w:color w:val="6B6B6B"/>
-          <w:sz w:val="19"/>
-          <w:vertAlign w:val="superscript"/>
-        </w:rPr>
-        <w:t>-1</w:t>
-      </w:r>
-      <w:r>
-        <w:rPr>
-          <w:b w:val="0"/>
-          <w:i/>
-          <w:color w:val="6B6B6B"/>
-          <w:sz w:val="19"/>
-        </w:rPr>
-        <w:t>]; anything built from 6 — the unneeded figure was used</w:t>
+        <w:t xml:space="preserve">   8/3 — the fraction was multiplied by 4 instead of raised [an exponent counts factors]; 2/81 or 16/3 — only one of numerator and denominator was raised [power of a quotient]; 81/16 — a positive exponent was flipped [8.NSO.1.3: only a negative exponent flips the base]; anything built from 6 — the unneeded figure was used</w:t>
       </w:r>
     </w:p>
     <w:p>
@@ -3674,26 +3579,7 @@
           <w:color w:val="1A1A1A"/>
           <w:sz w:val="20"/>
         </w:rPr>
-        <w:t>(2/3)</w:t>
-      </w:r>
-      <w:r>
-        <w:rPr>
-          <w:b w:val="0"/>
-          <w:i w:val="0"/>
-          <w:color w:val="1A1A1A"/>
-          <w:sz w:val="20"/>
-          <w:vertAlign w:val="superscript"/>
-        </w:rPr>
-        <w:t>4</w:t>
-      </w:r>
-      <w:r>
-        <w:rPr>
-          <w:b w:val="0"/>
-          <w:i w:val="0"/>
-          <w:color w:val="1A1A1A"/>
-          <w:sz w:val="20"/>
-        </w:rPr>
-        <w:t xml:space="preserve"> — the minus was dropped without flipping [8.NSO.1.3 negative exponent law]</w:t>
+        <w:t>8/3 — the fraction was multiplied by 4 instead of raised [an exponent counts factors]</w:t>
       </w:r>
     </w:p>
     <w:p>
